--- a/Projet_Final_GLSID2_HATTABI_Youness.docx
+++ b/Projet_Final_GLSID2_HATTABI_Youness.docx
@@ -1079,7 +1079,7 @@
           <w:r>
             <w:fldChar w:fldCharType="separate"/>
           </w:r>
-          <w:hyperlink w:anchor="_Toc218188065" w:history="1">
+          <w:hyperlink w:anchor="_Toc218615300" w:history="1">
             <w:r>
               <w:rPr>
                 <w:rStyle w:val="Lienhypertexte"/>
@@ -1106,7 +1106,7 @@
                 <w:noProof/>
                 <w:webHidden/>
               </w:rPr>
-              <w:instrText xml:space="preserve"> PAGEREF _Toc218188065 \h </w:instrText>
+              <w:instrText xml:space="preserve"> PAGEREF _Toc218615300 \h </w:instrText>
             </w:r>
             <w:r>
               <w:rPr>
@@ -1152,7 +1152,7 @@
               <w14:ligatures w14:val="standardContextual"/>
             </w:rPr>
           </w:pPr>
-          <w:hyperlink w:anchor="_Toc218188066" w:history="1">
+          <w:hyperlink w:anchor="_Toc218615301" w:history="1">
             <w:r>
               <w:rPr>
                 <w:rStyle w:val="Lienhypertexte"/>
@@ -1179,7 +1179,7 @@
                 <w:noProof/>
                 <w:webHidden/>
               </w:rPr>
-              <w:instrText xml:space="preserve"> PAGEREF _Toc218188066 \h </w:instrText>
+              <w:instrText xml:space="preserve"> PAGEREF _Toc218615301 \h </w:instrText>
             </w:r>
             <w:r>
               <w:rPr>
@@ -1225,7 +1225,7 @@
               <w14:ligatures w14:val="standardContextual"/>
             </w:rPr>
           </w:pPr>
-          <w:hyperlink w:anchor="_Toc218188067" w:history="1">
+          <w:hyperlink w:anchor="_Toc218615302" w:history="1">
             <w:r>
               <w:rPr>
                 <w:rStyle w:val="Lienhypertexte"/>
@@ -1252,7 +1252,7 @@
                 <w:noProof/>
                 <w:webHidden/>
               </w:rPr>
-              <w:instrText xml:space="preserve"> PAGEREF _Toc218188067 \h </w:instrText>
+              <w:instrText xml:space="preserve"> PAGEREF _Toc218615302 \h </w:instrText>
             </w:r>
             <w:r>
               <w:rPr>
@@ -1299,7 +1299,7 @@
               <w14:ligatures w14:val="standardContextual"/>
             </w:rPr>
           </w:pPr>
-          <w:hyperlink w:anchor="_Toc218188068" w:history="1">
+          <w:hyperlink w:anchor="_Toc218615303" w:history="1">
             <w:r>
               <w:rPr>
                 <w:rStyle w:val="Lienhypertexte"/>
@@ -1344,7 +1344,7 @@
                 <w:noProof/>
                 <w:webHidden/>
               </w:rPr>
-              <w:instrText xml:space="preserve"> PAGEREF _Toc218188068 \h </w:instrText>
+              <w:instrText xml:space="preserve"> PAGEREF _Toc218615303 \h </w:instrText>
             </w:r>
             <w:r>
               <w:rPr>
@@ -1391,7 +1391,7 @@
               <w14:ligatures w14:val="standardContextual"/>
             </w:rPr>
           </w:pPr>
-          <w:hyperlink w:anchor="_Toc218188069" w:history="1">
+          <w:hyperlink w:anchor="_Toc218615304" w:history="1">
             <w:r>
               <w:rPr>
                 <w:rStyle w:val="Lienhypertexte"/>
@@ -1436,7 +1436,7 @@
                 <w:noProof/>
                 <w:webHidden/>
               </w:rPr>
-              <w:instrText xml:space="preserve"> PAGEREF _Toc218188069 \h </w:instrText>
+              <w:instrText xml:space="preserve"> PAGEREF _Toc218615304 \h </w:instrText>
             </w:r>
             <w:r>
               <w:rPr>
@@ -1483,7 +1483,7 @@
               <w14:ligatures w14:val="standardContextual"/>
             </w:rPr>
           </w:pPr>
-          <w:hyperlink w:anchor="_Toc218188070" w:history="1">
+          <w:hyperlink w:anchor="_Toc218615305" w:history="1">
             <w:r>
               <w:rPr>
                 <w:rStyle w:val="Lienhypertexte"/>
@@ -1528,7 +1528,7 @@
                 <w:noProof/>
                 <w:webHidden/>
               </w:rPr>
-              <w:instrText xml:space="preserve"> PAGEREF _Toc218188070 \h </w:instrText>
+              <w:instrText xml:space="preserve"> PAGEREF _Toc218615305 \h </w:instrText>
             </w:r>
             <w:r>
               <w:rPr>
@@ -1575,7 +1575,7 @@
               <w14:ligatures w14:val="standardContextual"/>
             </w:rPr>
           </w:pPr>
-          <w:hyperlink w:anchor="_Toc218188071" w:history="1">
+          <w:hyperlink w:anchor="_Toc218615306" w:history="1">
             <w:r>
               <w:rPr>
                 <w:rStyle w:val="Lienhypertexte"/>
@@ -1620,7 +1620,7 @@
                 <w:noProof/>
                 <w:webHidden/>
               </w:rPr>
-              <w:instrText xml:space="preserve"> PAGEREF _Toc218188071 \h </w:instrText>
+              <w:instrText xml:space="preserve"> PAGEREF _Toc218615306 \h </w:instrText>
             </w:r>
             <w:r>
               <w:rPr>
@@ -1667,7 +1667,7 @@
               <w14:ligatures w14:val="standardContextual"/>
             </w:rPr>
           </w:pPr>
-          <w:hyperlink w:anchor="_Toc218188072" w:history="1">
+          <w:hyperlink w:anchor="_Toc218615307" w:history="1">
             <w:r>
               <w:rPr>
                 <w:rStyle w:val="Lienhypertexte"/>
@@ -1712,7 +1712,7 @@
                 <w:noProof/>
                 <w:webHidden/>
               </w:rPr>
-              <w:instrText xml:space="preserve"> PAGEREF _Toc218188072 \h </w:instrText>
+              <w:instrText xml:space="preserve"> PAGEREF _Toc218615307 \h </w:instrText>
             </w:r>
             <w:r>
               <w:rPr>
@@ -1759,7 +1759,7 @@
               <w14:ligatures w14:val="standardContextual"/>
             </w:rPr>
           </w:pPr>
-          <w:hyperlink w:anchor="_Toc218188073" w:history="1">
+          <w:hyperlink w:anchor="_Toc218615308" w:history="1">
             <w:r>
               <w:rPr>
                 <w:rStyle w:val="Lienhypertexte"/>
@@ -1804,7 +1804,7 @@
                 <w:noProof/>
                 <w:webHidden/>
               </w:rPr>
-              <w:instrText xml:space="preserve"> PAGEREF _Toc218188073 \h </w:instrText>
+              <w:instrText xml:space="preserve"> PAGEREF _Toc218615308 \h </w:instrText>
             </w:r>
             <w:r>
               <w:rPr>
@@ -1850,7 +1850,7 @@
               <w14:ligatures w14:val="standardContextual"/>
             </w:rPr>
           </w:pPr>
-          <w:hyperlink w:anchor="_Toc218188074" w:history="1">
+          <w:hyperlink w:anchor="_Toc218615309" w:history="1">
             <w:r>
               <w:rPr>
                 <w:rStyle w:val="Lienhypertexte"/>
@@ -1877,7 +1877,7 @@
                 <w:noProof/>
                 <w:webHidden/>
               </w:rPr>
-              <w:instrText xml:space="preserve"> PAGEREF _Toc218188074 \h </w:instrText>
+              <w:instrText xml:space="preserve"> PAGEREF _Toc218615309 \h </w:instrText>
             </w:r>
             <w:r>
               <w:rPr>
@@ -1923,7 +1923,7 @@
               <w14:ligatures w14:val="standardContextual"/>
             </w:rPr>
           </w:pPr>
-          <w:hyperlink w:anchor="_Toc218188075" w:history="1">
+          <w:hyperlink w:anchor="_Toc218615310" w:history="1">
             <w:r>
               <w:rPr>
                 <w:rStyle w:val="Lienhypertexte"/>
@@ -1950,7 +1950,7 @@
                 <w:noProof/>
                 <w:webHidden/>
               </w:rPr>
-              <w:instrText xml:space="preserve"> PAGEREF _Toc218188075 \h </w:instrText>
+              <w:instrText xml:space="preserve"> PAGEREF _Toc218615310 \h </w:instrText>
             </w:r>
             <w:r>
               <w:rPr>
@@ -1996,7 +1996,7 @@
               <w14:ligatures w14:val="standardContextual"/>
             </w:rPr>
           </w:pPr>
-          <w:hyperlink w:anchor="_Toc218188076" w:history="1">
+          <w:hyperlink w:anchor="_Toc218615311" w:history="1">
             <w:r>
               <w:rPr>
                 <w:rStyle w:val="Lienhypertexte"/>
@@ -2023,7 +2023,7 @@
                 <w:noProof/>
                 <w:webHidden/>
               </w:rPr>
-              <w:instrText xml:space="preserve"> PAGEREF _Toc218188076 \h </w:instrText>
+              <w:instrText xml:space="preserve"> PAGEREF _Toc218615311 \h </w:instrText>
             </w:r>
             <w:r>
               <w:rPr>
@@ -2070,7 +2070,7 @@
               <w14:ligatures w14:val="standardContextual"/>
             </w:rPr>
           </w:pPr>
-          <w:hyperlink w:anchor="_Toc218188077" w:history="1">
+          <w:hyperlink w:anchor="_Toc218615312" w:history="1">
             <w:r>
               <w:rPr>
                 <w:rStyle w:val="Lienhypertexte"/>
@@ -2115,7 +2115,7 @@
                 <w:noProof/>
                 <w:webHidden/>
               </w:rPr>
-              <w:instrText xml:space="preserve"> PAGEREF _Toc218188077 \h </w:instrText>
+              <w:instrText xml:space="preserve"> PAGEREF _Toc218615312 \h </w:instrText>
             </w:r>
             <w:r>
               <w:rPr>
@@ -2162,7 +2162,7 @@
               <w14:ligatures w14:val="standardContextual"/>
             </w:rPr>
           </w:pPr>
-          <w:hyperlink w:anchor="_Toc218188078" w:history="1">
+          <w:hyperlink w:anchor="_Toc218615313" w:history="1">
             <w:r>
               <w:rPr>
                 <w:rStyle w:val="Lienhypertexte"/>
@@ -2207,7 +2207,7 @@
                 <w:noProof/>
                 <w:webHidden/>
               </w:rPr>
-              <w:instrText xml:space="preserve"> PAGEREF _Toc218188078 \h </w:instrText>
+              <w:instrText xml:space="preserve"> PAGEREF _Toc218615313 \h </w:instrText>
             </w:r>
             <w:r>
               <w:rPr>
@@ -2254,7 +2254,7 @@
               <w14:ligatures w14:val="standardContextual"/>
             </w:rPr>
           </w:pPr>
-          <w:hyperlink w:anchor="_Toc218188079" w:history="1">
+          <w:hyperlink w:anchor="_Toc218615314" w:history="1">
             <w:r>
               <w:rPr>
                 <w:rStyle w:val="Lienhypertexte"/>
@@ -2299,7 +2299,7 @@
                 <w:noProof/>
                 <w:webHidden/>
               </w:rPr>
-              <w:instrText xml:space="preserve"> PAGEREF _Toc218188079 \h </w:instrText>
+              <w:instrText xml:space="preserve"> PAGEREF _Toc218615314 \h </w:instrText>
             </w:r>
             <w:r>
               <w:rPr>
@@ -2346,7 +2346,7 @@
               <w14:ligatures w14:val="standardContextual"/>
             </w:rPr>
           </w:pPr>
-          <w:hyperlink w:anchor="_Toc218188080" w:history="1">
+          <w:hyperlink w:anchor="_Toc218615315" w:history="1">
             <w:r>
               <w:rPr>
                 <w:rStyle w:val="Lienhypertexte"/>
@@ -2391,7 +2391,7 @@
                 <w:noProof/>
                 <w:webHidden/>
               </w:rPr>
-              <w:instrText xml:space="preserve"> PAGEREF _Toc218188080 \h </w:instrText>
+              <w:instrText xml:space="preserve"> PAGEREF _Toc218615315 \h </w:instrText>
             </w:r>
             <w:r>
               <w:rPr>
@@ -2438,7 +2438,7 @@
               <w14:ligatures w14:val="standardContextual"/>
             </w:rPr>
           </w:pPr>
-          <w:hyperlink w:anchor="_Toc218188081" w:history="1">
+          <w:hyperlink w:anchor="_Toc218615316" w:history="1">
             <w:r>
               <w:rPr>
                 <w:rStyle w:val="Lienhypertexte"/>
@@ -2483,7 +2483,7 @@
                 <w:noProof/>
                 <w:webHidden/>
               </w:rPr>
-              <w:instrText xml:space="preserve"> PAGEREF _Toc218188081 \h </w:instrText>
+              <w:instrText xml:space="preserve"> PAGEREF _Toc218615316 \h </w:instrText>
             </w:r>
             <w:r>
               <w:rPr>
@@ -2530,7 +2530,7 @@
               <w14:ligatures w14:val="standardContextual"/>
             </w:rPr>
           </w:pPr>
-          <w:hyperlink w:anchor="_Toc218188082" w:history="1">
+          <w:hyperlink w:anchor="_Toc218615317" w:history="1">
             <w:r>
               <w:rPr>
                 <w:rStyle w:val="Lienhypertexte"/>
@@ -2575,7 +2575,7 @@
                 <w:noProof/>
                 <w:webHidden/>
               </w:rPr>
-              <w:instrText xml:space="preserve"> PAGEREF _Toc218188082 \h </w:instrText>
+              <w:instrText xml:space="preserve"> PAGEREF _Toc218615317 \h </w:instrText>
             </w:r>
             <w:r>
               <w:rPr>
@@ -2622,7 +2622,7 @@
               <w14:ligatures w14:val="standardContextual"/>
             </w:rPr>
           </w:pPr>
-          <w:hyperlink w:anchor="_Toc218188083" w:history="1">
+          <w:hyperlink w:anchor="_Toc218615318" w:history="1">
             <w:r>
               <w:rPr>
                 <w:rStyle w:val="Lienhypertexte"/>
@@ -2667,7 +2667,7 @@
                 <w:noProof/>
                 <w:webHidden/>
               </w:rPr>
-              <w:instrText xml:space="preserve"> PAGEREF _Toc218188083 \h </w:instrText>
+              <w:instrText xml:space="preserve"> PAGEREF _Toc218615318 \h </w:instrText>
             </w:r>
             <w:r>
               <w:rPr>
@@ -2714,7 +2714,7 @@
               <w14:ligatures w14:val="standardContextual"/>
             </w:rPr>
           </w:pPr>
-          <w:hyperlink w:anchor="_Toc218188084" w:history="1">
+          <w:hyperlink w:anchor="_Toc218615319" w:history="1">
             <w:r>
               <w:rPr>
                 <w:rStyle w:val="Lienhypertexte"/>
@@ -2759,7 +2759,7 @@
                 <w:noProof/>
                 <w:webHidden/>
               </w:rPr>
-              <w:instrText xml:space="preserve"> PAGEREF _Toc218188084 \h </w:instrText>
+              <w:instrText xml:space="preserve"> PAGEREF _Toc218615319 \h </w:instrText>
             </w:r>
             <w:r>
               <w:rPr>
@@ -2805,7 +2805,7 @@
               <w14:ligatures w14:val="standardContextual"/>
             </w:rPr>
           </w:pPr>
-          <w:hyperlink w:anchor="_Toc218188085" w:history="1">
+          <w:hyperlink w:anchor="_Toc218615320" w:history="1">
             <w:r>
               <w:rPr>
                 <w:rStyle w:val="Lienhypertexte"/>
@@ -2832,7 +2832,7 @@
                 <w:noProof/>
                 <w:webHidden/>
               </w:rPr>
-              <w:instrText xml:space="preserve"> PAGEREF _Toc218188085 \h </w:instrText>
+              <w:instrText xml:space="preserve"> PAGEREF _Toc218615320 \h </w:instrText>
             </w:r>
             <w:r>
               <w:rPr>
@@ -2878,7 +2878,7 @@
               <w14:ligatures w14:val="standardContextual"/>
             </w:rPr>
           </w:pPr>
-          <w:hyperlink w:anchor="_Toc218188086" w:history="1">
+          <w:hyperlink w:anchor="_Toc218615321" w:history="1">
             <w:r>
               <w:rPr>
                 <w:rStyle w:val="Lienhypertexte"/>
@@ -2905,7 +2905,7 @@
                 <w:noProof/>
                 <w:webHidden/>
               </w:rPr>
-              <w:instrText xml:space="preserve"> PAGEREF _Toc218188086 \h </w:instrText>
+              <w:instrText xml:space="preserve"> PAGEREF _Toc218615321 \h </w:instrText>
             </w:r>
             <w:r>
               <w:rPr>
@@ -2951,7 +2951,7 @@
               <w14:ligatures w14:val="standardContextual"/>
             </w:rPr>
           </w:pPr>
-          <w:hyperlink w:anchor="_Toc218188087" w:history="1">
+          <w:hyperlink w:anchor="_Toc218615322" w:history="1">
             <w:r>
               <w:rPr>
                 <w:rStyle w:val="Lienhypertexte"/>
@@ -2978,7 +2978,7 @@
                 <w:noProof/>
                 <w:webHidden/>
               </w:rPr>
-              <w:instrText xml:space="preserve"> PAGEREF _Toc218188087 \h </w:instrText>
+              <w:instrText xml:space="preserve"> PAGEREF _Toc218615322 \h </w:instrText>
             </w:r>
             <w:r>
               <w:rPr>
@@ -3024,7 +3024,7 @@
               <w14:ligatures w14:val="standardContextual"/>
             </w:rPr>
           </w:pPr>
-          <w:hyperlink w:anchor="_Toc218188088" w:history="1">
+          <w:hyperlink w:anchor="_Toc218615323" w:history="1">
             <w:r>
               <w:rPr>
                 <w:rStyle w:val="Lienhypertexte"/>
@@ -3051,7 +3051,7 @@
                 <w:noProof/>
                 <w:webHidden/>
               </w:rPr>
-              <w:instrText xml:space="preserve"> PAGEREF _Toc218188088 \h </w:instrText>
+              <w:instrText xml:space="preserve"> PAGEREF _Toc218615323 \h </w:instrText>
             </w:r>
             <w:r>
               <w:rPr>
@@ -3097,7 +3097,7 @@
               <w14:ligatures w14:val="standardContextual"/>
             </w:rPr>
           </w:pPr>
-          <w:hyperlink w:anchor="_Toc218188089" w:history="1">
+          <w:hyperlink w:anchor="_Toc218615324" w:history="1">
             <w:r>
               <w:rPr>
                 <w:rStyle w:val="Lienhypertexte"/>
@@ -3124,7 +3124,7 @@
                 <w:noProof/>
                 <w:webHidden/>
               </w:rPr>
-              <w:instrText xml:space="preserve"> PAGEREF _Toc218188089 \h </w:instrText>
+              <w:instrText xml:space="preserve"> PAGEREF _Toc218615324 \h </w:instrText>
             </w:r>
             <w:r>
               <w:rPr>
@@ -3170,7 +3170,7 @@
               <w14:ligatures w14:val="standardContextual"/>
             </w:rPr>
           </w:pPr>
-          <w:hyperlink w:anchor="_Toc218188090" w:history="1">
+          <w:hyperlink w:anchor="_Toc218615325" w:history="1">
             <w:r>
               <w:rPr>
                 <w:rStyle w:val="Lienhypertexte"/>
@@ -3197,7 +3197,7 @@
                 <w:noProof/>
                 <w:webHidden/>
               </w:rPr>
-              <w:instrText xml:space="preserve"> PAGEREF _Toc218188090 \h </w:instrText>
+              <w:instrText xml:space="preserve"> PAGEREF _Toc218615325 \h </w:instrText>
             </w:r>
             <w:r>
               <w:rPr>
@@ -3244,7 +3244,7 @@
               <w14:ligatures w14:val="standardContextual"/>
             </w:rPr>
           </w:pPr>
-          <w:hyperlink w:anchor="_Toc218188091" w:history="1">
+          <w:hyperlink w:anchor="_Toc218615326" w:history="1">
             <w:r>
               <w:rPr>
                 <w:rStyle w:val="Lienhypertexte"/>
@@ -3289,7 +3289,7 @@
                 <w:noProof/>
                 <w:webHidden/>
               </w:rPr>
-              <w:instrText xml:space="preserve"> PAGEREF _Toc218188091 \h </w:instrText>
+              <w:instrText xml:space="preserve"> PAGEREF _Toc218615326 \h </w:instrText>
             </w:r>
             <w:r>
               <w:rPr>
@@ -3336,7 +3336,7 @@
               <w14:ligatures w14:val="standardContextual"/>
             </w:rPr>
           </w:pPr>
-          <w:hyperlink w:anchor="_Toc218188092" w:history="1">
+          <w:hyperlink w:anchor="_Toc218615327" w:history="1">
             <w:r>
               <w:rPr>
                 <w:rStyle w:val="Lienhypertexte"/>
@@ -3381,7 +3381,7 @@
                 <w:noProof/>
                 <w:webHidden/>
               </w:rPr>
-              <w:instrText xml:space="preserve"> PAGEREF _Toc218188092 \h </w:instrText>
+              <w:instrText xml:space="preserve"> PAGEREF _Toc218615327 \h </w:instrText>
             </w:r>
             <w:r>
               <w:rPr>
@@ -3428,7 +3428,7 @@
               <w14:ligatures w14:val="standardContextual"/>
             </w:rPr>
           </w:pPr>
-          <w:hyperlink w:anchor="_Toc218188093" w:history="1">
+          <w:hyperlink w:anchor="_Toc218615328" w:history="1">
             <w:r>
               <w:rPr>
                 <w:rStyle w:val="Lienhypertexte"/>
@@ -3473,7 +3473,7 @@
                 <w:noProof/>
                 <w:webHidden/>
               </w:rPr>
-              <w:instrText xml:space="preserve"> PAGEREF _Toc218188093 \h </w:instrText>
+              <w:instrText xml:space="preserve"> PAGEREF _Toc218615328 \h </w:instrText>
             </w:r>
             <w:r>
               <w:rPr>
@@ -3520,7 +3520,7 @@
               <w14:ligatures w14:val="standardContextual"/>
             </w:rPr>
           </w:pPr>
-          <w:hyperlink w:anchor="_Toc218188094" w:history="1">
+          <w:hyperlink w:anchor="_Toc218615329" w:history="1">
             <w:r>
               <w:rPr>
                 <w:rStyle w:val="Lienhypertexte"/>
@@ -3565,7 +3565,7 @@
                 <w:noProof/>
                 <w:webHidden/>
               </w:rPr>
-              <w:instrText xml:space="preserve"> PAGEREF _Toc218188094 \h </w:instrText>
+              <w:instrText xml:space="preserve"> PAGEREF _Toc218615329 \h </w:instrText>
             </w:r>
             <w:r>
               <w:rPr>
@@ -3611,7 +3611,7 @@
               <w14:ligatures w14:val="standardContextual"/>
             </w:rPr>
           </w:pPr>
-          <w:hyperlink w:anchor="_Toc218188095" w:history="1">
+          <w:hyperlink w:anchor="_Toc218615330" w:history="1">
             <w:r>
               <w:rPr>
                 <w:rStyle w:val="Lienhypertexte"/>
@@ -3638,7 +3638,7 @@
                 <w:noProof/>
                 <w:webHidden/>
               </w:rPr>
-              <w:instrText xml:space="preserve"> PAGEREF _Toc218188095 \h </w:instrText>
+              <w:instrText xml:space="preserve"> PAGEREF _Toc218615330 \h </w:instrText>
             </w:r>
             <w:r>
               <w:rPr>
@@ -3684,7 +3684,7 @@
               <w14:ligatures w14:val="standardContextual"/>
             </w:rPr>
           </w:pPr>
-          <w:hyperlink w:anchor="_Toc218188096" w:history="1">
+          <w:hyperlink w:anchor="_Toc218615331" w:history="1">
             <w:r>
               <w:rPr>
                 <w:rStyle w:val="Lienhypertexte"/>
@@ -3711,7 +3711,7 @@
                 <w:noProof/>
                 <w:webHidden/>
               </w:rPr>
-              <w:instrText xml:space="preserve"> PAGEREF _Toc218188096 \h </w:instrText>
+              <w:instrText xml:space="preserve"> PAGEREF _Toc218615331 \h </w:instrText>
             </w:r>
             <w:r>
               <w:rPr>
@@ -3757,7 +3757,7 @@
               <w14:ligatures w14:val="standardContextual"/>
             </w:rPr>
           </w:pPr>
-          <w:hyperlink w:anchor="_Toc218188097" w:history="1">
+          <w:hyperlink w:anchor="_Toc218615332" w:history="1">
             <w:r>
               <w:rPr>
                 <w:rStyle w:val="Lienhypertexte"/>
@@ -3784,7 +3784,7 @@
                 <w:noProof/>
                 <w:webHidden/>
               </w:rPr>
-              <w:instrText xml:space="preserve"> PAGEREF _Toc218188097 \h </w:instrText>
+              <w:instrText xml:space="preserve"> PAGEREF _Toc218615332 \h </w:instrText>
             </w:r>
             <w:r>
               <w:rPr>
@@ -3830,7 +3830,7 @@
               <w14:ligatures w14:val="standardContextual"/>
             </w:rPr>
           </w:pPr>
-          <w:hyperlink w:anchor="_Toc218188098" w:history="1">
+          <w:hyperlink w:anchor="_Toc218615333" w:history="1">
             <w:r>
               <w:rPr>
                 <w:rStyle w:val="Lienhypertexte"/>
@@ -3857,7 +3857,7 @@
                 <w:noProof/>
                 <w:webHidden/>
               </w:rPr>
-              <w:instrText xml:space="preserve"> PAGEREF _Toc218188098 \h </w:instrText>
+              <w:instrText xml:space="preserve"> PAGEREF _Toc218615333 \h </w:instrText>
             </w:r>
             <w:r>
               <w:rPr>
@@ -3925,7 +3925,7 @@
         <w:pStyle w:val="Titre"/>
         <w:spacing w:line="360" w:lineRule="auto"/>
       </w:pPr>
-      <w:bookmarkStart w:id="0" w:name="_Toc218188065"/>
+      <w:bookmarkStart w:id="0" w:name="_Toc218615300"/>
       <w:r>
         <w:t>Table des Figures</w:t>
       </w:r>
@@ -3955,13 +3955,13 @@
       <w:r>
         <w:fldChar w:fldCharType="separate"/>
       </w:r>
-      <w:hyperlink w:anchor="_Toc218188099" w:history="1">
+      <w:hyperlink w:anchor="_Toc218615334" w:history="1">
         <w:r>
           <w:rPr>
             <w:rStyle w:val="Lienhypertexte"/>
             <w:noProof/>
           </w:rPr>
-          <w:t>Figure 1</w:t>
+          <w:t xml:space="preserve">Figure 1 </w:t>
         </w:r>
         <w:r>
           <w:rPr>
@@ -3990,7 +3990,7 @@
             <w:noProof/>
             <w:webHidden/>
           </w:rPr>
-          <w:instrText xml:space="preserve"> PAGEREF _Toc218188099 \h </w:instrText>
+          <w:instrText xml:space="preserve"> PAGEREF _Toc218615334 \h </w:instrText>
         </w:r>
         <w:r>
           <w:rPr>
@@ -4036,7 +4036,7 @@
           <w14:ligatures w14:val="standardContextual"/>
         </w:rPr>
       </w:pPr>
-      <w:hyperlink w:anchor="_Toc218188100" w:history="1">
+      <w:hyperlink w:anchor="_Toc218615335" w:history="1">
         <w:r>
           <w:rPr>
             <w:rStyle w:val="Lienhypertexte"/>
@@ -4071,7 +4071,7 @@
             <w:noProof/>
             <w:webHidden/>
           </w:rPr>
-          <w:instrText xml:space="preserve"> PAGEREF _Toc218188100 \h </w:instrText>
+          <w:instrText xml:space="preserve"> PAGEREF _Toc218615335 \h </w:instrText>
         </w:r>
         <w:r>
           <w:rPr>
@@ -4117,7 +4117,7 @@
           <w14:ligatures w14:val="standardContextual"/>
         </w:rPr>
       </w:pPr>
-      <w:hyperlink w:anchor="_Toc218188101" w:history="1">
+      <w:hyperlink w:anchor="_Toc218615336" w:history="1">
         <w:r>
           <w:rPr>
             <w:rStyle w:val="Lienhypertexte"/>
@@ -4145,7 +4145,7 @@
             <w:noProof/>
             <w:webHidden/>
           </w:rPr>
-          <w:instrText xml:space="preserve"> PAGEREF _Toc218188101 \h </w:instrText>
+          <w:instrText xml:space="preserve"> PAGEREF _Toc218615336 \h </w:instrText>
         </w:r>
         <w:r>
           <w:rPr>
@@ -4191,7 +4191,7 @@
           <w14:ligatures w14:val="standardContextual"/>
         </w:rPr>
       </w:pPr>
-      <w:hyperlink w:anchor="_Toc218188102" w:history="1">
+      <w:hyperlink w:anchor="_Toc218615337" w:history="1">
         <w:r>
           <w:rPr>
             <w:rStyle w:val="Lienhypertexte"/>
@@ -4219,7 +4219,7 @@
             <w:noProof/>
             <w:webHidden/>
           </w:rPr>
-          <w:instrText xml:space="preserve"> PAGEREF _Toc218188102 \h </w:instrText>
+          <w:instrText xml:space="preserve"> PAGEREF _Toc218615337 \h </w:instrText>
         </w:r>
         <w:r>
           <w:rPr>
@@ -4265,7 +4265,7 @@
           <w14:ligatures w14:val="standardContextual"/>
         </w:rPr>
       </w:pPr>
-      <w:hyperlink w:anchor="_Toc218188103" w:history="1">
+      <w:hyperlink w:anchor="_Toc218615338" w:history="1">
         <w:r>
           <w:rPr>
             <w:rStyle w:val="Lienhypertexte"/>
@@ -4293,7 +4293,7 @@
             <w:noProof/>
             <w:webHidden/>
           </w:rPr>
-          <w:instrText xml:space="preserve"> PAGEREF _Toc218188103 \h </w:instrText>
+          <w:instrText xml:space="preserve"> PAGEREF _Toc218615338 \h </w:instrText>
         </w:r>
         <w:r>
           <w:rPr>
@@ -4339,21 +4339,13 @@
           <w14:ligatures w14:val="standardContextual"/>
         </w:rPr>
       </w:pPr>
-      <w:hyperlink w:anchor="_Toc218188104" w:history="1">
+      <w:hyperlink w:anchor="_Toc218615339" w:history="1">
         <w:r>
           <w:rPr>
             <w:rStyle w:val="Lienhypertexte"/>
             <w:noProof/>
           </w:rPr>
-          <w:t>Figure 6</w:t>
-        </w:r>
-        <w:r>
-          <w:rPr>
-            <w:rStyle w:val="Lienhypertexte"/>
-            <w:noProof/>
-            <w:lang w:val="en-US"/>
-          </w:rPr>
-          <w:t xml:space="preserve"> - Wazuh Dashboard</w:t>
+          <w:t>Figure 6 - Wazuh Dashboard</w:t>
         </w:r>
         <w:r>
           <w:rPr>
@@ -4374,7 +4366,7 @@
             <w:noProof/>
             <w:webHidden/>
           </w:rPr>
-          <w:instrText xml:space="preserve"> PAGEREF _Toc218188104 \h </w:instrText>
+          <w:instrText xml:space="preserve"> PAGEREF _Toc218615339 \h </w:instrText>
         </w:r>
         <w:r>
           <w:rPr>
@@ -4420,7 +4412,7 @@
           <w14:ligatures w14:val="standardContextual"/>
         </w:rPr>
       </w:pPr>
-      <w:hyperlink w:anchor="_Toc218188105" w:history="1">
+      <w:hyperlink w:anchor="_Toc218615340" w:history="1">
         <w:r>
           <w:rPr>
             <w:rStyle w:val="Lienhypertexte"/>
@@ -4447,7 +4439,7 @@
             <w:noProof/>
             <w:webHidden/>
           </w:rPr>
-          <w:instrText xml:space="preserve"> PAGEREF _Toc218188105 \h </w:instrText>
+          <w:instrText xml:space="preserve"> PAGEREF _Toc218615340 \h </w:instrText>
         </w:r>
         <w:r>
           <w:rPr>
@@ -4493,7 +4485,7 @@
           <w14:ligatures w14:val="standardContextual"/>
         </w:rPr>
       </w:pPr>
-      <w:hyperlink w:anchor="_Toc218188106" w:history="1">
+      <w:hyperlink w:anchor="_Toc218615341" w:history="1">
         <w:r>
           <w:rPr>
             <w:rStyle w:val="Lienhypertexte"/>
@@ -4520,7 +4512,7 @@
             <w:noProof/>
             <w:webHidden/>
           </w:rPr>
-          <w:instrText xml:space="preserve"> PAGEREF _Toc218188106 \h </w:instrText>
+          <w:instrText xml:space="preserve"> PAGEREF _Toc218615341 \h </w:instrText>
         </w:r>
         <w:r>
           <w:rPr>
@@ -4566,7 +4558,7 @@
           <w14:ligatures w14:val="standardContextual"/>
         </w:rPr>
       </w:pPr>
-      <w:hyperlink w:anchor="_Toc218188107" w:history="1">
+      <w:hyperlink w:anchor="_Toc218615342" w:history="1">
         <w:r>
           <w:rPr>
             <w:rStyle w:val="Lienhypertexte"/>
@@ -4593,7 +4585,7 @@
             <w:noProof/>
             <w:webHidden/>
           </w:rPr>
-          <w:instrText xml:space="preserve"> PAGEREF _Toc218188107 \h </w:instrText>
+          <w:instrText xml:space="preserve"> PAGEREF _Toc218615342 \h </w:instrText>
         </w:r>
         <w:r>
           <w:rPr>
@@ -4639,7 +4631,7 @@
           <w14:ligatures w14:val="standardContextual"/>
         </w:rPr>
       </w:pPr>
-      <w:hyperlink w:anchor="_Toc218188108" w:history="1">
+      <w:hyperlink w:anchor="_Toc218615343" w:history="1">
         <w:r>
           <w:rPr>
             <w:rStyle w:val="Lienhypertexte"/>
@@ -4666,7 +4658,7 @@
             <w:noProof/>
             <w:webHidden/>
           </w:rPr>
-          <w:instrText xml:space="preserve"> PAGEREF _Toc218188108 \h </w:instrText>
+          <w:instrText xml:space="preserve"> PAGEREF _Toc218615343 \h </w:instrText>
         </w:r>
         <w:r>
           <w:rPr>
@@ -4712,7 +4704,7 @@
           <w14:ligatures w14:val="standardContextual"/>
         </w:rPr>
       </w:pPr>
-      <w:hyperlink w:anchor="_Toc218188109" w:history="1">
+      <w:hyperlink w:anchor="_Toc218615344" w:history="1">
         <w:r>
           <w:rPr>
             <w:rStyle w:val="Lienhypertexte"/>
@@ -4739,7 +4731,7 @@
             <w:noProof/>
             <w:webHidden/>
           </w:rPr>
-          <w:instrText xml:space="preserve"> PAGEREF _Toc218188109 \h </w:instrText>
+          <w:instrText xml:space="preserve"> PAGEREF _Toc218615344 \h </w:instrText>
         </w:r>
         <w:r>
           <w:rPr>
@@ -4785,7 +4777,7 @@
           <w14:ligatures w14:val="standardContextual"/>
         </w:rPr>
       </w:pPr>
-      <w:hyperlink w:anchor="_Toc218188110" w:history="1">
+      <w:hyperlink w:anchor="_Toc218615345" w:history="1">
         <w:r>
           <w:rPr>
             <w:rStyle w:val="Lienhypertexte"/>
@@ -4813,7 +4805,7 @@
             <w:noProof/>
             <w:webHidden/>
           </w:rPr>
-          <w:instrText xml:space="preserve"> PAGEREF _Toc218188110 \h </w:instrText>
+          <w:instrText xml:space="preserve"> PAGEREF _Toc218615345 \h </w:instrText>
         </w:r>
         <w:r>
           <w:rPr>
@@ -4859,7 +4851,7 @@
           <w14:ligatures w14:val="standardContextual"/>
         </w:rPr>
       </w:pPr>
-      <w:hyperlink w:anchor="_Toc218188111" w:history="1">
+      <w:hyperlink w:anchor="_Toc218615346" w:history="1">
         <w:r>
           <w:rPr>
             <w:rStyle w:val="Lienhypertexte"/>
@@ -4886,7 +4878,7 @@
             <w:noProof/>
             <w:webHidden/>
           </w:rPr>
-          <w:instrText xml:space="preserve"> PAGEREF _Toc218188111 \h </w:instrText>
+          <w:instrText xml:space="preserve"> PAGEREF _Toc218615346 \h </w:instrText>
         </w:r>
         <w:r>
           <w:rPr>
@@ -4932,7 +4924,7 @@
           <w14:ligatures w14:val="standardContextual"/>
         </w:rPr>
       </w:pPr>
-      <w:hyperlink w:anchor="_Toc218188112" w:history="1">
+      <w:hyperlink w:anchor="_Toc218615347" w:history="1">
         <w:r>
           <w:rPr>
             <w:rStyle w:val="Lienhypertexte"/>
@@ -4959,7 +4951,7 @@
             <w:noProof/>
             <w:webHidden/>
           </w:rPr>
-          <w:instrText xml:space="preserve"> PAGEREF _Toc218188112 \h </w:instrText>
+          <w:instrText xml:space="preserve"> PAGEREF _Toc218615347 \h </w:instrText>
         </w:r>
         <w:r>
           <w:rPr>
@@ -5005,21 +4997,13 @@
           <w14:ligatures w14:val="standardContextual"/>
         </w:rPr>
       </w:pPr>
-      <w:hyperlink w:anchor="_Toc218188113" w:history="1">
+      <w:hyperlink w:anchor="_Toc218615348" w:history="1">
         <w:r>
           <w:rPr>
             <w:rStyle w:val="Lienhypertexte"/>
             <w:noProof/>
           </w:rPr>
-          <w:t>Figure 15</w:t>
-        </w:r>
-        <w:r>
-          <w:rPr>
-            <w:rStyle w:val="Lienhypertexte"/>
-            <w:noProof/>
-            <w:lang w:val="en-US"/>
-          </w:rPr>
-          <w:t xml:space="preserve"> - Échecs d’authentification sur Windows</w:t>
+          <w:t>Figure 15 - Échecs d’authentification sur Windows</w:t>
         </w:r>
         <w:r>
           <w:rPr>
@@ -5040,7 +5024,7 @@
             <w:noProof/>
             <w:webHidden/>
           </w:rPr>
-          <w:instrText xml:space="preserve"> PAGEREF _Toc218188113 \h </w:instrText>
+          <w:instrText xml:space="preserve"> PAGEREF _Toc218615348 \h </w:instrText>
         </w:r>
         <w:r>
           <w:rPr>
@@ -5086,21 +5070,13 @@
           <w14:ligatures w14:val="standardContextual"/>
         </w:rPr>
       </w:pPr>
-      <w:hyperlink w:anchor="_Toc218188114" w:history="1">
+      <w:hyperlink w:anchor="_Toc218615349" w:history="1">
         <w:r>
           <w:rPr>
             <w:rStyle w:val="Lienhypertexte"/>
             <w:noProof/>
           </w:rPr>
-          <w:t>Figure 16</w:t>
-        </w:r>
-        <w:r>
-          <w:rPr>
-            <w:rStyle w:val="Lienhypertexte"/>
-            <w:noProof/>
-            <w:lang w:val="en-US"/>
-          </w:rPr>
-          <w:t xml:space="preserve"> - Échecs d’authentification sur Windows</w:t>
+          <w:t>Figure 16 - Un nouveau compte a été créé.</w:t>
         </w:r>
         <w:r>
           <w:rPr>
@@ -5121,7 +5097,7 @@
             <w:noProof/>
             <w:webHidden/>
           </w:rPr>
-          <w:instrText xml:space="preserve"> PAGEREF _Toc218188114 \h </w:instrText>
+          <w:instrText xml:space="preserve"> PAGEREF _Toc218615349 \h </w:instrText>
         </w:r>
         <w:r>
           <w:rPr>
@@ -5174,7 +5150,7 @@
         <w:pStyle w:val="Titre"/>
         <w:spacing w:line="360" w:lineRule="auto"/>
       </w:pPr>
-      <w:bookmarkStart w:id="1" w:name="_Toc218188066"/>
+      <w:bookmarkStart w:id="1" w:name="_Toc218615301"/>
       <w:r>
         <w:t>Table des tableaux</w:t>
       </w:r>
@@ -5204,7 +5180,7 @@
       <w:r>
         <w:fldChar w:fldCharType="separate"/>
       </w:r>
-      <w:hyperlink w:anchor="_Toc218188115" w:history="1">
+      <w:hyperlink w:anchor="_Toc218615350" w:history="1">
         <w:r>
           <w:rPr>
             <w:rStyle w:val="Lienhypertexte"/>
@@ -5232,7 +5208,7 @@
             <w:noProof/>
             <w:webHidden/>
           </w:rPr>
-          <w:instrText xml:space="preserve"> PAGEREF _Toc218188115 \h </w:instrText>
+          <w:instrText xml:space="preserve"> PAGEREF _Toc218615350 \h </w:instrText>
         </w:r>
         <w:r>
           <w:rPr>
@@ -5278,7 +5254,7 @@
           <w14:ligatures w14:val="standardContextual"/>
         </w:rPr>
       </w:pPr>
-      <w:hyperlink w:anchor="_Toc218188116" w:history="1">
+      <w:hyperlink w:anchor="_Toc218615351" w:history="1">
         <w:r>
           <w:rPr>
             <w:rStyle w:val="Lienhypertexte"/>
@@ -5306,7 +5282,7 @@
             <w:noProof/>
             <w:webHidden/>
           </w:rPr>
-          <w:instrText xml:space="preserve"> PAGEREF _Toc218188116 \h </w:instrText>
+          <w:instrText xml:space="preserve"> PAGEREF _Toc218615351 \h </w:instrText>
         </w:r>
         <w:r>
           <w:rPr>
@@ -5352,7 +5328,7 @@
           <w14:ligatures w14:val="standardContextual"/>
         </w:rPr>
       </w:pPr>
-      <w:hyperlink w:anchor="_Toc218188117" w:history="1">
+      <w:hyperlink w:anchor="_Toc218615352" w:history="1">
         <w:r>
           <w:rPr>
             <w:rStyle w:val="Lienhypertexte"/>
@@ -5380,7 +5356,7 @@
             <w:noProof/>
             <w:webHidden/>
           </w:rPr>
-          <w:instrText xml:space="preserve"> PAGEREF _Toc218188117 \h </w:instrText>
+          <w:instrText xml:space="preserve"> PAGEREF _Toc218615352 \h </w:instrText>
         </w:r>
         <w:r>
           <w:rPr>
@@ -5426,7 +5402,7 @@
           <w14:ligatures w14:val="standardContextual"/>
         </w:rPr>
       </w:pPr>
-      <w:hyperlink w:anchor="_Toc218188118" w:history="1">
+      <w:hyperlink w:anchor="_Toc218615353" w:history="1">
         <w:r>
           <w:rPr>
             <w:rStyle w:val="Lienhypertexte"/>
@@ -5453,7 +5429,7 @@
             <w:noProof/>
             <w:webHidden/>
           </w:rPr>
-          <w:instrText xml:space="preserve"> PAGEREF _Toc218188118 \h </w:instrText>
+          <w:instrText xml:space="preserve"> PAGEREF _Toc218615353 \h </w:instrText>
         </w:r>
         <w:r>
           <w:rPr>
@@ -5515,7 +5491,7 @@
         <w:spacing w:line="360" w:lineRule="auto"/>
         <w:jc w:val="center"/>
       </w:pPr>
-      <w:bookmarkStart w:id="2" w:name="_Toc218188067"/>
+      <w:bookmarkStart w:id="2" w:name="_Toc218615302"/>
       <w:r>
         <w:t>Introduction</w:t>
       </w:r>
@@ -5650,10 +5626,10 @@
         <w:pStyle w:val="Titre"/>
         <w:numPr>
           <w:ilvl w:val="0"/>
-          <w:numId w:val="21"/>
+          <w:numId w:val="1"/>
         </w:numPr>
       </w:pPr>
-      <w:bookmarkStart w:id="3" w:name="_Toc218188068"/>
+      <w:bookmarkStart w:id="3" w:name="_Toc218615303"/>
       <w:r>
         <w:t>Architecture du laboratoire</w:t>
       </w:r>
@@ -5664,10 +5640,10 @@
         <w:pStyle w:val="Titre1"/>
         <w:numPr>
           <w:ilvl w:val="1"/>
-          <w:numId w:val="21"/>
+          <w:numId w:val="1"/>
         </w:numPr>
       </w:pPr>
-      <w:bookmarkStart w:id="4" w:name="_Toc218188069"/>
+      <w:bookmarkStart w:id="4" w:name="_Toc218615304"/>
       <w:r>
         <w:t>Diagramme d'architecture</w:t>
       </w:r>
@@ -5733,7 +5709,7 @@
         <w:pStyle w:val="Lgende"/>
         <w:jc w:val="center"/>
       </w:pPr>
-      <w:bookmarkStart w:id="5" w:name="_Toc218188099"/>
+      <w:bookmarkStart w:id="5" w:name="_Toc218615334"/>
       <w:r>
         <w:t xml:space="preserve">Figure </w:t>
       </w:r>
@@ -5745,6 +5721,12 @@
           <w:t>1</w:t>
         </w:r>
       </w:fldSimple>
+      <w:r>
+        <w:rPr>
+          <w:noProof/>
+        </w:rPr>
+        <w:t xml:space="preserve"> </w:t>
+      </w:r>
       <w:r>
         <w:rPr>
           <w:lang w:val="en-US"/>
@@ -5758,10 +5740,10 @@
         <w:pStyle w:val="Titre1"/>
         <w:numPr>
           <w:ilvl w:val="1"/>
-          <w:numId w:val="21"/>
+          <w:numId w:val="1"/>
         </w:numPr>
       </w:pPr>
-      <w:bookmarkStart w:id="6" w:name="_Toc218188070"/>
+      <w:bookmarkStart w:id="6" w:name="_Toc218615305"/>
       <w:r>
         <w:t>Description des Composants</w:t>
       </w:r>
@@ -5787,7 +5769,7 @@
         <w:pStyle w:val="Paragraphedeliste"/>
         <w:numPr>
           <w:ilvl w:val="0"/>
-          <w:numId w:val="22"/>
+          <w:numId w:val="2"/>
         </w:numPr>
         <w:spacing w:line="360" w:lineRule="auto"/>
       </w:pPr>
@@ -5800,7 +5782,7 @@
         <w:pStyle w:val="Paragraphedeliste"/>
         <w:numPr>
           <w:ilvl w:val="0"/>
-          <w:numId w:val="22"/>
+          <w:numId w:val="2"/>
         </w:numPr>
         <w:spacing w:line="360" w:lineRule="auto"/>
       </w:pPr>
@@ -5813,7 +5795,7 @@
         <w:pStyle w:val="Paragraphedeliste"/>
         <w:numPr>
           <w:ilvl w:val="0"/>
-          <w:numId w:val="23"/>
+          <w:numId w:val="3"/>
         </w:numPr>
         <w:spacing w:line="360" w:lineRule="auto"/>
       </w:pPr>
@@ -5826,7 +5808,7 @@
         <w:pStyle w:val="Paragraphedeliste"/>
         <w:numPr>
           <w:ilvl w:val="0"/>
-          <w:numId w:val="23"/>
+          <w:numId w:val="3"/>
         </w:numPr>
         <w:spacing w:line="360" w:lineRule="auto"/>
       </w:pPr>
@@ -5847,7 +5829,7 @@
         <w:pStyle w:val="Paragraphedeliste"/>
         <w:numPr>
           <w:ilvl w:val="0"/>
-          <w:numId w:val="23"/>
+          <w:numId w:val="3"/>
         </w:numPr>
         <w:spacing w:line="360" w:lineRule="auto"/>
       </w:pPr>
@@ -5875,7 +5857,7 @@
         <w:pStyle w:val="Paragraphedeliste"/>
         <w:numPr>
           <w:ilvl w:val="0"/>
-          <w:numId w:val="40"/>
+          <w:numId w:val="16"/>
         </w:numPr>
         <w:spacing w:line="360" w:lineRule="auto"/>
       </w:pPr>
@@ -5888,7 +5870,7 @@
         <w:pStyle w:val="Paragraphedeliste"/>
         <w:numPr>
           <w:ilvl w:val="0"/>
-          <w:numId w:val="40"/>
+          <w:numId w:val="16"/>
         </w:numPr>
         <w:spacing w:line="360" w:lineRule="auto"/>
       </w:pPr>
@@ -5916,7 +5898,7 @@
         <w:pStyle w:val="Paragraphedeliste"/>
         <w:numPr>
           <w:ilvl w:val="0"/>
-          <w:numId w:val="25"/>
+          <w:numId w:val="4"/>
         </w:numPr>
         <w:spacing w:line="360" w:lineRule="auto"/>
       </w:pPr>
@@ -5929,7 +5911,7 @@
         <w:pStyle w:val="Paragraphedeliste"/>
         <w:numPr>
           <w:ilvl w:val="0"/>
-          <w:numId w:val="25"/>
+          <w:numId w:val="4"/>
         </w:numPr>
         <w:spacing w:line="360" w:lineRule="auto"/>
       </w:pPr>
@@ -5943,7 +5925,7 @@
         <w:pStyle w:val="Paragraphedeliste"/>
         <w:numPr>
           <w:ilvl w:val="0"/>
-          <w:numId w:val="25"/>
+          <w:numId w:val="4"/>
         </w:numPr>
         <w:spacing w:line="360" w:lineRule="auto"/>
       </w:pPr>
@@ -5971,7 +5953,7 @@
         <w:pStyle w:val="Paragraphedeliste"/>
         <w:numPr>
           <w:ilvl w:val="0"/>
-          <w:numId w:val="26"/>
+          <w:numId w:val="5"/>
         </w:numPr>
         <w:spacing w:line="360" w:lineRule="auto"/>
       </w:pPr>
@@ -5984,7 +5966,7 @@
         <w:pStyle w:val="Paragraphedeliste"/>
         <w:numPr>
           <w:ilvl w:val="0"/>
-          <w:numId w:val="26"/>
+          <w:numId w:val="5"/>
         </w:numPr>
         <w:spacing w:line="360" w:lineRule="auto"/>
       </w:pPr>
@@ -6021,7 +6003,7 @@
         <w:pStyle w:val="Paragraphedeliste"/>
         <w:numPr>
           <w:ilvl w:val="0"/>
-          <w:numId w:val="27"/>
+          <w:numId w:val="6"/>
         </w:numPr>
         <w:spacing w:line="360" w:lineRule="auto"/>
       </w:pPr>
@@ -6034,7 +6016,7 @@
         <w:pStyle w:val="Paragraphedeliste"/>
         <w:numPr>
           <w:ilvl w:val="0"/>
-          <w:numId w:val="27"/>
+          <w:numId w:val="6"/>
         </w:numPr>
         <w:spacing w:line="360" w:lineRule="auto"/>
       </w:pPr>
@@ -6062,7 +6044,7 @@
         <w:pStyle w:val="Paragraphedeliste"/>
         <w:numPr>
           <w:ilvl w:val="0"/>
-          <w:numId w:val="28"/>
+          <w:numId w:val="7"/>
         </w:numPr>
         <w:spacing w:line="360" w:lineRule="auto"/>
       </w:pPr>
@@ -6075,7 +6057,7 @@
         <w:pStyle w:val="Paragraphedeliste"/>
         <w:numPr>
           <w:ilvl w:val="0"/>
-          <w:numId w:val="28"/>
+          <w:numId w:val="7"/>
         </w:numPr>
         <w:spacing w:line="360" w:lineRule="auto"/>
       </w:pPr>
@@ -6119,7 +6101,7 @@
         <w:pStyle w:val="Paragraphedeliste"/>
         <w:numPr>
           <w:ilvl w:val="0"/>
-          <w:numId w:val="29"/>
+          <w:numId w:val="8"/>
         </w:numPr>
         <w:spacing w:line="360" w:lineRule="auto"/>
       </w:pPr>
@@ -6132,7 +6114,7 @@
         <w:pStyle w:val="Paragraphedeliste"/>
         <w:numPr>
           <w:ilvl w:val="0"/>
-          <w:numId w:val="29"/>
+          <w:numId w:val="8"/>
         </w:numPr>
         <w:spacing w:line="360" w:lineRule="auto"/>
       </w:pPr>
@@ -6145,7 +6127,7 @@
         <w:pStyle w:val="Paragraphedeliste"/>
         <w:numPr>
           <w:ilvl w:val="0"/>
-          <w:numId w:val="29"/>
+          <w:numId w:val="8"/>
         </w:numPr>
         <w:spacing w:line="360" w:lineRule="auto"/>
       </w:pPr>
@@ -6158,7 +6140,7 @@
         <w:pStyle w:val="Paragraphedeliste"/>
         <w:numPr>
           <w:ilvl w:val="0"/>
-          <w:numId w:val="30"/>
+          <w:numId w:val="9"/>
         </w:numPr>
         <w:spacing w:line="360" w:lineRule="auto"/>
       </w:pPr>
@@ -6176,7 +6158,7 @@
         <w:pStyle w:val="Paragraphedeliste"/>
         <w:numPr>
           <w:ilvl w:val="0"/>
-          <w:numId w:val="30"/>
+          <w:numId w:val="9"/>
         </w:numPr>
         <w:spacing w:line="360" w:lineRule="auto"/>
         <w:rPr>
@@ -6203,7 +6185,7 @@
         <w:pStyle w:val="Paragraphedeliste"/>
         <w:numPr>
           <w:ilvl w:val="0"/>
-          <w:numId w:val="30"/>
+          <w:numId w:val="9"/>
         </w:numPr>
         <w:spacing w:line="360" w:lineRule="auto"/>
         <w:rPr>
@@ -6244,7 +6226,7 @@
         <w:pStyle w:val="Paragraphedeliste"/>
         <w:numPr>
           <w:ilvl w:val="0"/>
-          <w:numId w:val="31"/>
+          <w:numId w:val="10"/>
         </w:numPr>
         <w:spacing w:line="360" w:lineRule="auto"/>
       </w:pPr>
@@ -6257,7 +6239,7 @@
         <w:pStyle w:val="Paragraphedeliste"/>
         <w:numPr>
           <w:ilvl w:val="0"/>
-          <w:numId w:val="31"/>
+          <w:numId w:val="10"/>
         </w:numPr>
         <w:spacing w:line="360" w:lineRule="auto"/>
       </w:pPr>
@@ -6285,7 +6267,7 @@
         <w:pStyle w:val="Paragraphedeliste"/>
         <w:numPr>
           <w:ilvl w:val="0"/>
-          <w:numId w:val="32"/>
+          <w:numId w:val="11"/>
         </w:numPr>
         <w:spacing w:line="360" w:lineRule="auto"/>
       </w:pPr>
@@ -6298,7 +6280,7 @@
         <w:pStyle w:val="Paragraphedeliste"/>
         <w:numPr>
           <w:ilvl w:val="0"/>
-          <w:numId w:val="32"/>
+          <w:numId w:val="11"/>
         </w:numPr>
         <w:spacing w:line="360" w:lineRule="auto"/>
       </w:pPr>
@@ -6319,7 +6301,7 @@
         <w:pStyle w:val="Paragraphedeliste"/>
         <w:numPr>
           <w:ilvl w:val="0"/>
-          <w:numId w:val="32"/>
+          <w:numId w:val="11"/>
         </w:numPr>
         <w:spacing w:line="360" w:lineRule="auto"/>
       </w:pPr>
@@ -6332,7 +6314,7 @@
         <w:pStyle w:val="Paragraphedeliste"/>
         <w:numPr>
           <w:ilvl w:val="0"/>
-          <w:numId w:val="32"/>
+          <w:numId w:val="11"/>
         </w:numPr>
         <w:spacing w:line="360" w:lineRule="auto"/>
       </w:pPr>
@@ -6363,7 +6345,7 @@
         <w:pStyle w:val="Paragraphedeliste"/>
         <w:numPr>
           <w:ilvl w:val="0"/>
-          <w:numId w:val="33"/>
+          <w:numId w:val="12"/>
         </w:numPr>
         <w:spacing w:line="360" w:lineRule="auto"/>
       </w:pPr>
@@ -6376,7 +6358,7 @@
         <w:pStyle w:val="Paragraphedeliste"/>
         <w:numPr>
           <w:ilvl w:val="0"/>
-          <w:numId w:val="33"/>
+          <w:numId w:val="12"/>
         </w:numPr>
         <w:spacing w:line="360" w:lineRule="auto"/>
       </w:pPr>
@@ -6397,7 +6379,7 @@
         <w:pStyle w:val="Paragraphedeliste"/>
         <w:numPr>
           <w:ilvl w:val="0"/>
-          <w:numId w:val="33"/>
+          <w:numId w:val="12"/>
         </w:numPr>
         <w:spacing w:line="360" w:lineRule="auto"/>
       </w:pPr>
@@ -6410,7 +6392,7 @@
         <w:pStyle w:val="Paragraphedeliste"/>
         <w:numPr>
           <w:ilvl w:val="0"/>
-          <w:numId w:val="33"/>
+          <w:numId w:val="12"/>
         </w:numPr>
         <w:spacing w:line="360" w:lineRule="auto"/>
       </w:pPr>
@@ -6438,7 +6420,7 @@
         <w:pStyle w:val="Paragraphedeliste"/>
         <w:numPr>
           <w:ilvl w:val="0"/>
-          <w:numId w:val="34"/>
+          <w:numId w:val="13"/>
         </w:numPr>
         <w:spacing w:line="360" w:lineRule="auto"/>
       </w:pPr>
@@ -6459,7 +6441,7 @@
         <w:pStyle w:val="Paragraphedeliste"/>
         <w:numPr>
           <w:ilvl w:val="0"/>
-          <w:numId w:val="34"/>
+          <w:numId w:val="13"/>
         </w:numPr>
         <w:spacing w:line="360" w:lineRule="auto"/>
       </w:pPr>
@@ -6472,7 +6454,7 @@
         <w:pStyle w:val="Paragraphedeliste"/>
         <w:numPr>
           <w:ilvl w:val="0"/>
-          <w:numId w:val="35"/>
+          <w:numId w:val="14"/>
         </w:numPr>
         <w:spacing w:line="360" w:lineRule="auto"/>
       </w:pPr>
@@ -6485,7 +6467,7 @@
         <w:pStyle w:val="Paragraphedeliste"/>
         <w:numPr>
           <w:ilvl w:val="0"/>
-          <w:numId w:val="35"/>
+          <w:numId w:val="14"/>
         </w:numPr>
         <w:spacing w:line="360" w:lineRule="auto"/>
       </w:pPr>
@@ -6506,7 +6488,7 @@
         <w:pStyle w:val="Paragraphedeliste"/>
         <w:numPr>
           <w:ilvl w:val="0"/>
-          <w:numId w:val="35"/>
+          <w:numId w:val="14"/>
         </w:numPr>
         <w:spacing w:line="360" w:lineRule="auto"/>
       </w:pPr>
@@ -6519,7 +6501,7 @@
         <w:pStyle w:val="Paragraphedeliste"/>
         <w:numPr>
           <w:ilvl w:val="0"/>
-          <w:numId w:val="36"/>
+          <w:numId w:val="15"/>
         </w:numPr>
         <w:spacing w:line="360" w:lineRule="auto"/>
       </w:pPr>
@@ -6532,10 +6514,10 @@
         <w:pStyle w:val="Titre"/>
         <w:numPr>
           <w:ilvl w:val="0"/>
-          <w:numId w:val="21"/>
+          <w:numId w:val="1"/>
         </w:numPr>
       </w:pPr>
-      <w:bookmarkStart w:id="7" w:name="_Toc218188071"/>
+      <w:bookmarkStart w:id="7" w:name="_Toc218615306"/>
       <w:r>
         <w:t>Configuration AWS</w:t>
       </w:r>
@@ -6546,10 +6528,10 @@
         <w:pStyle w:val="Titre1"/>
         <w:numPr>
           <w:ilvl w:val="1"/>
-          <w:numId w:val="21"/>
+          <w:numId w:val="1"/>
         </w:numPr>
       </w:pPr>
-      <w:bookmarkStart w:id="8" w:name="_Toc218188072"/>
+      <w:bookmarkStart w:id="8" w:name="_Toc218615307"/>
       <w:r>
         <w:t>Instances EC2</w:t>
       </w:r>
@@ -6606,7 +6588,7 @@
         <w:pStyle w:val="Lgende"/>
         <w:jc w:val="center"/>
       </w:pPr>
-      <w:bookmarkStart w:id="9" w:name="_Toc218188100"/>
+      <w:bookmarkStart w:id="9" w:name="_Toc218615335"/>
       <w:r>
         <w:t xml:space="preserve">Figure </w:t>
       </w:r>
@@ -6631,10 +6613,10 @@
         <w:pStyle w:val="Titre1"/>
         <w:numPr>
           <w:ilvl w:val="1"/>
-          <w:numId w:val="21"/>
+          <w:numId w:val="1"/>
         </w:numPr>
       </w:pPr>
-      <w:bookmarkStart w:id="10" w:name="_Toc218188073"/>
+      <w:bookmarkStart w:id="10" w:name="_Toc218615308"/>
       <w:r>
         <w:t>Configuration des Security Groups</w:t>
       </w:r>
@@ -6645,7 +6627,7 @@
         <w:pStyle w:val="Titre2"/>
         <w:spacing w:line="360" w:lineRule="auto"/>
       </w:pPr>
-      <w:bookmarkStart w:id="11" w:name="_Toc218188074"/>
+      <w:bookmarkStart w:id="11" w:name="_Toc218615309"/>
       <w:proofErr w:type="spellStart"/>
       <w:r>
         <w:t>Wazuh</w:t>
@@ -6710,7 +6692,7 @@
           <w:lang w:val="en-US"/>
         </w:rPr>
       </w:pPr>
-      <w:bookmarkStart w:id="12" w:name="_Toc218188101"/>
+      <w:bookmarkStart w:id="12" w:name="_Toc218615336"/>
       <w:r>
         <w:rPr>
           <w:lang w:val="en-US"/>
@@ -6764,7 +6746,7 @@
           <w:lang w:val="en-US"/>
         </w:rPr>
       </w:pPr>
-      <w:bookmarkStart w:id="13" w:name="_Toc218188115"/>
+      <w:bookmarkStart w:id="13" w:name="_Toc218615350"/>
       <w:r>
         <w:rPr>
           <w:lang w:val="en-US"/>
@@ -7449,7 +7431,7 @@
         <w:pStyle w:val="Titre2"/>
         <w:spacing w:line="360" w:lineRule="auto"/>
       </w:pPr>
-      <w:bookmarkStart w:id="14" w:name="_Toc218188075"/>
+      <w:bookmarkStart w:id="14" w:name="_Toc218615310"/>
       <w:r>
         <w:t>Linux Server Security Group :</w:t>
       </w:r>
@@ -7509,7 +7491,7 @@
           <w:lang w:val="en-US"/>
         </w:rPr>
       </w:pPr>
-      <w:bookmarkStart w:id="15" w:name="_Toc218188102"/>
+      <w:bookmarkStart w:id="15" w:name="_Toc218615337"/>
       <w:r>
         <w:rPr>
           <w:lang w:val="en-US"/>
@@ -7555,7 +7537,7 @@
           <w:lang w:val="en-US"/>
         </w:rPr>
       </w:pPr>
-      <w:bookmarkStart w:id="16" w:name="_Toc218188116"/>
+      <w:bookmarkStart w:id="16" w:name="_Toc218615351"/>
       <w:r>
         <w:rPr>
           <w:lang w:val="en-US"/>
@@ -7863,7 +7845,7 @@
         <w:pStyle w:val="Titre2"/>
         <w:spacing w:line="360" w:lineRule="auto"/>
       </w:pPr>
-      <w:bookmarkStart w:id="17" w:name="_Toc218188076"/>
+      <w:bookmarkStart w:id="17" w:name="_Toc218615311"/>
       <w:r>
         <w:t>Windows Server Security Group :</w:t>
       </w:r>
@@ -7923,7 +7905,7 @@
           <w:lang w:val="en-US"/>
         </w:rPr>
       </w:pPr>
-      <w:bookmarkStart w:id="18" w:name="_Toc218188103"/>
+      <w:bookmarkStart w:id="18" w:name="_Toc218615338"/>
       <w:r>
         <w:rPr>
           <w:lang w:val="en-US"/>
@@ -7969,7 +7951,7 @@
           <w:lang w:val="en-US"/>
         </w:rPr>
       </w:pPr>
-      <w:bookmarkStart w:id="19" w:name="_Toc218188117"/>
+      <w:bookmarkStart w:id="19" w:name="_Toc218615352"/>
       <w:r>
         <w:rPr>
           <w:lang w:val="en-US"/>
@@ -8278,11 +8260,11 @@
         <w:pStyle w:val="Titre"/>
         <w:numPr>
           <w:ilvl w:val="0"/>
-          <w:numId w:val="21"/>
+          <w:numId w:val="1"/>
         </w:numPr>
         <w:spacing w:line="360" w:lineRule="auto"/>
       </w:pPr>
-      <w:bookmarkStart w:id="20" w:name="_Toc218188077"/>
+      <w:bookmarkStart w:id="20" w:name="_Toc218615312"/>
       <w:proofErr w:type="spellStart"/>
       <w:r>
         <w:t>Wazuh</w:t>
@@ -8344,7 +8326,7 @@
         <w:pStyle w:val="Lgende"/>
         <w:jc w:val="center"/>
       </w:pPr>
-      <w:bookmarkStart w:id="21" w:name="_Toc218188104"/>
+      <w:bookmarkStart w:id="21" w:name="_Toc218615339"/>
       <w:r>
         <w:t xml:space="preserve">Figure </w:t>
       </w:r>
@@ -8407,7 +8389,7 @@
         <w:pStyle w:val="Paragraphedeliste"/>
         <w:numPr>
           <w:ilvl w:val="0"/>
-          <w:numId w:val="41"/>
+          <w:numId w:val="17"/>
         </w:numPr>
         <w:spacing w:line="360" w:lineRule="auto"/>
         <w:jc w:val="both"/>
@@ -8429,7 +8411,7 @@
         <w:pStyle w:val="Paragraphedeliste"/>
         <w:numPr>
           <w:ilvl w:val="0"/>
-          <w:numId w:val="41"/>
+          <w:numId w:val="17"/>
         </w:numPr>
         <w:spacing w:line="360" w:lineRule="auto"/>
         <w:jc w:val="both"/>
@@ -8451,7 +8433,7 @@
         <w:pStyle w:val="Paragraphedeliste"/>
         <w:numPr>
           <w:ilvl w:val="0"/>
-          <w:numId w:val="42"/>
+          <w:numId w:val="18"/>
         </w:numPr>
         <w:spacing w:line="360" w:lineRule="auto"/>
         <w:jc w:val="both"/>
@@ -8471,7 +8453,7 @@
         <w:pStyle w:val="Paragraphedeliste"/>
         <w:numPr>
           <w:ilvl w:val="0"/>
-          <w:numId w:val="42"/>
+          <w:numId w:val="18"/>
         </w:numPr>
         <w:spacing w:line="360" w:lineRule="auto"/>
         <w:jc w:val="both"/>
@@ -8491,7 +8473,7 @@
         <w:pStyle w:val="Paragraphedeliste"/>
         <w:numPr>
           <w:ilvl w:val="0"/>
-          <w:numId w:val="43"/>
+          <w:numId w:val="19"/>
         </w:numPr>
         <w:spacing w:line="360" w:lineRule="auto"/>
         <w:jc w:val="both"/>
@@ -8505,7 +8487,7 @@
         <w:pStyle w:val="Paragraphedeliste"/>
         <w:numPr>
           <w:ilvl w:val="0"/>
-          <w:numId w:val="44"/>
+          <w:numId w:val="20"/>
         </w:numPr>
         <w:spacing w:line="360" w:lineRule="auto"/>
         <w:jc w:val="both"/>
@@ -8527,7 +8509,7 @@
         <w:pStyle w:val="Paragraphedeliste"/>
         <w:numPr>
           <w:ilvl w:val="0"/>
-          <w:numId w:val="44"/>
+          <w:numId w:val="20"/>
         </w:numPr>
         <w:spacing w:line="360" w:lineRule="auto"/>
         <w:jc w:val="both"/>
@@ -8539,153 +8521,153 @@
     <w:p>
       <w:pPr>
         <w:pStyle w:val="Titre"/>
+        <w:numPr>
+          <w:ilvl w:val="0"/>
+          <w:numId w:val="1"/>
+        </w:numPr>
+      </w:pPr>
+      <w:bookmarkStart w:id="22" w:name="_Toc218615313"/>
+      <w:r>
+        <w:lastRenderedPageBreak/>
+        <w:t>Analyse SIEM vs EDR</w:t>
+      </w:r>
+      <w:bookmarkEnd w:id="22"/>
+    </w:p>
+    <w:p>
+      <w:pPr>
+        <w:pStyle w:val="Titre1"/>
+        <w:numPr>
+          <w:ilvl w:val="1"/>
+          <w:numId w:val="1"/>
+        </w:numPr>
+      </w:pPr>
+      <w:bookmarkStart w:id="23" w:name="_Toc218615314"/>
+      <w:r>
+        <w:t>Définitions :</w:t>
+      </w:r>
+      <w:bookmarkEnd w:id="23"/>
+    </w:p>
+    <w:p>
+      <w:pPr>
+        <w:rPr>
+          <w:b/>
+          <w:bCs/>
+          <w:lang w:val="en-US"/>
+        </w:rPr>
+      </w:pPr>
+      <w:r>
+        <w:rPr>
+          <w:b/>
+          <w:bCs/>
+          <w:lang w:val="en-US"/>
+        </w:rPr>
+        <w:t>SIEM (Security Information and Event Management)</w:t>
+      </w:r>
+    </w:p>
+    <w:p>
+      <w:pPr>
+        <w:pStyle w:val="Paragraphedeliste"/>
         <w:numPr>
           <w:ilvl w:val="0"/>
           <w:numId w:val="21"/>
         </w:numPr>
-      </w:pPr>
-      <w:bookmarkStart w:id="22" w:name="_Toc218188078"/>
-      <w:r>
-        <w:lastRenderedPageBreak/>
-        <w:t>Analyse SIEM vs EDR</w:t>
-      </w:r>
-      <w:bookmarkEnd w:id="22"/>
+        <w:spacing w:line="360" w:lineRule="auto"/>
+      </w:pPr>
+      <w:r>
+        <w:t>Centralise les journaux et événements de sécurité provenant de différents systèmes</w:t>
+      </w:r>
+    </w:p>
+    <w:p>
+      <w:pPr>
+        <w:pStyle w:val="Paragraphedeliste"/>
+        <w:numPr>
+          <w:ilvl w:val="0"/>
+          <w:numId w:val="21"/>
+        </w:numPr>
+        <w:spacing w:line="360" w:lineRule="auto"/>
+      </w:pPr>
+      <w:r>
+        <w:t>Analyser et corréler ces événements pour détecter les comportements suspects</w:t>
+      </w:r>
+    </w:p>
+    <w:p>
+      <w:pPr>
+        <w:pStyle w:val="Paragraphedeliste"/>
+        <w:numPr>
+          <w:ilvl w:val="0"/>
+          <w:numId w:val="21"/>
+        </w:numPr>
+        <w:spacing w:line="360" w:lineRule="auto"/>
+      </w:pPr>
+      <w:r>
+        <w:t>Permet la visualisation, l’alerte et l’investigation via des tableaux de bord</w:t>
+      </w:r>
+    </w:p>
+    <w:p>
+      <w:pPr>
+        <w:rPr>
+          <w:b/>
+          <w:bCs/>
+          <w:lang w:val="en-US"/>
+        </w:rPr>
+      </w:pPr>
+      <w:r>
+        <w:rPr>
+          <w:b/>
+          <w:bCs/>
+          <w:lang w:val="en-US"/>
+        </w:rPr>
+        <w:t>Endpoint Detection and Response (EDR)</w:t>
+      </w:r>
+    </w:p>
+    <w:p>
+      <w:pPr>
+        <w:pStyle w:val="Paragraphedeliste"/>
+        <w:numPr>
+          <w:ilvl w:val="0"/>
+          <w:numId w:val="22"/>
+        </w:numPr>
+        <w:spacing w:line="360" w:lineRule="auto"/>
+      </w:pPr>
+      <w:r>
+        <w:t>Se concentre sur la surveillance des points de terminaison en temps réel</w:t>
+      </w:r>
+    </w:p>
+    <w:p>
+      <w:pPr>
+        <w:pStyle w:val="Paragraphedeliste"/>
+        <w:numPr>
+          <w:ilvl w:val="0"/>
+          <w:numId w:val="22"/>
+        </w:numPr>
+        <w:spacing w:line="360" w:lineRule="auto"/>
+      </w:pPr>
+      <w:r>
+        <w:t>Détecte les comportements anormaux au niveau du système (processus, fichiers, connexions)</w:t>
+      </w:r>
+    </w:p>
+    <w:p>
+      <w:pPr>
+        <w:pStyle w:val="Paragraphedeliste"/>
+        <w:numPr>
+          <w:ilvl w:val="0"/>
+          <w:numId w:val="22"/>
+        </w:numPr>
+        <w:spacing w:line="360" w:lineRule="auto"/>
+      </w:pPr>
+      <w:r>
+        <w:t>Fournit une visibilité détaillée des activités locales d’un hôte</w:t>
+      </w:r>
     </w:p>
     <w:p>
       <w:pPr>
         <w:pStyle w:val="Titre1"/>
         <w:numPr>
           <w:ilvl w:val="1"/>
-          <w:numId w:val="21"/>
+          <w:numId w:val="1"/>
         </w:numPr>
       </w:pPr>
-      <w:bookmarkStart w:id="23" w:name="_Toc218188079"/>
-      <w:r>
-        <w:t>Définitions :</w:t>
-      </w:r>
-      <w:bookmarkEnd w:id="23"/>
-    </w:p>
-    <w:p>
-      <w:pPr>
-        <w:rPr>
-          <w:b/>
-          <w:bCs/>
-          <w:lang w:val="en-US"/>
-        </w:rPr>
-      </w:pPr>
-      <w:r>
-        <w:rPr>
-          <w:b/>
-          <w:bCs/>
-          <w:lang w:val="en-US"/>
-        </w:rPr>
-        <w:t>SIEM (Security Information and Event Management)</w:t>
-      </w:r>
-    </w:p>
-    <w:p>
-      <w:pPr>
-        <w:pStyle w:val="Paragraphedeliste"/>
-        <w:numPr>
-          <w:ilvl w:val="0"/>
-          <w:numId w:val="45"/>
-        </w:numPr>
-        <w:spacing w:line="360" w:lineRule="auto"/>
-      </w:pPr>
-      <w:r>
-        <w:t>Centralise les journaux et événements de sécurité provenant de différents systèmes</w:t>
-      </w:r>
-    </w:p>
-    <w:p>
-      <w:pPr>
-        <w:pStyle w:val="Paragraphedeliste"/>
-        <w:numPr>
-          <w:ilvl w:val="0"/>
-          <w:numId w:val="45"/>
-        </w:numPr>
-        <w:spacing w:line="360" w:lineRule="auto"/>
-      </w:pPr>
-      <w:r>
-        <w:t>Analyser et corréler ces événements pour détecter les comportements suspects</w:t>
-      </w:r>
-    </w:p>
-    <w:p>
-      <w:pPr>
-        <w:pStyle w:val="Paragraphedeliste"/>
-        <w:numPr>
-          <w:ilvl w:val="0"/>
-          <w:numId w:val="45"/>
-        </w:numPr>
-        <w:spacing w:line="360" w:lineRule="auto"/>
-      </w:pPr>
-      <w:r>
-        <w:t>Permet la visualisation, l’alerte et l’investigation via des tableaux de bord</w:t>
-      </w:r>
-    </w:p>
-    <w:p>
-      <w:pPr>
-        <w:rPr>
-          <w:b/>
-          <w:bCs/>
-          <w:lang w:val="en-US"/>
-        </w:rPr>
-      </w:pPr>
-      <w:r>
-        <w:rPr>
-          <w:b/>
-          <w:bCs/>
-          <w:lang w:val="en-US"/>
-        </w:rPr>
-        <w:t>Endpoint Detection and Response (EDR)</w:t>
-      </w:r>
-    </w:p>
-    <w:p>
-      <w:pPr>
-        <w:pStyle w:val="Paragraphedeliste"/>
-        <w:numPr>
-          <w:ilvl w:val="0"/>
-          <w:numId w:val="46"/>
-        </w:numPr>
-        <w:spacing w:line="360" w:lineRule="auto"/>
-      </w:pPr>
-      <w:r>
-        <w:t>Se concentre sur la surveillance des points de terminaison en temps réel</w:t>
-      </w:r>
-    </w:p>
-    <w:p>
-      <w:pPr>
-        <w:pStyle w:val="Paragraphedeliste"/>
-        <w:numPr>
-          <w:ilvl w:val="0"/>
-          <w:numId w:val="46"/>
-        </w:numPr>
-        <w:spacing w:line="360" w:lineRule="auto"/>
-      </w:pPr>
-      <w:r>
-        <w:t>Détecte les comportements anormaux au niveau du système (processus, fichiers, connexions)</w:t>
-      </w:r>
-    </w:p>
-    <w:p>
-      <w:pPr>
-        <w:pStyle w:val="Paragraphedeliste"/>
-        <w:numPr>
-          <w:ilvl w:val="0"/>
-          <w:numId w:val="46"/>
-        </w:numPr>
-        <w:spacing w:line="360" w:lineRule="auto"/>
-      </w:pPr>
-      <w:r>
-        <w:t>Fournit une visibilité détaillée des activités locales d’un hôte</w:t>
-      </w:r>
-    </w:p>
-    <w:p>
-      <w:pPr>
-        <w:pStyle w:val="Titre1"/>
-        <w:numPr>
-          <w:ilvl w:val="1"/>
-          <w:numId w:val="21"/>
-        </w:numPr>
-      </w:pPr>
-      <w:bookmarkStart w:id="24" w:name="_Toc218188080"/>
+      <w:bookmarkStart w:id="24" w:name="_Toc218615315"/>
       <w:r>
         <w:t>Comparaison entre SIEM &amp; EDR</w:t>
       </w:r>
@@ -8697,7 +8679,7 @@
         <w:keepNext/>
         <w:jc w:val="center"/>
       </w:pPr>
-      <w:bookmarkStart w:id="25" w:name="_Toc218188118"/>
+      <w:bookmarkStart w:id="25" w:name="_Toc218615353"/>
       <w:r>
         <w:t xml:space="preserve">Tableau </w:t>
       </w:r>
@@ -9002,11 +8984,11 @@
         <w:pStyle w:val="Titre1"/>
         <w:numPr>
           <w:ilvl w:val="1"/>
-          <w:numId w:val="21"/>
+          <w:numId w:val="1"/>
         </w:numPr>
         <w:spacing w:before="0"/>
       </w:pPr>
-      <w:bookmarkStart w:id="26" w:name="_Toc218188081"/>
+      <w:bookmarkStart w:id="26" w:name="_Toc218615316"/>
       <w:r>
         <w:t xml:space="preserve">Implémentation dans </w:t>
       </w:r>
@@ -9022,7 +9004,7 @@
         <w:pStyle w:val="Paragraphedeliste"/>
         <w:numPr>
           <w:ilvl w:val="0"/>
-          <w:numId w:val="47"/>
+          <w:numId w:val="23"/>
         </w:numPr>
         <w:spacing w:line="360" w:lineRule="auto"/>
         <w:rPr>
@@ -9052,7 +9034,7 @@
         <w:pStyle w:val="Paragraphedeliste"/>
         <w:numPr>
           <w:ilvl w:val="0"/>
-          <w:numId w:val="47"/>
+          <w:numId w:val="23"/>
         </w:numPr>
         <w:spacing w:line="360" w:lineRule="auto"/>
         <w:rPr>
@@ -9089,7 +9071,7 @@
         <w:pStyle w:val="Paragraphedeliste"/>
         <w:numPr>
           <w:ilvl w:val="0"/>
-          <w:numId w:val="48"/>
+          <w:numId w:val="24"/>
         </w:numPr>
         <w:spacing w:line="360" w:lineRule="auto"/>
       </w:pPr>
@@ -9102,7 +9084,7 @@
         <w:pStyle w:val="Paragraphedeliste"/>
         <w:numPr>
           <w:ilvl w:val="0"/>
-          <w:numId w:val="48"/>
+          <w:numId w:val="24"/>
         </w:numPr>
         <w:spacing w:line="360" w:lineRule="auto"/>
       </w:pPr>
@@ -9115,7 +9097,7 @@
         <w:pStyle w:val="Paragraphedeliste"/>
         <w:numPr>
           <w:ilvl w:val="0"/>
-          <w:numId w:val="49"/>
+          <w:numId w:val="25"/>
         </w:numPr>
         <w:rPr>
           <w:b/>
@@ -9151,7 +9133,7 @@
         <w:pStyle w:val="Paragraphedeliste"/>
         <w:numPr>
           <w:ilvl w:val="0"/>
-          <w:numId w:val="50"/>
+          <w:numId w:val="26"/>
         </w:numPr>
         <w:spacing w:line="360" w:lineRule="auto"/>
       </w:pPr>
@@ -9165,7 +9147,7 @@
         <w:pStyle w:val="Paragraphedeliste"/>
         <w:numPr>
           <w:ilvl w:val="0"/>
-          <w:numId w:val="50"/>
+          <w:numId w:val="26"/>
         </w:numPr>
         <w:spacing w:line="360" w:lineRule="auto"/>
       </w:pPr>
@@ -9178,7 +9160,7 @@
         <w:pStyle w:val="Paragraphedeliste"/>
         <w:numPr>
           <w:ilvl w:val="0"/>
-          <w:numId w:val="50"/>
+          <w:numId w:val="26"/>
         </w:numPr>
         <w:spacing w:line="360" w:lineRule="auto"/>
       </w:pPr>
@@ -9191,10 +9173,10 @@
         <w:pStyle w:val="Titre"/>
         <w:numPr>
           <w:ilvl w:val="0"/>
-          <w:numId w:val="21"/>
+          <w:numId w:val="1"/>
         </w:numPr>
       </w:pPr>
-      <w:bookmarkStart w:id="27" w:name="_Toc218188082"/>
+      <w:bookmarkStart w:id="27" w:name="_Toc218615317"/>
       <w:r>
         <w:t>IAM/PAM &amp; Scénarios d’événements à générer</w:t>
       </w:r>
@@ -9205,10 +9187,10 @@
         <w:pStyle w:val="Titre1"/>
         <w:numPr>
           <w:ilvl w:val="1"/>
-          <w:numId w:val="21"/>
+          <w:numId w:val="1"/>
         </w:numPr>
       </w:pPr>
-      <w:bookmarkStart w:id="28" w:name="_Toc218188083"/>
+      <w:bookmarkStart w:id="28" w:name="_Toc218615318"/>
       <w:r>
         <w:t>Définitions :</w:t>
       </w:r>
@@ -9235,7 +9217,7 @@
         <w:pStyle w:val="Paragraphedeliste"/>
         <w:numPr>
           <w:ilvl w:val="0"/>
-          <w:numId w:val="52"/>
+          <w:numId w:val="27"/>
         </w:numPr>
       </w:pPr>
       <w:r>
@@ -9247,7 +9229,7 @@
         <w:pStyle w:val="Paragraphedeliste"/>
         <w:numPr>
           <w:ilvl w:val="0"/>
-          <w:numId w:val="52"/>
+          <w:numId w:val="27"/>
         </w:numPr>
       </w:pPr>
       <w:r>
@@ -9275,7 +9257,7 @@
         <w:pStyle w:val="Paragraphedeliste"/>
         <w:numPr>
           <w:ilvl w:val="0"/>
-          <w:numId w:val="53"/>
+          <w:numId w:val="28"/>
         </w:numPr>
       </w:pPr>
       <w:r>
@@ -9287,7 +9269,7 @@
         <w:pStyle w:val="Paragraphedeliste"/>
         <w:numPr>
           <w:ilvl w:val="0"/>
-          <w:numId w:val="53"/>
+          <w:numId w:val="28"/>
         </w:numPr>
       </w:pPr>
       <w:r>
@@ -9299,10 +9281,10 @@
         <w:pStyle w:val="Titre1"/>
         <w:numPr>
           <w:ilvl w:val="1"/>
-          <w:numId w:val="21"/>
+          <w:numId w:val="1"/>
         </w:numPr>
       </w:pPr>
-      <w:bookmarkStart w:id="29" w:name="_Toc218188084"/>
+      <w:bookmarkStart w:id="29" w:name="_Toc218615319"/>
       <w:r>
         <w:t xml:space="preserve">Scénarios de sécurité réalisés dans le </w:t>
       </w:r>
@@ -9318,7 +9300,7 @@
         <w:pStyle w:val="Titre2"/>
         <w:ind w:left="360"/>
       </w:pPr>
-      <w:bookmarkStart w:id="30" w:name="_Toc218188085"/>
+      <w:bookmarkStart w:id="30" w:name="_Toc218615320"/>
       <w:r>
         <w:t>Côté Linux :</w:t>
       </w:r>
@@ -9332,7 +9314,7 @@
       <w:r>
         <w:tab/>
       </w:r>
-      <w:bookmarkStart w:id="31" w:name="_Toc218188086"/>
+      <w:bookmarkStart w:id="31" w:name="_Toc218615321"/>
       <w:r>
         <w:t>Echecs d’authentification SSH</w:t>
       </w:r>
@@ -9389,7 +9371,7 @@
         <w:pStyle w:val="Lgende"/>
         <w:jc w:val="center"/>
       </w:pPr>
-      <w:bookmarkStart w:id="32" w:name="_Toc218188105"/>
+      <w:bookmarkStart w:id="32" w:name="_Toc218615340"/>
       <w:r>
         <w:t xml:space="preserve">Figure </w:t>
       </w:r>
@@ -9469,7 +9451,7 @@
         <w:pStyle w:val="Lgende"/>
         <w:jc w:val="center"/>
       </w:pPr>
-      <w:bookmarkStart w:id="33" w:name="_Toc218188106"/>
+      <w:bookmarkStart w:id="33" w:name="_Toc218615341"/>
       <w:r>
         <w:t xml:space="preserve">Figure </w:t>
       </w:r>
@@ -9498,7 +9480,7 @@
         <w:lastRenderedPageBreak/>
         <w:tab/>
       </w:r>
-      <w:bookmarkStart w:id="34" w:name="_Toc218188087"/>
+      <w:bookmarkStart w:id="34" w:name="_Toc218615322"/>
       <w:r>
         <w:t>Élévation de privilèges</w:t>
       </w:r>
@@ -9555,7 +9537,7 @@
         <w:pStyle w:val="Lgende"/>
         <w:jc w:val="center"/>
       </w:pPr>
-      <w:bookmarkStart w:id="35" w:name="_Toc218188107"/>
+      <w:bookmarkStart w:id="35" w:name="_Toc218615342"/>
       <w:r>
         <w:t xml:space="preserve">Figure </w:t>
       </w:r>
@@ -9643,7 +9625,7 @@
         <w:pStyle w:val="Lgende"/>
         <w:jc w:val="center"/>
       </w:pPr>
-      <w:bookmarkStart w:id="36" w:name="_Toc218188108"/>
+      <w:bookmarkStart w:id="36" w:name="_Toc218615343"/>
       <w:r>
         <w:t xml:space="preserve">Figure </w:t>
       </w:r>
@@ -9672,7 +9654,7 @@
       <w:pPr>
         <w:pStyle w:val="Titre2"/>
       </w:pPr>
-      <w:bookmarkStart w:id="37" w:name="_Toc218188088"/>
+      <w:bookmarkStart w:id="37" w:name="_Toc218615323"/>
       <w:r>
         <w:t>Côté Windows :</w:t>
       </w:r>
@@ -9686,7 +9668,7 @@
       <w:r>
         <w:tab/>
       </w:r>
-      <w:bookmarkStart w:id="38" w:name="_Toc218188089"/>
+      <w:bookmarkStart w:id="38" w:name="_Toc218615324"/>
       <w:r>
         <w:t>Échecs de connexion</w:t>
       </w:r>
@@ -9743,7 +9725,7 @@
         <w:pStyle w:val="Lgende"/>
         <w:jc w:val="center"/>
       </w:pPr>
-      <w:bookmarkStart w:id="39" w:name="_Toc218188109"/>
+      <w:bookmarkStart w:id="39" w:name="_Toc218615344"/>
       <w:r>
         <w:t xml:space="preserve">Figure </w:t>
       </w:r>
@@ -9814,7 +9796,7 @@
           <w:lang w:val="en-US"/>
         </w:rPr>
       </w:pPr>
-      <w:bookmarkStart w:id="40" w:name="_Toc218188110"/>
+      <w:bookmarkStart w:id="40" w:name="_Toc218615345"/>
       <w:r>
         <w:rPr>
           <w:lang w:val="en-US"/>
@@ -9877,7 +9859,7 @@
         <w:lastRenderedPageBreak/>
         <w:tab/>
       </w:r>
-      <w:bookmarkStart w:id="41" w:name="_Toc218188090"/>
+      <w:bookmarkStart w:id="41" w:name="_Toc218615325"/>
       <w:r>
         <w:t>Création d’un utilisateur local</w:t>
       </w:r>
@@ -9934,7 +9916,7 @@
         <w:pStyle w:val="Lgende"/>
         <w:jc w:val="center"/>
       </w:pPr>
-      <w:bookmarkStart w:id="42" w:name="_Toc218188111"/>
+      <w:bookmarkStart w:id="42" w:name="_Toc218615346"/>
       <w:r>
         <w:t xml:space="preserve">Figure </w:t>
       </w:r>
@@ -9956,10 +9938,10 @@
         <w:pStyle w:val="Titre"/>
         <w:numPr>
           <w:ilvl w:val="0"/>
-          <w:numId w:val="21"/>
+          <w:numId w:val="1"/>
         </w:numPr>
       </w:pPr>
-      <w:bookmarkStart w:id="43" w:name="_Toc218188091"/>
+      <w:bookmarkStart w:id="43" w:name="_Toc218615326"/>
       <w:proofErr w:type="spellStart"/>
       <w:r>
         <w:t>Threat</w:t>
@@ -9975,10 +9957,10 @@
         <w:pStyle w:val="Titre1"/>
         <w:numPr>
           <w:ilvl w:val="1"/>
-          <w:numId w:val="21"/>
+          <w:numId w:val="1"/>
         </w:numPr>
       </w:pPr>
-      <w:bookmarkStart w:id="44" w:name="_Toc218188092"/>
+      <w:bookmarkStart w:id="44" w:name="_Toc218615327"/>
       <w:r>
         <w:t xml:space="preserve">Principe de </w:t>
       </w:r>
@@ -9997,7 +9979,7 @@
         <w:pStyle w:val="Paragraphedeliste"/>
         <w:numPr>
           <w:ilvl w:val="0"/>
-          <w:numId w:val="54"/>
+          <w:numId w:val="29"/>
         </w:numPr>
         <w:spacing w:line="360" w:lineRule="auto"/>
         <w:rPr>
@@ -10018,7 +10000,7 @@
         <w:pStyle w:val="Paragraphedeliste"/>
         <w:numPr>
           <w:ilvl w:val="0"/>
-          <w:numId w:val="54"/>
+          <w:numId w:val="29"/>
         </w:numPr>
         <w:spacing w:line="360" w:lineRule="auto"/>
         <w:rPr>
@@ -10039,7 +10021,7 @@
         <w:pStyle w:val="Paragraphedeliste"/>
         <w:numPr>
           <w:ilvl w:val="0"/>
-          <w:numId w:val="54"/>
+          <w:numId w:val="29"/>
         </w:numPr>
         <w:spacing w:line="360" w:lineRule="auto"/>
         <w:rPr>
@@ -10060,7 +10042,7 @@
         <w:pStyle w:val="Paragraphedeliste"/>
         <w:numPr>
           <w:ilvl w:val="0"/>
-          <w:numId w:val="54"/>
+          <w:numId w:val="29"/>
         </w:numPr>
         <w:spacing w:line="360" w:lineRule="auto"/>
         <w:rPr>
@@ -10081,10 +10063,10 @@
         <w:pStyle w:val="Titre1"/>
         <w:numPr>
           <w:ilvl w:val="1"/>
-          <w:numId w:val="21"/>
+          <w:numId w:val="1"/>
         </w:numPr>
       </w:pPr>
-      <w:bookmarkStart w:id="45" w:name="_Toc218188093"/>
+      <w:bookmarkStart w:id="45" w:name="_Toc218615328"/>
       <w:proofErr w:type="spellStart"/>
       <w:r>
         <w:t>Threat</w:t>
@@ -10108,7 +10090,7 @@
         <w:pStyle w:val="NormalWeb"/>
         <w:numPr>
           <w:ilvl w:val="0"/>
-          <w:numId w:val="56"/>
+          <w:numId w:val="30"/>
         </w:numPr>
         <w:spacing w:after="0" w:afterAutospacing="0" w:line="360" w:lineRule="auto"/>
         <w:rPr>
@@ -10147,7 +10129,7 @@
         <w:pStyle w:val="NormalWeb"/>
         <w:numPr>
           <w:ilvl w:val="0"/>
-          <w:numId w:val="56"/>
+          <w:numId w:val="30"/>
         </w:numPr>
         <w:spacing w:after="0" w:afterAutospacing="0" w:line="360" w:lineRule="auto"/>
         <w:rPr>
@@ -10188,7 +10170,7 @@
         <w:pStyle w:val="NormalWeb"/>
         <w:numPr>
           <w:ilvl w:val="0"/>
-          <w:numId w:val="56"/>
+          <w:numId w:val="30"/>
         </w:numPr>
         <w:spacing w:after="0" w:afterAutospacing="0" w:line="360" w:lineRule="auto"/>
         <w:rPr>
@@ -10211,7 +10193,7 @@
         <w:pStyle w:val="NormalWeb"/>
         <w:numPr>
           <w:ilvl w:val="0"/>
-          <w:numId w:val="57"/>
+          <w:numId w:val="31"/>
         </w:numPr>
         <w:spacing w:before="0" w:beforeAutospacing="0" w:line="360" w:lineRule="auto"/>
         <w:rPr>
@@ -10230,7 +10212,7 @@
         <w:pStyle w:val="NormalWeb"/>
         <w:numPr>
           <w:ilvl w:val="0"/>
-          <w:numId w:val="57"/>
+          <w:numId w:val="31"/>
         </w:numPr>
         <w:spacing w:before="0" w:beforeAutospacing="0" w:line="360" w:lineRule="auto"/>
         <w:rPr>
@@ -10249,7 +10231,7 @@
         <w:pStyle w:val="NormalWeb"/>
         <w:numPr>
           <w:ilvl w:val="0"/>
-          <w:numId w:val="57"/>
+          <w:numId w:val="31"/>
         </w:numPr>
         <w:spacing w:before="0" w:beforeAutospacing="0" w:line="360" w:lineRule="auto"/>
         <w:rPr>
@@ -10268,10 +10250,10 @@
         <w:pStyle w:val="Titre1"/>
         <w:numPr>
           <w:ilvl w:val="1"/>
-          <w:numId w:val="21"/>
+          <w:numId w:val="1"/>
         </w:numPr>
       </w:pPr>
-      <w:bookmarkStart w:id="46" w:name="_Toc218188094"/>
+      <w:bookmarkStart w:id="46" w:name="_Toc218615329"/>
       <w:r>
         <w:lastRenderedPageBreak/>
         <w:t xml:space="preserve">Requêtes de </w:t>
@@ -10300,7 +10282,7 @@
         <w:spacing w:line="360" w:lineRule="auto"/>
         <w:ind w:left="708"/>
       </w:pPr>
-      <w:bookmarkStart w:id="47" w:name="_Toc218188095"/>
+      <w:bookmarkStart w:id="47" w:name="_Toc218615330"/>
       <w:r>
         <w:t>Tentatives d’authentification échouées sur Linux</w:t>
       </w:r>
@@ -10360,7 +10342,7 @@
         <w:pStyle w:val="Lgende"/>
         <w:jc w:val="center"/>
       </w:pPr>
-      <w:bookmarkStart w:id="48" w:name="_Toc218188112"/>
+      <w:bookmarkStart w:id="48" w:name="_Toc218615347"/>
       <w:r>
         <w:t xml:space="preserve">Figure </w:t>
       </w:r>
@@ -10386,7 +10368,7 @@
       <w:r>
         <w:tab/>
       </w:r>
-      <w:bookmarkStart w:id="49" w:name="_Toc218188096"/>
+      <w:bookmarkStart w:id="49" w:name="_Toc218615331"/>
       <w:r>
         <w:t>Échecs d’authentification sur Windows</w:t>
       </w:r>
@@ -10446,7 +10428,7 @@
         <w:pStyle w:val="Lgende"/>
         <w:jc w:val="center"/>
       </w:pPr>
-      <w:bookmarkStart w:id="50" w:name="_Toc218188113"/>
+      <w:bookmarkStart w:id="50" w:name="_Toc218615348"/>
       <w:r>
         <w:t xml:space="preserve">Figure </w:t>
       </w:r>
@@ -10471,7 +10453,7 @@
       <w:r>
         <w:tab/>
       </w:r>
-      <w:bookmarkStart w:id="51" w:name="_Toc218188097"/>
+      <w:bookmarkStart w:id="51" w:name="_Toc218615332"/>
       <w:r>
         <w:t>Création de compte utilisateur sur Windows</w:t>
       </w:r>
@@ -10531,7 +10513,7 @@
         <w:pStyle w:val="Lgende"/>
         <w:jc w:val="center"/>
       </w:pPr>
-      <w:bookmarkStart w:id="52" w:name="_Toc218188114"/>
+      <w:bookmarkStart w:id="52" w:name="_Toc218615349"/>
       <w:r>
         <w:t xml:space="preserve">Figure </w:t>
       </w:r>
@@ -10544,7 +10526,10 @@
         </w:r>
       </w:fldSimple>
       <w:r>
-        <w:t xml:space="preserve"> - Échecs d’authentification sur Windows</w:t>
+        <w:t xml:space="preserve"> - </w:t>
+      </w:r>
+      <w:r>
+        <w:t>Un nouveau compte a été créé.</w:t>
       </w:r>
       <w:bookmarkEnd w:id="52"/>
     </w:p>
@@ -10558,7 +10543,7 @@
         <w:spacing w:line="360" w:lineRule="auto"/>
         <w:jc w:val="center"/>
       </w:pPr>
-      <w:bookmarkStart w:id="53" w:name="_Toc218188098"/>
+      <w:bookmarkStart w:id="53" w:name="_Toc218615333"/>
       <w:proofErr w:type="spellStart"/>
       <w:r>
         <w:lastRenderedPageBreak/>
@@ -10651,19 +10636,7 @@
           <w:rPr>
             <w:rStyle w:val="Lienhypertexte"/>
           </w:rPr>
-          <w:t>https://github.com/HATTABIYounessN7/Arch_Cloud_</w:t>
-        </w:r>
-        <w:r>
-          <w:rPr>
-            <w:rStyle w:val="Lienhypertexte"/>
-          </w:rPr>
-          <w:t>P</w:t>
-        </w:r>
-        <w:r>
-          <w:rPr>
-            <w:rStyle w:val="Lienhypertexte"/>
-          </w:rPr>
-          <w:t>rojet?tab=readme-ov-file</w:t>
+          <w:t>https://github.com/HATTABIYounessN7/Arch_Cloud_Projet?tab=readme-ov-file</w:t>
         </w:r>
       </w:hyperlink>
     </w:p>
@@ -11001,10 +10974,10 @@
           <v:path o:extrusionok="f" gradientshapeok="t" o:connecttype="rect"/>
           <o:lock v:ext="edit" aspectratio="t"/>
         </v:shapetype>
-        <v:shape id="_x0000_i1025" type="#_x0000_t75" style="width:178.2pt;height:74.4pt">
+        <v:shape id="_x0000_i1025" type="#_x0000_t75" style="width:178.35pt;height:74.2pt">
           <v:imagedata r:id="rId1" o:title=""/>
         </v:shape>
-        <o:OLEObject Type="Embed" ProgID="PBrush" ShapeID="_x0000_i1025" DrawAspect="Content" ObjectID="_1828862731" r:id="rId2"/>
+        <o:OLEObject Type="Embed" ProgID="PBrush" ShapeID="_x0000_i1025" DrawAspect="Content" ObjectID="_1829228129" r:id="rId2"/>
       </w:object>
     </w:r>
   </w:p>
@@ -11061,10 +11034,10 @@
           <v:path o:extrusionok="f" gradientshapeok="t" o:connecttype="rect"/>
           <o:lock v:ext="edit" aspectratio="t"/>
         </v:shapetype>
-        <v:shape id="_x0000_i1026" type="#_x0000_t75" style="width:178.2pt;height:74.4pt">
+        <v:shape id="_x0000_i1026" type="#_x0000_t75" style="width:178.35pt;height:74.2pt">
           <v:imagedata r:id="rId1" o:title=""/>
         </v:shape>
-        <o:OLEObject Type="Embed" ProgID="PBrush" ShapeID="_x0000_i1026" DrawAspect="Content" ObjectID="_1828862732" r:id="rId2"/>
+        <o:OLEObject Type="Embed" ProgID="PBrush" ShapeID="_x0000_i1026" DrawAspect="Content" ObjectID="_1829228130" r:id="rId2"/>
       </w:object>
     </w:r>
   </w:p>
@@ -11086,244 +11059,6 @@
 <file path=word/numbering.xml><?xml version="1.0" encoding="utf-8"?>
 <w:numbering xmlns:wpc="http://schemas.microsoft.com/office/word/2010/wordprocessingCanvas" xmlns:cx="http://schemas.microsoft.com/office/drawing/2014/chartex" xmlns:cx1="http://schemas.microsoft.com/office/drawing/2015/9/8/chartex" xmlns:cx2="http://schemas.microsoft.com/office/drawing/2015/10/21/chartex" xmlns:cx3="http://schemas.microsoft.com/office/drawing/2016/5/9/chartex" xmlns:cx4="http://schemas.microsoft.com/office/drawing/2016/5/10/chartex" xmlns:cx5="http://schemas.microsoft.com/office/drawing/2016/5/11/chartex" xmlns:cx6="http://schemas.microsoft.com/office/drawing/2016/5/12/chartex" xmlns:cx7="http://schemas.microsoft.com/office/drawing/2016/5/13/chartex" xmlns:cx8="http://schemas.microsoft.com/office/drawing/2016/5/14/chartex" xmlns:mc="http://schemas.openxmlformats.org/markup-compatibility/2006" xmlns:aink="http://schemas.microsoft.com/office/drawing/2016/ink" xmlns:am3d="http://schemas.microsoft.com/office/drawing/2017/model3d" xmlns:o="urn:schemas-microsoft-com:office:office" xmlns:oel="http://schemas.microsoft.com/office/2019/extlst" xmlns:r="http://schemas.openxmlformats.org/officeDocument/2006/relationships" xmlns:m="http://schemas.openxmlformats.org/officeDocument/2006/math" xmlns:v="urn:schemas-microsoft-com:vml" xmlns:wp14="http://schemas.microsoft.com/office/word/2010/wordprocessingDrawing" xmlns:wp="http://schemas.openxmlformats.org/drawingml/2006/wordprocessingDrawing" xmlns:w10="urn:schemas-microsoft-com:office:word" xmlns:w="http://schemas.openxmlformats.org/wordprocessingml/2006/main" xmlns:w14="http://schemas.microsoft.com/office/word/2010/wordml" xmlns:w15="http://schemas.microsoft.com/office/word/2012/wordml" xmlns:w16cex="http://schemas.microsoft.com/office/word/2018/wordml/cex" xmlns:w16cid="http://schemas.microsoft.com/office/word/2016/wordml/cid" xmlns:w16="http://schemas.microsoft.com/office/word/2018/wordml" xmlns:w16du="http://schemas.microsoft.com/office/word/2023/wordml/word16du" xmlns:w16sdtdh="http://schemas.microsoft.com/office/word/2020/wordml/sdtdatahash" xmlns:w16sdtfl="http://schemas.microsoft.com/office/word/2024/wordml/sdtformatlock" xmlns:w16se="http://schemas.microsoft.com/office/word/2015/wordml/symex" xmlns:wpg="http://schemas.microsoft.com/office/word/2010/wordprocessingGroup" xmlns:wpi="http://schemas.microsoft.com/office/word/2010/wordprocessingInk" xmlns:wne="http://schemas.microsoft.com/office/word/2006/wordml" xmlns:wps="http://schemas.microsoft.com/office/word/2010/wordprocessingShape" mc:Ignorable="w14 w15 w16se w16cid w16 w16cex w16sdtdh w16sdtfl w16du wp14">
   <w:abstractNum w:abstractNumId="0" w15:restartNumberingAfterBreak="0">
-    <w:nsid w:val="00904CE4"/>
-    <w:multiLevelType w:val="hybridMultilevel"/>
-    <w:tmpl w:val="19262E42"/>
-    <w:lvl w:ilvl="0" w:tplc="0409000F">
-      <w:start w:val="1"/>
-      <w:numFmt w:val="decimal"/>
-      <w:lvlText w:val="%1."/>
-      <w:lvlJc w:val="left"/>
-      <w:pPr>
-        <w:ind w:left="720" w:hanging="360"/>
-      </w:pPr>
-      <w:rPr>
-        <w:rFonts w:hint="default"/>
-      </w:rPr>
-    </w:lvl>
-    <w:lvl w:ilvl="1" w:tplc="04090019" w:tentative="1">
-      <w:start w:val="1"/>
-      <w:numFmt w:val="lowerLetter"/>
-      <w:lvlText w:val="%2."/>
-      <w:lvlJc w:val="left"/>
-      <w:pPr>
-        <w:ind w:left="1440" w:hanging="360"/>
-      </w:pPr>
-    </w:lvl>
-    <w:lvl w:ilvl="2" w:tplc="0409001B" w:tentative="1">
-      <w:start w:val="1"/>
-      <w:numFmt w:val="lowerRoman"/>
-      <w:lvlText w:val="%3."/>
-      <w:lvlJc w:val="right"/>
-      <w:pPr>
-        <w:ind w:left="2160" w:hanging="180"/>
-      </w:pPr>
-    </w:lvl>
-    <w:lvl w:ilvl="3" w:tplc="0409000F" w:tentative="1">
-      <w:start w:val="1"/>
-      <w:numFmt w:val="decimal"/>
-      <w:lvlText w:val="%4."/>
-      <w:lvlJc w:val="left"/>
-      <w:pPr>
-        <w:ind w:left="2880" w:hanging="360"/>
-      </w:pPr>
-    </w:lvl>
-    <w:lvl w:ilvl="4" w:tplc="04090019" w:tentative="1">
-      <w:start w:val="1"/>
-      <w:numFmt w:val="lowerLetter"/>
-      <w:lvlText w:val="%5."/>
-      <w:lvlJc w:val="left"/>
-      <w:pPr>
-        <w:ind w:left="3600" w:hanging="360"/>
-      </w:pPr>
-    </w:lvl>
-    <w:lvl w:ilvl="5" w:tplc="0409001B" w:tentative="1">
-      <w:start w:val="1"/>
-      <w:numFmt w:val="lowerRoman"/>
-      <w:lvlText w:val="%6."/>
-      <w:lvlJc w:val="right"/>
-      <w:pPr>
-        <w:ind w:left="4320" w:hanging="180"/>
-      </w:pPr>
-    </w:lvl>
-    <w:lvl w:ilvl="6" w:tplc="0409000F" w:tentative="1">
-      <w:start w:val="1"/>
-      <w:numFmt w:val="decimal"/>
-      <w:lvlText w:val="%7."/>
-      <w:lvlJc w:val="left"/>
-      <w:pPr>
-        <w:ind w:left="5040" w:hanging="360"/>
-      </w:pPr>
-    </w:lvl>
-    <w:lvl w:ilvl="7" w:tplc="04090019" w:tentative="1">
-      <w:start w:val="1"/>
-      <w:numFmt w:val="lowerLetter"/>
-      <w:lvlText w:val="%8."/>
-      <w:lvlJc w:val="left"/>
-      <w:pPr>
-        <w:ind w:left="5760" w:hanging="360"/>
-      </w:pPr>
-    </w:lvl>
-    <w:lvl w:ilvl="8" w:tplc="0409001B" w:tentative="1">
-      <w:start w:val="1"/>
-      <w:numFmt w:val="lowerRoman"/>
-      <w:lvlText w:val="%9."/>
-      <w:lvlJc w:val="right"/>
-      <w:pPr>
-        <w:ind w:left="6480" w:hanging="180"/>
-      </w:pPr>
-    </w:lvl>
-  </w:abstractNum>
-  <w:abstractNum w:abstractNumId="1" w15:restartNumberingAfterBreak="0">
-    <w:nsid w:val="01850AAA"/>
-    <w:multiLevelType w:val="multilevel"/>
-    <w:tmpl w:val="ACDABC90"/>
-    <w:lvl w:ilvl="0">
-      <w:start w:val="1"/>
-      <w:numFmt w:val="bullet"/>
-      <w:lvlText w:val=""/>
-      <w:lvlJc w:val="left"/>
-      <w:pPr>
-        <w:tabs>
-          <w:tab w:val="num" w:pos="720"/>
-        </w:tabs>
-        <w:ind w:left="720" w:hanging="360"/>
-      </w:pPr>
-      <w:rPr>
-        <w:rFonts w:ascii="Symbol" w:hAnsi="Symbol" w:hint="default"/>
-        <w:sz w:val="20"/>
-      </w:rPr>
-    </w:lvl>
-    <w:lvl w:ilvl="1" w:tentative="1">
-      <w:start w:val="1"/>
-      <w:numFmt w:val="bullet"/>
-      <w:lvlText w:val="o"/>
-      <w:lvlJc w:val="left"/>
-      <w:pPr>
-        <w:tabs>
-          <w:tab w:val="num" w:pos="1440"/>
-        </w:tabs>
-        <w:ind w:left="1440" w:hanging="360"/>
-      </w:pPr>
-      <w:rPr>
-        <w:rFonts w:ascii="Courier New" w:hAnsi="Courier New" w:hint="default"/>
-        <w:sz w:val="20"/>
-      </w:rPr>
-    </w:lvl>
-    <w:lvl w:ilvl="2" w:tentative="1">
-      <w:start w:val="1"/>
-      <w:numFmt w:val="bullet"/>
-      <w:lvlText w:val=""/>
-      <w:lvlJc w:val="left"/>
-      <w:pPr>
-        <w:tabs>
-          <w:tab w:val="num" w:pos="2160"/>
-        </w:tabs>
-        <w:ind w:left="2160" w:hanging="360"/>
-      </w:pPr>
-      <w:rPr>
-        <w:rFonts w:ascii="Wingdings" w:hAnsi="Wingdings" w:hint="default"/>
-        <w:sz w:val="20"/>
-      </w:rPr>
-    </w:lvl>
-    <w:lvl w:ilvl="3" w:tentative="1">
-      <w:start w:val="1"/>
-      <w:numFmt w:val="bullet"/>
-      <w:lvlText w:val=""/>
-      <w:lvlJc w:val="left"/>
-      <w:pPr>
-        <w:tabs>
-          <w:tab w:val="num" w:pos="2880"/>
-        </w:tabs>
-        <w:ind w:left="2880" w:hanging="360"/>
-      </w:pPr>
-      <w:rPr>
-        <w:rFonts w:ascii="Wingdings" w:hAnsi="Wingdings" w:hint="default"/>
-        <w:sz w:val="20"/>
-      </w:rPr>
-    </w:lvl>
-    <w:lvl w:ilvl="4" w:tentative="1">
-      <w:start w:val="1"/>
-      <w:numFmt w:val="bullet"/>
-      <w:lvlText w:val=""/>
-      <w:lvlJc w:val="left"/>
-      <w:pPr>
-        <w:tabs>
-          <w:tab w:val="num" w:pos="3600"/>
-        </w:tabs>
-        <w:ind w:left="3600" w:hanging="360"/>
-      </w:pPr>
-      <w:rPr>
-        <w:rFonts w:ascii="Wingdings" w:hAnsi="Wingdings" w:hint="default"/>
-        <w:sz w:val="20"/>
-      </w:rPr>
-    </w:lvl>
-    <w:lvl w:ilvl="5" w:tentative="1">
-      <w:start w:val="1"/>
-      <w:numFmt w:val="bullet"/>
-      <w:lvlText w:val=""/>
-      <w:lvlJc w:val="left"/>
-      <w:pPr>
-        <w:tabs>
-          <w:tab w:val="num" w:pos="4320"/>
-        </w:tabs>
-        <w:ind w:left="4320" w:hanging="360"/>
-      </w:pPr>
-      <w:rPr>
-        <w:rFonts w:ascii="Wingdings" w:hAnsi="Wingdings" w:hint="default"/>
-        <w:sz w:val="20"/>
-      </w:rPr>
-    </w:lvl>
-    <w:lvl w:ilvl="6" w:tentative="1">
-      <w:start w:val="1"/>
-      <w:numFmt w:val="bullet"/>
-      <w:lvlText w:val=""/>
-      <w:lvlJc w:val="left"/>
-      <w:pPr>
-        <w:tabs>
-          <w:tab w:val="num" w:pos="5040"/>
-        </w:tabs>
-        <w:ind w:left="5040" w:hanging="360"/>
-      </w:pPr>
-      <w:rPr>
-        <w:rFonts w:ascii="Wingdings" w:hAnsi="Wingdings" w:hint="default"/>
-        <w:sz w:val="20"/>
-      </w:rPr>
-    </w:lvl>
-    <w:lvl w:ilvl="7" w:tentative="1">
-      <w:start w:val="1"/>
-      <w:numFmt w:val="bullet"/>
-      <w:lvlText w:val=""/>
-      <w:lvlJc w:val="left"/>
-      <w:pPr>
-        <w:tabs>
-          <w:tab w:val="num" w:pos="5760"/>
-        </w:tabs>
-        <w:ind w:left="5760" w:hanging="360"/>
-      </w:pPr>
-      <w:rPr>
-        <w:rFonts w:ascii="Wingdings" w:hAnsi="Wingdings" w:hint="default"/>
-        <w:sz w:val="20"/>
-      </w:rPr>
-    </w:lvl>
-    <w:lvl w:ilvl="8" w:tentative="1">
-      <w:start w:val="1"/>
-      <w:numFmt w:val="bullet"/>
-      <w:lvlText w:val=""/>
-      <w:lvlJc w:val="left"/>
-      <w:pPr>
-        <w:tabs>
-          <w:tab w:val="num" w:pos="6480"/>
-        </w:tabs>
-        <w:ind w:left="6480" w:hanging="360"/>
-      </w:pPr>
-      <w:rPr>
-        <w:rFonts w:ascii="Wingdings" w:hAnsi="Wingdings" w:hint="default"/>
-        <w:sz w:val="20"/>
-      </w:rPr>
-    </w:lvl>
-  </w:abstractNum>
-  <w:abstractNum w:abstractNumId="2" w15:restartNumberingAfterBreak="0">
     <w:nsid w:val="01C10AE3"/>
     <w:multiLevelType w:val="hybridMultilevel"/>
     <w:tmpl w:val="AE70AF22"/>
@@ -11436,7 +11171,7 @@
       </w:rPr>
     </w:lvl>
   </w:abstractNum>
-  <w:abstractNum w:abstractNumId="3" w15:restartNumberingAfterBreak="0">
+  <w:abstractNum w:abstractNumId="1" w15:restartNumberingAfterBreak="0">
     <w:nsid w:val="033F3C4D"/>
     <w:multiLevelType w:val="hybridMultilevel"/>
     <w:tmpl w:val="2D22B742"/>
@@ -11549,7 +11284,7 @@
       </w:rPr>
     </w:lvl>
   </w:abstractNum>
-  <w:abstractNum w:abstractNumId="4" w15:restartNumberingAfterBreak="0">
+  <w:abstractNum w:abstractNumId="2" w15:restartNumberingAfterBreak="0">
     <w:nsid w:val="072C4C3E"/>
     <w:multiLevelType w:val="hybridMultilevel"/>
     <w:tmpl w:val="510CC8DE"/>
@@ -11662,7 +11397,7 @@
       </w:rPr>
     </w:lvl>
   </w:abstractNum>
-  <w:abstractNum w:abstractNumId="5" w15:restartNumberingAfterBreak="0">
+  <w:abstractNum w:abstractNumId="3" w15:restartNumberingAfterBreak="0">
     <w:nsid w:val="07BB5039"/>
     <w:multiLevelType w:val="hybridMultilevel"/>
     <w:tmpl w:val="C21A1A60"/>
@@ -11775,209 +11510,7 @@
       </w:rPr>
     </w:lvl>
   </w:abstractNum>
-  <w:abstractNum w:abstractNumId="6" w15:restartNumberingAfterBreak="0">
-    <w:nsid w:val="09C16D1A"/>
-    <w:multiLevelType w:val="hybridMultilevel"/>
-    <w:tmpl w:val="F5601948"/>
-    <w:lvl w:ilvl="0" w:tplc="0409000F">
-      <w:start w:val="1"/>
-      <w:numFmt w:val="decimal"/>
-      <w:lvlText w:val="%1."/>
-      <w:lvlJc w:val="left"/>
-      <w:pPr>
-        <w:ind w:left="720" w:hanging="360"/>
-      </w:pPr>
-      <w:rPr>
-        <w:rFonts w:hint="default"/>
-      </w:rPr>
-    </w:lvl>
-    <w:lvl w:ilvl="1" w:tplc="04090019">
-      <w:start w:val="1"/>
-      <w:numFmt w:val="lowerLetter"/>
-      <w:lvlText w:val="%2."/>
-      <w:lvlJc w:val="left"/>
-      <w:pPr>
-        <w:ind w:left="1440" w:hanging="360"/>
-      </w:pPr>
-    </w:lvl>
-    <w:lvl w:ilvl="2" w:tplc="0409001B" w:tentative="1">
-      <w:start w:val="1"/>
-      <w:numFmt w:val="lowerRoman"/>
-      <w:lvlText w:val="%3."/>
-      <w:lvlJc w:val="right"/>
-      <w:pPr>
-        <w:ind w:left="2160" w:hanging="180"/>
-      </w:pPr>
-    </w:lvl>
-    <w:lvl w:ilvl="3" w:tplc="0409000F" w:tentative="1">
-      <w:start w:val="1"/>
-      <w:numFmt w:val="decimal"/>
-      <w:lvlText w:val="%4."/>
-      <w:lvlJc w:val="left"/>
-      <w:pPr>
-        <w:ind w:left="2880" w:hanging="360"/>
-      </w:pPr>
-    </w:lvl>
-    <w:lvl w:ilvl="4" w:tplc="04090019" w:tentative="1">
-      <w:start w:val="1"/>
-      <w:numFmt w:val="lowerLetter"/>
-      <w:lvlText w:val="%5."/>
-      <w:lvlJc w:val="left"/>
-      <w:pPr>
-        <w:ind w:left="3600" w:hanging="360"/>
-      </w:pPr>
-    </w:lvl>
-    <w:lvl w:ilvl="5" w:tplc="0409001B" w:tentative="1">
-      <w:start w:val="1"/>
-      <w:numFmt w:val="lowerRoman"/>
-      <w:lvlText w:val="%6."/>
-      <w:lvlJc w:val="right"/>
-      <w:pPr>
-        <w:ind w:left="4320" w:hanging="180"/>
-      </w:pPr>
-    </w:lvl>
-    <w:lvl w:ilvl="6" w:tplc="0409000F" w:tentative="1">
-      <w:start w:val="1"/>
-      <w:numFmt w:val="decimal"/>
-      <w:lvlText w:val="%7."/>
-      <w:lvlJc w:val="left"/>
-      <w:pPr>
-        <w:ind w:left="5040" w:hanging="360"/>
-      </w:pPr>
-    </w:lvl>
-    <w:lvl w:ilvl="7" w:tplc="04090019" w:tentative="1">
-      <w:start w:val="1"/>
-      <w:numFmt w:val="lowerLetter"/>
-      <w:lvlText w:val="%8."/>
-      <w:lvlJc w:val="left"/>
-      <w:pPr>
-        <w:ind w:left="5760" w:hanging="360"/>
-      </w:pPr>
-    </w:lvl>
-    <w:lvl w:ilvl="8" w:tplc="0409001B" w:tentative="1">
-      <w:start w:val="1"/>
-      <w:numFmt w:val="lowerRoman"/>
-      <w:lvlText w:val="%9."/>
-      <w:lvlJc w:val="right"/>
-      <w:pPr>
-        <w:ind w:left="6480" w:hanging="180"/>
-      </w:pPr>
-    </w:lvl>
-  </w:abstractNum>
-  <w:abstractNum w:abstractNumId="7" w15:restartNumberingAfterBreak="0">
-    <w:nsid w:val="13D870C0"/>
-    <w:multiLevelType w:val="hybridMultilevel"/>
-    <w:tmpl w:val="8714AF2E"/>
-    <w:lvl w:ilvl="0" w:tplc="040C000B">
-      <w:start w:val="1"/>
-      <w:numFmt w:val="bullet"/>
-      <w:lvlText w:val=""/>
-      <w:lvlJc w:val="left"/>
-      <w:pPr>
-        <w:ind w:left="720" w:hanging="360"/>
-      </w:pPr>
-      <w:rPr>
-        <w:rFonts w:ascii="Wingdings" w:hAnsi="Wingdings" w:hint="default"/>
-      </w:rPr>
-    </w:lvl>
-    <w:lvl w:ilvl="1" w:tplc="04090003" w:tentative="1">
-      <w:start w:val="1"/>
-      <w:numFmt w:val="bullet"/>
-      <w:lvlText w:val="o"/>
-      <w:lvlJc w:val="left"/>
-      <w:pPr>
-        <w:ind w:left="1440" w:hanging="360"/>
-      </w:pPr>
-      <w:rPr>
-        <w:rFonts w:ascii="Courier New" w:hAnsi="Courier New" w:cs="Courier New" w:hint="default"/>
-      </w:rPr>
-    </w:lvl>
-    <w:lvl w:ilvl="2" w:tplc="04090005" w:tentative="1">
-      <w:start w:val="1"/>
-      <w:numFmt w:val="bullet"/>
-      <w:lvlText w:val=""/>
-      <w:lvlJc w:val="left"/>
-      <w:pPr>
-        <w:ind w:left="2160" w:hanging="360"/>
-      </w:pPr>
-      <w:rPr>
-        <w:rFonts w:ascii="Wingdings" w:hAnsi="Wingdings" w:hint="default"/>
-      </w:rPr>
-    </w:lvl>
-    <w:lvl w:ilvl="3" w:tplc="04090001" w:tentative="1">
-      <w:start w:val="1"/>
-      <w:numFmt w:val="bullet"/>
-      <w:lvlText w:val=""/>
-      <w:lvlJc w:val="left"/>
-      <w:pPr>
-        <w:ind w:left="2880" w:hanging="360"/>
-      </w:pPr>
-      <w:rPr>
-        <w:rFonts w:ascii="Symbol" w:hAnsi="Symbol" w:hint="default"/>
-      </w:rPr>
-    </w:lvl>
-    <w:lvl w:ilvl="4" w:tplc="04090003" w:tentative="1">
-      <w:start w:val="1"/>
-      <w:numFmt w:val="bullet"/>
-      <w:lvlText w:val="o"/>
-      <w:lvlJc w:val="left"/>
-      <w:pPr>
-        <w:ind w:left="3600" w:hanging="360"/>
-      </w:pPr>
-      <w:rPr>
-        <w:rFonts w:ascii="Courier New" w:hAnsi="Courier New" w:cs="Courier New" w:hint="default"/>
-      </w:rPr>
-    </w:lvl>
-    <w:lvl w:ilvl="5" w:tplc="04090005" w:tentative="1">
-      <w:start w:val="1"/>
-      <w:numFmt w:val="bullet"/>
-      <w:lvlText w:val=""/>
-      <w:lvlJc w:val="left"/>
-      <w:pPr>
-        <w:ind w:left="4320" w:hanging="360"/>
-      </w:pPr>
-      <w:rPr>
-        <w:rFonts w:ascii="Wingdings" w:hAnsi="Wingdings" w:hint="default"/>
-      </w:rPr>
-    </w:lvl>
-    <w:lvl w:ilvl="6" w:tplc="04090001" w:tentative="1">
-      <w:start w:val="1"/>
-      <w:numFmt w:val="bullet"/>
-      <w:lvlText w:val=""/>
-      <w:lvlJc w:val="left"/>
-      <w:pPr>
-        <w:ind w:left="5040" w:hanging="360"/>
-      </w:pPr>
-      <w:rPr>
-        <w:rFonts w:ascii="Symbol" w:hAnsi="Symbol" w:hint="default"/>
-      </w:rPr>
-    </w:lvl>
-    <w:lvl w:ilvl="7" w:tplc="04090003" w:tentative="1">
-      <w:start w:val="1"/>
-      <w:numFmt w:val="bullet"/>
-      <w:lvlText w:val="o"/>
-      <w:lvlJc w:val="left"/>
-      <w:pPr>
-        <w:ind w:left="5760" w:hanging="360"/>
-      </w:pPr>
-      <w:rPr>
-        <w:rFonts w:ascii="Courier New" w:hAnsi="Courier New" w:cs="Courier New" w:hint="default"/>
-      </w:rPr>
-    </w:lvl>
-    <w:lvl w:ilvl="8" w:tplc="04090005" w:tentative="1">
-      <w:start w:val="1"/>
-      <w:numFmt w:val="bullet"/>
-      <w:lvlText w:val=""/>
-      <w:lvlJc w:val="left"/>
-      <w:pPr>
-        <w:ind w:left="6480" w:hanging="360"/>
-      </w:pPr>
-      <w:rPr>
-        <w:rFonts w:ascii="Wingdings" w:hAnsi="Wingdings" w:hint="default"/>
-      </w:rPr>
-    </w:lvl>
-  </w:abstractNum>
-  <w:abstractNum w:abstractNumId="8" w15:restartNumberingAfterBreak="0">
+  <w:abstractNum w:abstractNumId="4" w15:restartNumberingAfterBreak="0">
     <w:nsid w:val="17FB2E52"/>
     <w:multiLevelType w:val="hybridMultilevel"/>
     <w:tmpl w:val="760E65D0"/>
@@ -12090,7 +11623,7 @@
       </w:rPr>
     </w:lvl>
   </w:abstractNum>
-  <w:abstractNum w:abstractNumId="9" w15:restartNumberingAfterBreak="0">
+  <w:abstractNum w:abstractNumId="5" w15:restartNumberingAfterBreak="0">
     <w:nsid w:val="1A136FED"/>
     <w:multiLevelType w:val="hybridMultilevel"/>
     <w:tmpl w:val="33E67FEC"/>
@@ -12203,96 +11736,7 @@
       </w:rPr>
     </w:lvl>
   </w:abstractNum>
-  <w:abstractNum w:abstractNumId="10" w15:restartNumberingAfterBreak="0">
-    <w:nsid w:val="1CAC1B05"/>
-    <w:multiLevelType w:val="hybridMultilevel"/>
-    <w:tmpl w:val="885CC8C2"/>
-    <w:lvl w:ilvl="0" w:tplc="0409000F">
-      <w:start w:val="1"/>
-      <w:numFmt w:val="decimal"/>
-      <w:lvlText w:val="%1."/>
-      <w:lvlJc w:val="left"/>
-      <w:pPr>
-        <w:ind w:left="1068" w:hanging="360"/>
-      </w:pPr>
-      <w:rPr>
-        <w:rFonts w:hint="default"/>
-      </w:rPr>
-    </w:lvl>
-    <w:lvl w:ilvl="1" w:tplc="FFFFFFFF" w:tentative="1">
-      <w:start w:val="1"/>
-      <w:numFmt w:val="lowerLetter"/>
-      <w:lvlText w:val="%2."/>
-      <w:lvlJc w:val="left"/>
-      <w:pPr>
-        <w:ind w:left="1788" w:hanging="360"/>
-      </w:pPr>
-    </w:lvl>
-    <w:lvl w:ilvl="2" w:tplc="FFFFFFFF" w:tentative="1">
-      <w:start w:val="1"/>
-      <w:numFmt w:val="lowerRoman"/>
-      <w:lvlText w:val="%3."/>
-      <w:lvlJc w:val="right"/>
-      <w:pPr>
-        <w:ind w:left="2508" w:hanging="180"/>
-      </w:pPr>
-    </w:lvl>
-    <w:lvl w:ilvl="3" w:tplc="FFFFFFFF" w:tentative="1">
-      <w:start w:val="1"/>
-      <w:numFmt w:val="decimal"/>
-      <w:lvlText w:val="%4."/>
-      <w:lvlJc w:val="left"/>
-      <w:pPr>
-        <w:ind w:left="3228" w:hanging="360"/>
-      </w:pPr>
-    </w:lvl>
-    <w:lvl w:ilvl="4" w:tplc="FFFFFFFF" w:tentative="1">
-      <w:start w:val="1"/>
-      <w:numFmt w:val="lowerLetter"/>
-      <w:lvlText w:val="%5."/>
-      <w:lvlJc w:val="left"/>
-      <w:pPr>
-        <w:ind w:left="3948" w:hanging="360"/>
-      </w:pPr>
-    </w:lvl>
-    <w:lvl w:ilvl="5" w:tplc="FFFFFFFF" w:tentative="1">
-      <w:start w:val="1"/>
-      <w:numFmt w:val="lowerRoman"/>
-      <w:lvlText w:val="%6."/>
-      <w:lvlJc w:val="right"/>
-      <w:pPr>
-        <w:ind w:left="4668" w:hanging="180"/>
-      </w:pPr>
-    </w:lvl>
-    <w:lvl w:ilvl="6" w:tplc="FFFFFFFF" w:tentative="1">
-      <w:start w:val="1"/>
-      <w:numFmt w:val="decimal"/>
-      <w:lvlText w:val="%7."/>
-      <w:lvlJc w:val="left"/>
-      <w:pPr>
-        <w:ind w:left="5388" w:hanging="360"/>
-      </w:pPr>
-    </w:lvl>
-    <w:lvl w:ilvl="7" w:tplc="FFFFFFFF" w:tentative="1">
-      <w:start w:val="1"/>
-      <w:numFmt w:val="lowerLetter"/>
-      <w:lvlText w:val="%8."/>
-      <w:lvlJc w:val="left"/>
-      <w:pPr>
-        <w:ind w:left="6108" w:hanging="360"/>
-      </w:pPr>
-    </w:lvl>
-    <w:lvl w:ilvl="8" w:tplc="FFFFFFFF" w:tentative="1">
-      <w:start w:val="1"/>
-      <w:numFmt w:val="lowerRoman"/>
-      <w:lvlText w:val="%9."/>
-      <w:lvlJc w:val="right"/>
-      <w:pPr>
-        <w:ind w:left="6828" w:hanging="180"/>
-      </w:pPr>
-    </w:lvl>
-  </w:abstractNum>
-  <w:abstractNum w:abstractNumId="11" w15:restartNumberingAfterBreak="0">
+  <w:abstractNum w:abstractNumId="6" w15:restartNumberingAfterBreak="0">
     <w:nsid w:val="1ED87EEF"/>
     <w:multiLevelType w:val="hybridMultilevel"/>
     <w:tmpl w:val="EC12F866"/>
@@ -12405,354 +11849,7 @@
       </w:rPr>
     </w:lvl>
   </w:abstractNum>
-  <w:abstractNum w:abstractNumId="12" w15:restartNumberingAfterBreak="0">
-    <w:nsid w:val="250B3DBE"/>
-    <w:multiLevelType w:val="multilevel"/>
-    <w:tmpl w:val="108AEDF8"/>
-    <w:lvl w:ilvl="0">
-      <w:start w:val="1"/>
-      <w:numFmt w:val="decimal"/>
-      <w:lvlText w:val="%1."/>
-      <w:lvlJc w:val="left"/>
-      <w:pPr>
-        <w:ind w:left="720" w:hanging="360"/>
-      </w:pPr>
-      <w:rPr>
-        <w:rFonts w:hint="default"/>
-      </w:rPr>
-    </w:lvl>
-    <w:lvl w:ilvl="1">
-      <w:start w:val="1"/>
-      <w:numFmt w:val="decimal"/>
-      <w:isLgl/>
-      <w:lvlText w:val="%1.%2."/>
-      <w:lvlJc w:val="left"/>
-      <w:pPr>
-        <w:ind w:left="1080" w:hanging="720"/>
-      </w:pPr>
-      <w:rPr>
-        <w:rFonts w:hint="default"/>
-      </w:rPr>
-    </w:lvl>
-    <w:lvl w:ilvl="2">
-      <w:start w:val="1"/>
-      <w:numFmt w:val="decimal"/>
-      <w:isLgl/>
-      <w:lvlText w:val="%1.%2.%3."/>
-      <w:lvlJc w:val="left"/>
-      <w:pPr>
-        <w:ind w:left="1440" w:hanging="1080"/>
-      </w:pPr>
-      <w:rPr>
-        <w:rFonts w:hint="default"/>
-      </w:rPr>
-    </w:lvl>
-    <w:lvl w:ilvl="3">
-      <w:start w:val="1"/>
-      <w:numFmt w:val="decimal"/>
-      <w:isLgl/>
-      <w:lvlText w:val="%1.%2.%3.%4."/>
-      <w:lvlJc w:val="left"/>
-      <w:pPr>
-        <w:ind w:left="1800" w:hanging="1440"/>
-      </w:pPr>
-      <w:rPr>
-        <w:rFonts w:hint="default"/>
-      </w:rPr>
-    </w:lvl>
-    <w:lvl w:ilvl="4">
-      <w:start w:val="1"/>
-      <w:numFmt w:val="decimal"/>
-      <w:isLgl/>
-      <w:lvlText w:val="%1.%2.%3.%4.%5."/>
-      <w:lvlJc w:val="left"/>
-      <w:pPr>
-        <w:ind w:left="1800" w:hanging="1440"/>
-      </w:pPr>
-      <w:rPr>
-        <w:rFonts w:hint="default"/>
-      </w:rPr>
-    </w:lvl>
-    <w:lvl w:ilvl="5">
-      <w:start w:val="1"/>
-      <w:numFmt w:val="decimal"/>
-      <w:isLgl/>
-      <w:lvlText w:val="%1.%2.%3.%4.%5.%6."/>
-      <w:lvlJc w:val="left"/>
-      <w:pPr>
-        <w:ind w:left="2160" w:hanging="1800"/>
-      </w:pPr>
-      <w:rPr>
-        <w:rFonts w:hint="default"/>
-      </w:rPr>
-    </w:lvl>
-    <w:lvl w:ilvl="6">
-      <w:start w:val="1"/>
-      <w:numFmt w:val="decimal"/>
-      <w:isLgl/>
-      <w:lvlText w:val="%1.%2.%3.%4.%5.%6.%7."/>
-      <w:lvlJc w:val="left"/>
-      <w:pPr>
-        <w:ind w:left="2520" w:hanging="2160"/>
-      </w:pPr>
-      <w:rPr>
-        <w:rFonts w:hint="default"/>
-      </w:rPr>
-    </w:lvl>
-    <w:lvl w:ilvl="7">
-      <w:start w:val="1"/>
-      <w:numFmt w:val="decimal"/>
-      <w:isLgl/>
-      <w:lvlText w:val="%1.%2.%3.%4.%5.%6.%7.%8."/>
-      <w:lvlJc w:val="left"/>
-      <w:pPr>
-        <w:ind w:left="2880" w:hanging="2520"/>
-      </w:pPr>
-      <w:rPr>
-        <w:rFonts w:hint="default"/>
-      </w:rPr>
-    </w:lvl>
-    <w:lvl w:ilvl="8">
-      <w:start w:val="1"/>
-      <w:numFmt w:val="decimal"/>
-      <w:isLgl/>
-      <w:lvlText w:val="%1.%2.%3.%4.%5.%6.%7.%8.%9."/>
-      <w:lvlJc w:val="left"/>
-      <w:pPr>
-        <w:ind w:left="2880" w:hanging="2520"/>
-      </w:pPr>
-      <w:rPr>
-        <w:rFonts w:hint="default"/>
-      </w:rPr>
-    </w:lvl>
-  </w:abstractNum>
-  <w:abstractNum w:abstractNumId="13" w15:restartNumberingAfterBreak="0">
-    <w:nsid w:val="257D70D0"/>
-    <w:multiLevelType w:val="multilevel"/>
-    <w:tmpl w:val="4CA6F210"/>
-    <w:lvl w:ilvl="0">
-      <w:start w:val="1"/>
-      <w:numFmt w:val="decimal"/>
-      <w:lvlText w:val="%1."/>
-      <w:lvlJc w:val="left"/>
-      <w:pPr>
-        <w:ind w:left="528" w:hanging="528"/>
-      </w:pPr>
-      <w:rPr>
-        <w:rFonts w:hint="default"/>
-      </w:rPr>
-    </w:lvl>
-    <w:lvl w:ilvl="1">
-      <w:start w:val="1"/>
-      <w:numFmt w:val="decimal"/>
-      <w:lvlText w:val="%1.%2."/>
-      <w:lvlJc w:val="left"/>
-      <w:pPr>
-        <w:ind w:left="720" w:hanging="720"/>
-      </w:pPr>
-      <w:rPr>
-        <w:rFonts w:hint="default"/>
-      </w:rPr>
-    </w:lvl>
-    <w:lvl w:ilvl="2">
-      <w:start w:val="1"/>
-      <w:numFmt w:val="decimal"/>
-      <w:lvlText w:val="%1.%2.%3."/>
-      <w:lvlJc w:val="left"/>
-      <w:pPr>
-        <w:ind w:left="1080" w:hanging="1080"/>
-      </w:pPr>
-      <w:rPr>
-        <w:rFonts w:hint="default"/>
-      </w:rPr>
-    </w:lvl>
-    <w:lvl w:ilvl="3">
-      <w:start w:val="1"/>
-      <w:numFmt w:val="decimal"/>
-      <w:lvlText w:val="%1.%2.%3.%4."/>
-      <w:lvlJc w:val="left"/>
-      <w:pPr>
-        <w:ind w:left="1440" w:hanging="1440"/>
-      </w:pPr>
-      <w:rPr>
-        <w:rFonts w:hint="default"/>
-      </w:rPr>
-    </w:lvl>
-    <w:lvl w:ilvl="4">
-      <w:start w:val="1"/>
-      <w:numFmt w:val="decimal"/>
-      <w:lvlText w:val="%1.%2.%3.%4.%5."/>
-      <w:lvlJc w:val="left"/>
-      <w:pPr>
-        <w:ind w:left="1440" w:hanging="1440"/>
-      </w:pPr>
-      <w:rPr>
-        <w:rFonts w:hint="default"/>
-      </w:rPr>
-    </w:lvl>
-    <w:lvl w:ilvl="5">
-      <w:start w:val="1"/>
-      <w:numFmt w:val="decimal"/>
-      <w:lvlText w:val="%1.%2.%3.%4.%5.%6."/>
-      <w:lvlJc w:val="left"/>
-      <w:pPr>
-        <w:ind w:left="1800" w:hanging="1800"/>
-      </w:pPr>
-      <w:rPr>
-        <w:rFonts w:hint="default"/>
-      </w:rPr>
-    </w:lvl>
-    <w:lvl w:ilvl="6">
-      <w:start w:val="1"/>
-      <w:numFmt w:val="decimal"/>
-      <w:lvlText w:val="%1.%2.%3.%4.%5.%6.%7."/>
-      <w:lvlJc w:val="left"/>
-      <w:pPr>
-        <w:ind w:left="2160" w:hanging="2160"/>
-      </w:pPr>
-      <w:rPr>
-        <w:rFonts w:hint="default"/>
-      </w:rPr>
-    </w:lvl>
-    <w:lvl w:ilvl="7">
-      <w:start w:val="1"/>
-      <w:numFmt w:val="decimal"/>
-      <w:lvlText w:val="%1.%2.%3.%4.%5.%6.%7.%8."/>
-      <w:lvlJc w:val="left"/>
-      <w:pPr>
-        <w:ind w:left="2520" w:hanging="2520"/>
-      </w:pPr>
-      <w:rPr>
-        <w:rFonts w:hint="default"/>
-      </w:rPr>
-    </w:lvl>
-    <w:lvl w:ilvl="8">
-      <w:start w:val="1"/>
-      <w:numFmt w:val="decimal"/>
-      <w:lvlText w:val="%1.%2.%3.%4.%5.%6.%7.%8.%9."/>
-      <w:lvlJc w:val="left"/>
-      <w:pPr>
-        <w:ind w:left="2520" w:hanging="2520"/>
-      </w:pPr>
-      <w:rPr>
-        <w:rFonts w:hint="default"/>
-      </w:rPr>
-    </w:lvl>
-  </w:abstractNum>
-  <w:abstractNum w:abstractNumId="14" w15:restartNumberingAfterBreak="0">
-    <w:nsid w:val="258F1E82"/>
-    <w:multiLevelType w:val="hybridMultilevel"/>
-    <w:tmpl w:val="11902920"/>
-    <w:lvl w:ilvl="0" w:tplc="040C000B">
-      <w:start w:val="1"/>
-      <w:numFmt w:val="bullet"/>
-      <w:lvlText w:val=""/>
-      <w:lvlJc w:val="left"/>
-      <w:pPr>
-        <w:ind w:left="720" w:hanging="360"/>
-      </w:pPr>
-      <w:rPr>
-        <w:rFonts w:ascii="Wingdings" w:hAnsi="Wingdings" w:hint="default"/>
-      </w:rPr>
-    </w:lvl>
-    <w:lvl w:ilvl="1" w:tplc="04090003" w:tentative="1">
-      <w:start w:val="1"/>
-      <w:numFmt w:val="bullet"/>
-      <w:lvlText w:val="o"/>
-      <w:lvlJc w:val="left"/>
-      <w:pPr>
-        <w:ind w:left="1440" w:hanging="360"/>
-      </w:pPr>
-      <w:rPr>
-        <w:rFonts w:ascii="Courier New" w:hAnsi="Courier New" w:cs="Courier New" w:hint="default"/>
-      </w:rPr>
-    </w:lvl>
-    <w:lvl w:ilvl="2" w:tplc="04090005" w:tentative="1">
-      <w:start w:val="1"/>
-      <w:numFmt w:val="bullet"/>
-      <w:lvlText w:val=""/>
-      <w:lvlJc w:val="left"/>
-      <w:pPr>
-        <w:ind w:left="2160" w:hanging="360"/>
-      </w:pPr>
-      <w:rPr>
-        <w:rFonts w:ascii="Wingdings" w:hAnsi="Wingdings" w:hint="default"/>
-      </w:rPr>
-    </w:lvl>
-    <w:lvl w:ilvl="3" w:tplc="04090001" w:tentative="1">
-      <w:start w:val="1"/>
-      <w:numFmt w:val="bullet"/>
-      <w:lvlText w:val=""/>
-      <w:lvlJc w:val="left"/>
-      <w:pPr>
-        <w:ind w:left="2880" w:hanging="360"/>
-      </w:pPr>
-      <w:rPr>
-        <w:rFonts w:ascii="Symbol" w:hAnsi="Symbol" w:hint="default"/>
-      </w:rPr>
-    </w:lvl>
-    <w:lvl w:ilvl="4" w:tplc="04090003" w:tentative="1">
-      <w:start w:val="1"/>
-      <w:numFmt w:val="bullet"/>
-      <w:lvlText w:val="o"/>
-      <w:lvlJc w:val="left"/>
-      <w:pPr>
-        <w:ind w:left="3600" w:hanging="360"/>
-      </w:pPr>
-      <w:rPr>
-        <w:rFonts w:ascii="Courier New" w:hAnsi="Courier New" w:cs="Courier New" w:hint="default"/>
-      </w:rPr>
-    </w:lvl>
-    <w:lvl w:ilvl="5" w:tplc="04090005" w:tentative="1">
-      <w:start w:val="1"/>
-      <w:numFmt w:val="bullet"/>
-      <w:lvlText w:val=""/>
-      <w:lvlJc w:val="left"/>
-      <w:pPr>
-        <w:ind w:left="4320" w:hanging="360"/>
-      </w:pPr>
-      <w:rPr>
-        <w:rFonts w:ascii="Wingdings" w:hAnsi="Wingdings" w:hint="default"/>
-      </w:rPr>
-    </w:lvl>
-    <w:lvl w:ilvl="6" w:tplc="04090001" w:tentative="1">
-      <w:start w:val="1"/>
-      <w:numFmt w:val="bullet"/>
-      <w:lvlText w:val=""/>
-      <w:lvlJc w:val="left"/>
-      <w:pPr>
-        <w:ind w:left="5040" w:hanging="360"/>
-      </w:pPr>
-      <w:rPr>
-        <w:rFonts w:ascii="Symbol" w:hAnsi="Symbol" w:hint="default"/>
-      </w:rPr>
-    </w:lvl>
-    <w:lvl w:ilvl="7" w:tplc="04090003" w:tentative="1">
-      <w:start w:val="1"/>
-      <w:numFmt w:val="bullet"/>
-      <w:lvlText w:val="o"/>
-      <w:lvlJc w:val="left"/>
-      <w:pPr>
-        <w:ind w:left="5760" w:hanging="360"/>
-      </w:pPr>
-      <w:rPr>
-        <w:rFonts w:ascii="Courier New" w:hAnsi="Courier New" w:cs="Courier New" w:hint="default"/>
-      </w:rPr>
-    </w:lvl>
-    <w:lvl w:ilvl="8" w:tplc="04090005" w:tentative="1">
-      <w:start w:val="1"/>
-      <w:numFmt w:val="bullet"/>
-      <w:lvlText w:val=""/>
-      <w:lvlJc w:val="left"/>
-      <w:pPr>
-        <w:ind w:left="6480" w:hanging="360"/>
-      </w:pPr>
-      <w:rPr>
-        <w:rFonts w:ascii="Wingdings" w:hAnsi="Wingdings" w:hint="default"/>
-      </w:rPr>
-    </w:lvl>
-  </w:abstractNum>
-  <w:abstractNum w:abstractNumId="15" w15:restartNumberingAfterBreak="0">
+  <w:abstractNum w:abstractNumId="7" w15:restartNumberingAfterBreak="0">
     <w:nsid w:val="28AB5BEE"/>
     <w:multiLevelType w:val="hybridMultilevel"/>
     <w:tmpl w:val="7972A512"/>
@@ -12865,7 +11962,7 @@
       </w:rPr>
     </w:lvl>
   </w:abstractNum>
-  <w:abstractNum w:abstractNumId="16" w15:restartNumberingAfterBreak="0">
+  <w:abstractNum w:abstractNumId="8" w15:restartNumberingAfterBreak="0">
     <w:nsid w:val="2A507938"/>
     <w:multiLevelType w:val="hybridMultilevel"/>
     <w:tmpl w:val="6218CB44"/>
@@ -12978,245 +12075,7 @@
       </w:rPr>
     </w:lvl>
   </w:abstractNum>
-  <w:abstractNum w:abstractNumId="17" w15:restartNumberingAfterBreak="0">
-    <w:nsid w:val="2CFD2E06"/>
-    <w:multiLevelType w:val="multilevel"/>
-    <w:tmpl w:val="BD7A84CE"/>
-    <w:lvl w:ilvl="0">
-      <w:start w:val="1"/>
-      <w:numFmt w:val="bullet"/>
-      <w:lvlText w:val=""/>
-      <w:lvlJc w:val="left"/>
-      <w:pPr>
-        <w:tabs>
-          <w:tab w:val="num" w:pos="720"/>
-        </w:tabs>
-        <w:ind w:left="720" w:hanging="360"/>
-      </w:pPr>
-      <w:rPr>
-        <w:rFonts w:ascii="Wingdings" w:hAnsi="Wingdings" w:hint="default"/>
-        <w:sz w:val="20"/>
-      </w:rPr>
-    </w:lvl>
-    <w:lvl w:ilvl="1" w:tentative="1">
-      <w:start w:val="1"/>
-      <w:numFmt w:val="bullet"/>
-      <w:lvlText w:val="o"/>
-      <w:lvlJc w:val="left"/>
-      <w:pPr>
-        <w:tabs>
-          <w:tab w:val="num" w:pos="1440"/>
-        </w:tabs>
-        <w:ind w:left="1440" w:hanging="360"/>
-      </w:pPr>
-      <w:rPr>
-        <w:rFonts w:ascii="Courier New" w:hAnsi="Courier New" w:hint="default"/>
-        <w:sz w:val="20"/>
-      </w:rPr>
-    </w:lvl>
-    <w:lvl w:ilvl="2" w:tentative="1">
-      <w:start w:val="1"/>
-      <w:numFmt w:val="bullet"/>
-      <w:lvlText w:val=""/>
-      <w:lvlJc w:val="left"/>
-      <w:pPr>
-        <w:tabs>
-          <w:tab w:val="num" w:pos="2160"/>
-        </w:tabs>
-        <w:ind w:left="2160" w:hanging="360"/>
-      </w:pPr>
-      <w:rPr>
-        <w:rFonts w:ascii="Wingdings" w:hAnsi="Wingdings" w:hint="default"/>
-        <w:sz w:val="20"/>
-      </w:rPr>
-    </w:lvl>
-    <w:lvl w:ilvl="3" w:tentative="1">
-      <w:start w:val="1"/>
-      <w:numFmt w:val="bullet"/>
-      <w:lvlText w:val=""/>
-      <w:lvlJc w:val="left"/>
-      <w:pPr>
-        <w:tabs>
-          <w:tab w:val="num" w:pos="2880"/>
-        </w:tabs>
-        <w:ind w:left="2880" w:hanging="360"/>
-      </w:pPr>
-      <w:rPr>
-        <w:rFonts w:ascii="Wingdings" w:hAnsi="Wingdings" w:hint="default"/>
-        <w:sz w:val="20"/>
-      </w:rPr>
-    </w:lvl>
-    <w:lvl w:ilvl="4" w:tentative="1">
-      <w:start w:val="1"/>
-      <w:numFmt w:val="bullet"/>
-      <w:lvlText w:val=""/>
-      <w:lvlJc w:val="left"/>
-      <w:pPr>
-        <w:tabs>
-          <w:tab w:val="num" w:pos="3600"/>
-        </w:tabs>
-        <w:ind w:left="3600" w:hanging="360"/>
-      </w:pPr>
-      <w:rPr>
-        <w:rFonts w:ascii="Wingdings" w:hAnsi="Wingdings" w:hint="default"/>
-        <w:sz w:val="20"/>
-      </w:rPr>
-    </w:lvl>
-    <w:lvl w:ilvl="5" w:tentative="1">
-      <w:start w:val="1"/>
-      <w:numFmt w:val="bullet"/>
-      <w:lvlText w:val=""/>
-      <w:lvlJc w:val="left"/>
-      <w:pPr>
-        <w:tabs>
-          <w:tab w:val="num" w:pos="4320"/>
-        </w:tabs>
-        <w:ind w:left="4320" w:hanging="360"/>
-      </w:pPr>
-      <w:rPr>
-        <w:rFonts w:ascii="Wingdings" w:hAnsi="Wingdings" w:hint="default"/>
-        <w:sz w:val="20"/>
-      </w:rPr>
-    </w:lvl>
-    <w:lvl w:ilvl="6" w:tentative="1">
-      <w:start w:val="1"/>
-      <w:numFmt w:val="bullet"/>
-      <w:lvlText w:val=""/>
-      <w:lvlJc w:val="left"/>
-      <w:pPr>
-        <w:tabs>
-          <w:tab w:val="num" w:pos="5040"/>
-        </w:tabs>
-        <w:ind w:left="5040" w:hanging="360"/>
-      </w:pPr>
-      <w:rPr>
-        <w:rFonts w:ascii="Wingdings" w:hAnsi="Wingdings" w:hint="default"/>
-        <w:sz w:val="20"/>
-      </w:rPr>
-    </w:lvl>
-    <w:lvl w:ilvl="7" w:tentative="1">
-      <w:start w:val="1"/>
-      <w:numFmt w:val="bullet"/>
-      <w:lvlText w:val=""/>
-      <w:lvlJc w:val="left"/>
-      <w:pPr>
-        <w:tabs>
-          <w:tab w:val="num" w:pos="5760"/>
-        </w:tabs>
-        <w:ind w:left="5760" w:hanging="360"/>
-      </w:pPr>
-      <w:rPr>
-        <w:rFonts w:ascii="Wingdings" w:hAnsi="Wingdings" w:hint="default"/>
-        <w:sz w:val="20"/>
-      </w:rPr>
-    </w:lvl>
-    <w:lvl w:ilvl="8" w:tentative="1">
-      <w:start w:val="1"/>
-      <w:numFmt w:val="bullet"/>
-      <w:lvlText w:val=""/>
-      <w:lvlJc w:val="left"/>
-      <w:pPr>
-        <w:tabs>
-          <w:tab w:val="num" w:pos="6480"/>
-        </w:tabs>
-        <w:ind w:left="6480" w:hanging="360"/>
-      </w:pPr>
-      <w:rPr>
-        <w:rFonts w:ascii="Wingdings" w:hAnsi="Wingdings" w:hint="default"/>
-        <w:sz w:val="20"/>
-      </w:rPr>
-    </w:lvl>
-  </w:abstractNum>
-  <w:abstractNum w:abstractNumId="18" w15:restartNumberingAfterBreak="0">
-    <w:nsid w:val="2FA3451F"/>
-    <w:multiLevelType w:val="hybridMultilevel"/>
-    <w:tmpl w:val="D3980EFC"/>
-    <w:lvl w:ilvl="0" w:tplc="040C000B">
-      <w:start w:val="1"/>
-      <w:numFmt w:val="bullet"/>
-      <w:lvlText w:val=""/>
-      <w:lvlJc w:val="left"/>
-      <w:pPr>
-        <w:ind w:left="720" w:hanging="360"/>
-      </w:pPr>
-      <w:rPr>
-        <w:rFonts w:ascii="Wingdings" w:hAnsi="Wingdings" w:hint="default"/>
-      </w:rPr>
-    </w:lvl>
-    <w:lvl w:ilvl="1" w:tplc="FFFFFFFF" w:tentative="1">
-      <w:start w:val="1"/>
-      <w:numFmt w:val="lowerLetter"/>
-      <w:lvlText w:val="%2."/>
-      <w:lvlJc w:val="left"/>
-      <w:pPr>
-        <w:ind w:left="1440" w:hanging="360"/>
-      </w:pPr>
-    </w:lvl>
-    <w:lvl w:ilvl="2" w:tplc="FFFFFFFF" w:tentative="1">
-      <w:start w:val="1"/>
-      <w:numFmt w:val="lowerRoman"/>
-      <w:lvlText w:val="%3."/>
-      <w:lvlJc w:val="right"/>
-      <w:pPr>
-        <w:ind w:left="2160" w:hanging="180"/>
-      </w:pPr>
-    </w:lvl>
-    <w:lvl w:ilvl="3" w:tplc="FFFFFFFF" w:tentative="1">
-      <w:start w:val="1"/>
-      <w:numFmt w:val="decimal"/>
-      <w:lvlText w:val="%4."/>
-      <w:lvlJc w:val="left"/>
-      <w:pPr>
-        <w:ind w:left="2880" w:hanging="360"/>
-      </w:pPr>
-    </w:lvl>
-    <w:lvl w:ilvl="4" w:tplc="FFFFFFFF" w:tentative="1">
-      <w:start w:val="1"/>
-      <w:numFmt w:val="lowerLetter"/>
-      <w:lvlText w:val="%5."/>
-      <w:lvlJc w:val="left"/>
-      <w:pPr>
-        <w:ind w:left="3600" w:hanging="360"/>
-      </w:pPr>
-    </w:lvl>
-    <w:lvl w:ilvl="5" w:tplc="FFFFFFFF" w:tentative="1">
-      <w:start w:val="1"/>
-      <w:numFmt w:val="lowerRoman"/>
-      <w:lvlText w:val="%6."/>
-      <w:lvlJc w:val="right"/>
-      <w:pPr>
-        <w:ind w:left="4320" w:hanging="180"/>
-      </w:pPr>
-    </w:lvl>
-    <w:lvl w:ilvl="6" w:tplc="FFFFFFFF" w:tentative="1">
-      <w:start w:val="1"/>
-      <w:numFmt w:val="decimal"/>
-      <w:lvlText w:val="%7."/>
-      <w:lvlJc w:val="left"/>
-      <w:pPr>
-        <w:ind w:left="5040" w:hanging="360"/>
-      </w:pPr>
-    </w:lvl>
-    <w:lvl w:ilvl="7" w:tplc="FFFFFFFF" w:tentative="1">
-      <w:start w:val="1"/>
-      <w:numFmt w:val="lowerLetter"/>
-      <w:lvlText w:val="%8."/>
-      <w:lvlJc w:val="left"/>
-      <w:pPr>
-        <w:ind w:left="5760" w:hanging="360"/>
-      </w:pPr>
-    </w:lvl>
-    <w:lvl w:ilvl="8" w:tplc="FFFFFFFF" w:tentative="1">
-      <w:start w:val="1"/>
-      <w:numFmt w:val="lowerRoman"/>
-      <w:lvlText w:val="%9."/>
-      <w:lvlJc w:val="right"/>
-      <w:pPr>
-        <w:ind w:left="6480" w:hanging="180"/>
-      </w:pPr>
-    </w:lvl>
-  </w:abstractNum>
-  <w:abstractNum w:abstractNumId="19" w15:restartNumberingAfterBreak="0">
+  <w:abstractNum w:abstractNumId="9" w15:restartNumberingAfterBreak="0">
     <w:nsid w:val="313A30D6"/>
     <w:multiLevelType w:val="hybridMultilevel"/>
     <w:tmpl w:val="5B207794"/>
@@ -13329,7 +12188,7 @@
       </w:rPr>
     </w:lvl>
   </w:abstractNum>
-  <w:abstractNum w:abstractNumId="20" w15:restartNumberingAfterBreak="0">
+  <w:abstractNum w:abstractNumId="10" w15:restartNumberingAfterBreak="0">
     <w:nsid w:val="31FB2265"/>
     <w:multiLevelType w:val="hybridMultilevel"/>
     <w:tmpl w:val="8812A256"/>
@@ -13442,7 +12301,7 @@
       </w:rPr>
     </w:lvl>
   </w:abstractNum>
-  <w:abstractNum w:abstractNumId="21" w15:restartNumberingAfterBreak="0">
+  <w:abstractNum w:abstractNumId="11" w15:restartNumberingAfterBreak="0">
     <w:nsid w:val="32176B19"/>
     <w:multiLevelType w:val="hybridMultilevel"/>
     <w:tmpl w:val="BBDA4254"/>
@@ -13555,96 +12414,7 @@
       </w:rPr>
     </w:lvl>
   </w:abstractNum>
-  <w:abstractNum w:abstractNumId="22" w15:restartNumberingAfterBreak="0">
-    <w:nsid w:val="336A1D66"/>
-    <w:multiLevelType w:val="hybridMultilevel"/>
-    <w:tmpl w:val="C3307C46"/>
-    <w:lvl w:ilvl="0" w:tplc="9578BDEE">
-      <w:start w:val="1"/>
-      <w:numFmt w:val="decimal"/>
-      <w:lvlText w:val="%1."/>
-      <w:lvlJc w:val="left"/>
-      <w:pPr>
-        <w:ind w:left="720" w:hanging="360"/>
-      </w:pPr>
-      <w:rPr>
-        <w:rFonts w:hint="default"/>
-      </w:rPr>
-    </w:lvl>
-    <w:lvl w:ilvl="1" w:tplc="04090019" w:tentative="1">
-      <w:start w:val="1"/>
-      <w:numFmt w:val="lowerLetter"/>
-      <w:lvlText w:val="%2."/>
-      <w:lvlJc w:val="left"/>
-      <w:pPr>
-        <w:ind w:left="1440" w:hanging="360"/>
-      </w:pPr>
-    </w:lvl>
-    <w:lvl w:ilvl="2" w:tplc="0409001B" w:tentative="1">
-      <w:start w:val="1"/>
-      <w:numFmt w:val="lowerRoman"/>
-      <w:lvlText w:val="%3."/>
-      <w:lvlJc w:val="right"/>
-      <w:pPr>
-        <w:ind w:left="2160" w:hanging="180"/>
-      </w:pPr>
-    </w:lvl>
-    <w:lvl w:ilvl="3" w:tplc="0409000F" w:tentative="1">
-      <w:start w:val="1"/>
-      <w:numFmt w:val="decimal"/>
-      <w:lvlText w:val="%4."/>
-      <w:lvlJc w:val="left"/>
-      <w:pPr>
-        <w:ind w:left="2880" w:hanging="360"/>
-      </w:pPr>
-    </w:lvl>
-    <w:lvl w:ilvl="4" w:tplc="04090019" w:tentative="1">
-      <w:start w:val="1"/>
-      <w:numFmt w:val="lowerLetter"/>
-      <w:lvlText w:val="%5."/>
-      <w:lvlJc w:val="left"/>
-      <w:pPr>
-        <w:ind w:left="3600" w:hanging="360"/>
-      </w:pPr>
-    </w:lvl>
-    <w:lvl w:ilvl="5" w:tplc="0409001B" w:tentative="1">
-      <w:start w:val="1"/>
-      <w:numFmt w:val="lowerRoman"/>
-      <w:lvlText w:val="%6."/>
-      <w:lvlJc w:val="right"/>
-      <w:pPr>
-        <w:ind w:left="4320" w:hanging="180"/>
-      </w:pPr>
-    </w:lvl>
-    <w:lvl w:ilvl="6" w:tplc="0409000F" w:tentative="1">
-      <w:start w:val="1"/>
-      <w:numFmt w:val="decimal"/>
-      <w:lvlText w:val="%7."/>
-      <w:lvlJc w:val="left"/>
-      <w:pPr>
-        <w:ind w:left="5040" w:hanging="360"/>
-      </w:pPr>
-    </w:lvl>
-    <w:lvl w:ilvl="7" w:tplc="04090019" w:tentative="1">
-      <w:start w:val="1"/>
-      <w:numFmt w:val="lowerLetter"/>
-      <w:lvlText w:val="%8."/>
-      <w:lvlJc w:val="left"/>
-      <w:pPr>
-        <w:ind w:left="5760" w:hanging="360"/>
-      </w:pPr>
-    </w:lvl>
-    <w:lvl w:ilvl="8" w:tplc="0409001B" w:tentative="1">
-      <w:start w:val="1"/>
-      <w:numFmt w:val="lowerRoman"/>
-      <w:lvlText w:val="%9."/>
-      <w:lvlJc w:val="right"/>
-      <w:pPr>
-        <w:ind w:left="6480" w:hanging="180"/>
-      </w:pPr>
-    </w:lvl>
-  </w:abstractNum>
-  <w:abstractNum w:abstractNumId="23" w15:restartNumberingAfterBreak="0">
+  <w:abstractNum w:abstractNumId="12" w15:restartNumberingAfterBreak="0">
     <w:nsid w:val="3CD1501A"/>
     <w:multiLevelType w:val="hybridMultilevel"/>
     <w:tmpl w:val="99362716"/>
@@ -13757,7 +12527,7 @@
       </w:rPr>
     </w:lvl>
   </w:abstractNum>
-  <w:abstractNum w:abstractNumId="24" w15:restartNumberingAfterBreak="0">
+  <w:abstractNum w:abstractNumId="13" w15:restartNumberingAfterBreak="0">
     <w:nsid w:val="3F893E97"/>
     <w:multiLevelType w:val="hybridMultilevel"/>
     <w:tmpl w:val="B2D2D826"/>
@@ -13870,7 +12640,7 @@
       </w:rPr>
     </w:lvl>
   </w:abstractNum>
-  <w:abstractNum w:abstractNumId="25" w15:restartNumberingAfterBreak="0">
+  <w:abstractNum w:abstractNumId="14" w15:restartNumberingAfterBreak="0">
     <w:nsid w:val="3FD92056"/>
     <w:multiLevelType w:val="hybridMultilevel"/>
     <w:tmpl w:val="6180DD42"/>
@@ -13983,209 +12753,7 @@
       </w:rPr>
     </w:lvl>
   </w:abstractNum>
-  <w:abstractNum w:abstractNumId="26" w15:restartNumberingAfterBreak="0">
-    <w:nsid w:val="40EB3CC2"/>
-    <w:multiLevelType w:val="hybridMultilevel"/>
-    <w:tmpl w:val="DA3237F6"/>
-    <w:lvl w:ilvl="0" w:tplc="040C0019">
-      <w:start w:val="1"/>
-      <w:numFmt w:val="lowerLetter"/>
-      <w:lvlText w:val="%1."/>
-      <w:lvlJc w:val="left"/>
-      <w:pPr>
-        <w:ind w:left="1068" w:hanging="360"/>
-      </w:pPr>
-      <w:rPr>
-        <w:rFonts w:hint="default"/>
-      </w:rPr>
-    </w:lvl>
-    <w:lvl w:ilvl="1" w:tplc="FFFFFFFF" w:tentative="1">
-      <w:start w:val="1"/>
-      <w:numFmt w:val="lowerLetter"/>
-      <w:lvlText w:val="%2."/>
-      <w:lvlJc w:val="left"/>
-      <w:pPr>
-        <w:ind w:left="1788" w:hanging="360"/>
-      </w:pPr>
-    </w:lvl>
-    <w:lvl w:ilvl="2" w:tplc="FFFFFFFF" w:tentative="1">
-      <w:start w:val="1"/>
-      <w:numFmt w:val="lowerRoman"/>
-      <w:lvlText w:val="%3."/>
-      <w:lvlJc w:val="right"/>
-      <w:pPr>
-        <w:ind w:left="2508" w:hanging="180"/>
-      </w:pPr>
-    </w:lvl>
-    <w:lvl w:ilvl="3" w:tplc="FFFFFFFF" w:tentative="1">
-      <w:start w:val="1"/>
-      <w:numFmt w:val="decimal"/>
-      <w:lvlText w:val="%4."/>
-      <w:lvlJc w:val="left"/>
-      <w:pPr>
-        <w:ind w:left="3228" w:hanging="360"/>
-      </w:pPr>
-    </w:lvl>
-    <w:lvl w:ilvl="4" w:tplc="FFFFFFFF" w:tentative="1">
-      <w:start w:val="1"/>
-      <w:numFmt w:val="lowerLetter"/>
-      <w:lvlText w:val="%5."/>
-      <w:lvlJc w:val="left"/>
-      <w:pPr>
-        <w:ind w:left="3948" w:hanging="360"/>
-      </w:pPr>
-    </w:lvl>
-    <w:lvl w:ilvl="5" w:tplc="FFFFFFFF" w:tentative="1">
-      <w:start w:val="1"/>
-      <w:numFmt w:val="lowerRoman"/>
-      <w:lvlText w:val="%6."/>
-      <w:lvlJc w:val="right"/>
-      <w:pPr>
-        <w:ind w:left="4668" w:hanging="180"/>
-      </w:pPr>
-    </w:lvl>
-    <w:lvl w:ilvl="6" w:tplc="FFFFFFFF" w:tentative="1">
-      <w:start w:val="1"/>
-      <w:numFmt w:val="decimal"/>
-      <w:lvlText w:val="%7."/>
-      <w:lvlJc w:val="left"/>
-      <w:pPr>
-        <w:ind w:left="5388" w:hanging="360"/>
-      </w:pPr>
-    </w:lvl>
-    <w:lvl w:ilvl="7" w:tplc="FFFFFFFF" w:tentative="1">
-      <w:start w:val="1"/>
-      <w:numFmt w:val="lowerLetter"/>
-      <w:lvlText w:val="%8."/>
-      <w:lvlJc w:val="left"/>
-      <w:pPr>
-        <w:ind w:left="6108" w:hanging="360"/>
-      </w:pPr>
-    </w:lvl>
-    <w:lvl w:ilvl="8" w:tplc="FFFFFFFF" w:tentative="1">
-      <w:start w:val="1"/>
-      <w:numFmt w:val="lowerRoman"/>
-      <w:lvlText w:val="%9."/>
-      <w:lvlJc w:val="right"/>
-      <w:pPr>
-        <w:ind w:left="6828" w:hanging="180"/>
-      </w:pPr>
-    </w:lvl>
-  </w:abstractNum>
-  <w:abstractNum w:abstractNumId="27" w15:restartNumberingAfterBreak="0">
-    <w:nsid w:val="42980C6E"/>
-    <w:multiLevelType w:val="hybridMultilevel"/>
-    <w:tmpl w:val="F9F4AE4A"/>
-    <w:lvl w:ilvl="0" w:tplc="040C0001">
-      <w:start w:val="1"/>
-      <w:numFmt w:val="bullet"/>
-      <w:lvlText w:val=""/>
-      <w:lvlJc w:val="left"/>
-      <w:pPr>
-        <w:ind w:left="1788" w:hanging="360"/>
-      </w:pPr>
-      <w:rPr>
-        <w:rFonts w:ascii="Symbol" w:hAnsi="Symbol" w:hint="default"/>
-      </w:rPr>
-    </w:lvl>
-    <w:lvl w:ilvl="1" w:tplc="04090003" w:tentative="1">
-      <w:start w:val="1"/>
-      <w:numFmt w:val="bullet"/>
-      <w:lvlText w:val="o"/>
-      <w:lvlJc w:val="left"/>
-      <w:pPr>
-        <w:ind w:left="2508" w:hanging="360"/>
-      </w:pPr>
-      <w:rPr>
-        <w:rFonts w:ascii="Courier New" w:hAnsi="Courier New" w:cs="Courier New" w:hint="default"/>
-      </w:rPr>
-    </w:lvl>
-    <w:lvl w:ilvl="2" w:tplc="04090005" w:tentative="1">
-      <w:start w:val="1"/>
-      <w:numFmt w:val="bullet"/>
-      <w:lvlText w:val=""/>
-      <w:lvlJc w:val="left"/>
-      <w:pPr>
-        <w:ind w:left="3228" w:hanging="360"/>
-      </w:pPr>
-      <w:rPr>
-        <w:rFonts w:ascii="Wingdings" w:hAnsi="Wingdings" w:hint="default"/>
-      </w:rPr>
-    </w:lvl>
-    <w:lvl w:ilvl="3" w:tplc="04090001" w:tentative="1">
-      <w:start w:val="1"/>
-      <w:numFmt w:val="bullet"/>
-      <w:lvlText w:val=""/>
-      <w:lvlJc w:val="left"/>
-      <w:pPr>
-        <w:ind w:left="3948" w:hanging="360"/>
-      </w:pPr>
-      <w:rPr>
-        <w:rFonts w:ascii="Symbol" w:hAnsi="Symbol" w:hint="default"/>
-      </w:rPr>
-    </w:lvl>
-    <w:lvl w:ilvl="4" w:tplc="04090003" w:tentative="1">
-      <w:start w:val="1"/>
-      <w:numFmt w:val="bullet"/>
-      <w:lvlText w:val="o"/>
-      <w:lvlJc w:val="left"/>
-      <w:pPr>
-        <w:ind w:left="4668" w:hanging="360"/>
-      </w:pPr>
-      <w:rPr>
-        <w:rFonts w:ascii="Courier New" w:hAnsi="Courier New" w:cs="Courier New" w:hint="default"/>
-      </w:rPr>
-    </w:lvl>
-    <w:lvl w:ilvl="5" w:tplc="04090005" w:tentative="1">
-      <w:start w:val="1"/>
-      <w:numFmt w:val="bullet"/>
-      <w:lvlText w:val=""/>
-      <w:lvlJc w:val="left"/>
-      <w:pPr>
-        <w:ind w:left="5388" w:hanging="360"/>
-      </w:pPr>
-      <w:rPr>
-        <w:rFonts w:ascii="Wingdings" w:hAnsi="Wingdings" w:hint="default"/>
-      </w:rPr>
-    </w:lvl>
-    <w:lvl w:ilvl="6" w:tplc="04090001" w:tentative="1">
-      <w:start w:val="1"/>
-      <w:numFmt w:val="bullet"/>
-      <w:lvlText w:val=""/>
-      <w:lvlJc w:val="left"/>
-      <w:pPr>
-        <w:ind w:left="6108" w:hanging="360"/>
-      </w:pPr>
-      <w:rPr>
-        <w:rFonts w:ascii="Symbol" w:hAnsi="Symbol" w:hint="default"/>
-      </w:rPr>
-    </w:lvl>
-    <w:lvl w:ilvl="7" w:tplc="04090003" w:tentative="1">
-      <w:start w:val="1"/>
-      <w:numFmt w:val="bullet"/>
-      <w:lvlText w:val="o"/>
-      <w:lvlJc w:val="left"/>
-      <w:pPr>
-        <w:ind w:left="6828" w:hanging="360"/>
-      </w:pPr>
-      <w:rPr>
-        <w:rFonts w:ascii="Courier New" w:hAnsi="Courier New" w:cs="Courier New" w:hint="default"/>
-      </w:rPr>
-    </w:lvl>
-    <w:lvl w:ilvl="8" w:tplc="04090005" w:tentative="1">
-      <w:start w:val="1"/>
-      <w:numFmt w:val="bullet"/>
-      <w:lvlText w:val=""/>
-      <w:lvlJc w:val="left"/>
-      <w:pPr>
-        <w:ind w:left="7548" w:hanging="360"/>
-      </w:pPr>
-      <w:rPr>
-        <w:rFonts w:ascii="Wingdings" w:hAnsi="Wingdings" w:hint="default"/>
-      </w:rPr>
-    </w:lvl>
-  </w:abstractNum>
-  <w:abstractNum w:abstractNumId="28" w15:restartNumberingAfterBreak="0">
+  <w:abstractNum w:abstractNumId="15" w15:restartNumberingAfterBreak="0">
     <w:nsid w:val="447572EB"/>
     <w:multiLevelType w:val="hybridMultilevel"/>
     <w:tmpl w:val="D0889DE0"/>
@@ -14298,156 +12866,7 @@
       </w:rPr>
     </w:lvl>
   </w:abstractNum>
-  <w:abstractNum w:abstractNumId="29" w15:restartNumberingAfterBreak="0">
-    <w:nsid w:val="481A40A0"/>
-    <w:multiLevelType w:val="multilevel"/>
-    <w:tmpl w:val="083AE47E"/>
-    <w:lvl w:ilvl="0">
-      <w:start w:val="1"/>
-      <w:numFmt w:val="bullet"/>
-      <w:lvlText w:val=""/>
-      <w:lvlJc w:val="left"/>
-      <w:pPr>
-        <w:tabs>
-          <w:tab w:val="num" w:pos="720"/>
-        </w:tabs>
-        <w:ind w:left="720" w:hanging="360"/>
-      </w:pPr>
-      <w:rPr>
-        <w:rFonts w:ascii="Symbol" w:hAnsi="Symbol" w:hint="default"/>
-        <w:sz w:val="20"/>
-      </w:rPr>
-    </w:lvl>
-    <w:lvl w:ilvl="1" w:tentative="1">
-      <w:start w:val="1"/>
-      <w:numFmt w:val="bullet"/>
-      <w:lvlText w:val="o"/>
-      <w:lvlJc w:val="left"/>
-      <w:pPr>
-        <w:tabs>
-          <w:tab w:val="num" w:pos="1440"/>
-        </w:tabs>
-        <w:ind w:left="1440" w:hanging="360"/>
-      </w:pPr>
-      <w:rPr>
-        <w:rFonts w:ascii="Courier New" w:hAnsi="Courier New" w:hint="default"/>
-        <w:sz w:val="20"/>
-      </w:rPr>
-    </w:lvl>
-    <w:lvl w:ilvl="2" w:tentative="1">
-      <w:start w:val="1"/>
-      <w:numFmt w:val="bullet"/>
-      <w:lvlText w:val=""/>
-      <w:lvlJc w:val="left"/>
-      <w:pPr>
-        <w:tabs>
-          <w:tab w:val="num" w:pos="2160"/>
-        </w:tabs>
-        <w:ind w:left="2160" w:hanging="360"/>
-      </w:pPr>
-      <w:rPr>
-        <w:rFonts w:ascii="Wingdings" w:hAnsi="Wingdings" w:hint="default"/>
-        <w:sz w:val="20"/>
-      </w:rPr>
-    </w:lvl>
-    <w:lvl w:ilvl="3" w:tentative="1">
-      <w:start w:val="1"/>
-      <w:numFmt w:val="bullet"/>
-      <w:lvlText w:val=""/>
-      <w:lvlJc w:val="left"/>
-      <w:pPr>
-        <w:tabs>
-          <w:tab w:val="num" w:pos="2880"/>
-        </w:tabs>
-        <w:ind w:left="2880" w:hanging="360"/>
-      </w:pPr>
-      <w:rPr>
-        <w:rFonts w:ascii="Wingdings" w:hAnsi="Wingdings" w:hint="default"/>
-        <w:sz w:val="20"/>
-      </w:rPr>
-    </w:lvl>
-    <w:lvl w:ilvl="4" w:tentative="1">
-      <w:start w:val="1"/>
-      <w:numFmt w:val="bullet"/>
-      <w:lvlText w:val=""/>
-      <w:lvlJc w:val="left"/>
-      <w:pPr>
-        <w:tabs>
-          <w:tab w:val="num" w:pos="3600"/>
-        </w:tabs>
-        <w:ind w:left="3600" w:hanging="360"/>
-      </w:pPr>
-      <w:rPr>
-        <w:rFonts w:ascii="Wingdings" w:hAnsi="Wingdings" w:hint="default"/>
-        <w:sz w:val="20"/>
-      </w:rPr>
-    </w:lvl>
-    <w:lvl w:ilvl="5" w:tentative="1">
-      <w:start w:val="1"/>
-      <w:numFmt w:val="bullet"/>
-      <w:lvlText w:val=""/>
-      <w:lvlJc w:val="left"/>
-      <w:pPr>
-        <w:tabs>
-          <w:tab w:val="num" w:pos="4320"/>
-        </w:tabs>
-        <w:ind w:left="4320" w:hanging="360"/>
-      </w:pPr>
-      <w:rPr>
-        <w:rFonts w:ascii="Wingdings" w:hAnsi="Wingdings" w:hint="default"/>
-        <w:sz w:val="20"/>
-      </w:rPr>
-    </w:lvl>
-    <w:lvl w:ilvl="6" w:tentative="1">
-      <w:start w:val="1"/>
-      <w:numFmt w:val="bullet"/>
-      <w:lvlText w:val=""/>
-      <w:lvlJc w:val="left"/>
-      <w:pPr>
-        <w:tabs>
-          <w:tab w:val="num" w:pos="5040"/>
-        </w:tabs>
-        <w:ind w:left="5040" w:hanging="360"/>
-      </w:pPr>
-      <w:rPr>
-        <w:rFonts w:ascii="Wingdings" w:hAnsi="Wingdings" w:hint="default"/>
-        <w:sz w:val="20"/>
-      </w:rPr>
-    </w:lvl>
-    <w:lvl w:ilvl="7" w:tentative="1">
-      <w:start w:val="1"/>
-      <w:numFmt w:val="bullet"/>
-      <w:lvlText w:val=""/>
-      <w:lvlJc w:val="left"/>
-      <w:pPr>
-        <w:tabs>
-          <w:tab w:val="num" w:pos="5760"/>
-        </w:tabs>
-        <w:ind w:left="5760" w:hanging="360"/>
-      </w:pPr>
-      <w:rPr>
-        <w:rFonts w:ascii="Wingdings" w:hAnsi="Wingdings" w:hint="default"/>
-        <w:sz w:val="20"/>
-      </w:rPr>
-    </w:lvl>
-    <w:lvl w:ilvl="8" w:tentative="1">
-      <w:start w:val="1"/>
-      <w:numFmt w:val="bullet"/>
-      <w:lvlText w:val=""/>
-      <w:lvlJc w:val="left"/>
-      <w:pPr>
-        <w:tabs>
-          <w:tab w:val="num" w:pos="6480"/>
-        </w:tabs>
-        <w:ind w:left="6480" w:hanging="360"/>
-      </w:pPr>
-      <w:rPr>
-        <w:rFonts w:ascii="Wingdings" w:hAnsi="Wingdings" w:hint="default"/>
-        <w:sz w:val="20"/>
-      </w:rPr>
-    </w:lvl>
-  </w:abstractNum>
-  <w:abstractNum w:abstractNumId="30" w15:restartNumberingAfterBreak="0">
+  <w:abstractNum w:abstractNumId="16" w15:restartNumberingAfterBreak="0">
     <w:nsid w:val="4941078C"/>
     <w:multiLevelType w:val="hybridMultilevel"/>
     <w:tmpl w:val="8C90147A"/>
@@ -14560,382 +12979,7 @@
       </w:rPr>
     </w:lvl>
   </w:abstractNum>
-  <w:abstractNum w:abstractNumId="31" w15:restartNumberingAfterBreak="0">
-    <w:nsid w:val="495B5A9B"/>
-    <w:multiLevelType w:val="multilevel"/>
-    <w:tmpl w:val="711CB1B2"/>
-    <w:lvl w:ilvl="0">
-      <w:start w:val="1"/>
-      <w:numFmt w:val="bullet"/>
-      <w:lvlText w:val=""/>
-      <w:lvlJc w:val="left"/>
-      <w:pPr>
-        <w:tabs>
-          <w:tab w:val="num" w:pos="720"/>
-        </w:tabs>
-        <w:ind w:left="720" w:hanging="360"/>
-      </w:pPr>
-      <w:rPr>
-        <w:rFonts w:ascii="Symbol" w:hAnsi="Symbol" w:hint="default"/>
-        <w:sz w:val="20"/>
-      </w:rPr>
-    </w:lvl>
-    <w:lvl w:ilvl="1" w:tentative="1">
-      <w:start w:val="1"/>
-      <w:numFmt w:val="bullet"/>
-      <w:lvlText w:val="o"/>
-      <w:lvlJc w:val="left"/>
-      <w:pPr>
-        <w:tabs>
-          <w:tab w:val="num" w:pos="1440"/>
-        </w:tabs>
-        <w:ind w:left="1440" w:hanging="360"/>
-      </w:pPr>
-      <w:rPr>
-        <w:rFonts w:ascii="Courier New" w:hAnsi="Courier New" w:hint="default"/>
-        <w:sz w:val="20"/>
-      </w:rPr>
-    </w:lvl>
-    <w:lvl w:ilvl="2" w:tentative="1">
-      <w:start w:val="1"/>
-      <w:numFmt w:val="bullet"/>
-      <w:lvlText w:val=""/>
-      <w:lvlJc w:val="left"/>
-      <w:pPr>
-        <w:tabs>
-          <w:tab w:val="num" w:pos="2160"/>
-        </w:tabs>
-        <w:ind w:left="2160" w:hanging="360"/>
-      </w:pPr>
-      <w:rPr>
-        <w:rFonts w:ascii="Wingdings" w:hAnsi="Wingdings" w:hint="default"/>
-        <w:sz w:val="20"/>
-      </w:rPr>
-    </w:lvl>
-    <w:lvl w:ilvl="3" w:tentative="1">
-      <w:start w:val="1"/>
-      <w:numFmt w:val="bullet"/>
-      <w:lvlText w:val=""/>
-      <w:lvlJc w:val="left"/>
-      <w:pPr>
-        <w:tabs>
-          <w:tab w:val="num" w:pos="2880"/>
-        </w:tabs>
-        <w:ind w:left="2880" w:hanging="360"/>
-      </w:pPr>
-      <w:rPr>
-        <w:rFonts w:ascii="Wingdings" w:hAnsi="Wingdings" w:hint="default"/>
-        <w:sz w:val="20"/>
-      </w:rPr>
-    </w:lvl>
-    <w:lvl w:ilvl="4" w:tentative="1">
-      <w:start w:val="1"/>
-      <w:numFmt w:val="bullet"/>
-      <w:lvlText w:val=""/>
-      <w:lvlJc w:val="left"/>
-      <w:pPr>
-        <w:tabs>
-          <w:tab w:val="num" w:pos="3600"/>
-        </w:tabs>
-        <w:ind w:left="3600" w:hanging="360"/>
-      </w:pPr>
-      <w:rPr>
-        <w:rFonts w:ascii="Wingdings" w:hAnsi="Wingdings" w:hint="default"/>
-        <w:sz w:val="20"/>
-      </w:rPr>
-    </w:lvl>
-    <w:lvl w:ilvl="5" w:tentative="1">
-      <w:start w:val="1"/>
-      <w:numFmt w:val="bullet"/>
-      <w:lvlText w:val=""/>
-      <w:lvlJc w:val="left"/>
-      <w:pPr>
-        <w:tabs>
-          <w:tab w:val="num" w:pos="4320"/>
-        </w:tabs>
-        <w:ind w:left="4320" w:hanging="360"/>
-      </w:pPr>
-      <w:rPr>
-        <w:rFonts w:ascii="Wingdings" w:hAnsi="Wingdings" w:hint="default"/>
-        <w:sz w:val="20"/>
-      </w:rPr>
-    </w:lvl>
-    <w:lvl w:ilvl="6" w:tentative="1">
-      <w:start w:val="1"/>
-      <w:numFmt w:val="bullet"/>
-      <w:lvlText w:val=""/>
-      <w:lvlJc w:val="left"/>
-      <w:pPr>
-        <w:tabs>
-          <w:tab w:val="num" w:pos="5040"/>
-        </w:tabs>
-        <w:ind w:left="5040" w:hanging="360"/>
-      </w:pPr>
-      <w:rPr>
-        <w:rFonts w:ascii="Wingdings" w:hAnsi="Wingdings" w:hint="default"/>
-        <w:sz w:val="20"/>
-      </w:rPr>
-    </w:lvl>
-    <w:lvl w:ilvl="7" w:tentative="1">
-      <w:start w:val="1"/>
-      <w:numFmt w:val="bullet"/>
-      <w:lvlText w:val=""/>
-      <w:lvlJc w:val="left"/>
-      <w:pPr>
-        <w:tabs>
-          <w:tab w:val="num" w:pos="5760"/>
-        </w:tabs>
-        <w:ind w:left="5760" w:hanging="360"/>
-      </w:pPr>
-      <w:rPr>
-        <w:rFonts w:ascii="Wingdings" w:hAnsi="Wingdings" w:hint="default"/>
-        <w:sz w:val="20"/>
-      </w:rPr>
-    </w:lvl>
-    <w:lvl w:ilvl="8" w:tentative="1">
-      <w:start w:val="1"/>
-      <w:numFmt w:val="bullet"/>
-      <w:lvlText w:val=""/>
-      <w:lvlJc w:val="left"/>
-      <w:pPr>
-        <w:tabs>
-          <w:tab w:val="num" w:pos="6480"/>
-        </w:tabs>
-        <w:ind w:left="6480" w:hanging="360"/>
-      </w:pPr>
-      <w:rPr>
-        <w:rFonts w:ascii="Wingdings" w:hAnsi="Wingdings" w:hint="default"/>
-        <w:sz w:val="20"/>
-      </w:rPr>
-    </w:lvl>
-  </w:abstractNum>
-  <w:abstractNum w:abstractNumId="32" w15:restartNumberingAfterBreak="0">
-    <w:nsid w:val="4B5F46ED"/>
-    <w:multiLevelType w:val="hybridMultilevel"/>
-    <w:tmpl w:val="7D7A30F8"/>
-    <w:lvl w:ilvl="0" w:tplc="D5FE1BBE">
-      <w:start w:val="1"/>
-      <w:numFmt w:val="bullet"/>
-      <w:lvlText w:val="-"/>
-      <w:lvlJc w:val="left"/>
-      <w:pPr>
-        <w:ind w:left="1776" w:hanging="360"/>
-      </w:pPr>
-      <w:rPr>
-        <w:rFonts w:ascii="Calibri" w:eastAsia="Times New Roman" w:hAnsi="Calibri" w:cs="Calibri" w:hint="default"/>
-      </w:rPr>
-    </w:lvl>
-    <w:lvl w:ilvl="1" w:tplc="04090003" w:tentative="1">
-      <w:start w:val="1"/>
-      <w:numFmt w:val="bullet"/>
-      <w:lvlText w:val="o"/>
-      <w:lvlJc w:val="left"/>
-      <w:pPr>
-        <w:ind w:left="2148" w:hanging="360"/>
-      </w:pPr>
-      <w:rPr>
-        <w:rFonts w:ascii="Courier New" w:hAnsi="Courier New" w:cs="Courier New" w:hint="default"/>
-      </w:rPr>
-    </w:lvl>
-    <w:lvl w:ilvl="2" w:tplc="04090005" w:tentative="1">
-      <w:start w:val="1"/>
-      <w:numFmt w:val="bullet"/>
-      <w:lvlText w:val=""/>
-      <w:lvlJc w:val="left"/>
-      <w:pPr>
-        <w:ind w:left="2868" w:hanging="360"/>
-      </w:pPr>
-      <w:rPr>
-        <w:rFonts w:ascii="Wingdings" w:hAnsi="Wingdings" w:hint="default"/>
-      </w:rPr>
-    </w:lvl>
-    <w:lvl w:ilvl="3" w:tplc="04090001" w:tentative="1">
-      <w:start w:val="1"/>
-      <w:numFmt w:val="bullet"/>
-      <w:lvlText w:val=""/>
-      <w:lvlJc w:val="left"/>
-      <w:pPr>
-        <w:ind w:left="3588" w:hanging="360"/>
-      </w:pPr>
-      <w:rPr>
-        <w:rFonts w:ascii="Symbol" w:hAnsi="Symbol" w:hint="default"/>
-      </w:rPr>
-    </w:lvl>
-    <w:lvl w:ilvl="4" w:tplc="04090003" w:tentative="1">
-      <w:start w:val="1"/>
-      <w:numFmt w:val="bullet"/>
-      <w:lvlText w:val="o"/>
-      <w:lvlJc w:val="left"/>
-      <w:pPr>
-        <w:ind w:left="4308" w:hanging="360"/>
-      </w:pPr>
-      <w:rPr>
-        <w:rFonts w:ascii="Courier New" w:hAnsi="Courier New" w:cs="Courier New" w:hint="default"/>
-      </w:rPr>
-    </w:lvl>
-    <w:lvl w:ilvl="5" w:tplc="04090005" w:tentative="1">
-      <w:start w:val="1"/>
-      <w:numFmt w:val="bullet"/>
-      <w:lvlText w:val=""/>
-      <w:lvlJc w:val="left"/>
-      <w:pPr>
-        <w:ind w:left="5028" w:hanging="360"/>
-      </w:pPr>
-      <w:rPr>
-        <w:rFonts w:ascii="Wingdings" w:hAnsi="Wingdings" w:hint="default"/>
-      </w:rPr>
-    </w:lvl>
-    <w:lvl w:ilvl="6" w:tplc="04090001" w:tentative="1">
-      <w:start w:val="1"/>
-      <w:numFmt w:val="bullet"/>
-      <w:lvlText w:val=""/>
-      <w:lvlJc w:val="left"/>
-      <w:pPr>
-        <w:ind w:left="5748" w:hanging="360"/>
-      </w:pPr>
-      <w:rPr>
-        <w:rFonts w:ascii="Symbol" w:hAnsi="Symbol" w:hint="default"/>
-      </w:rPr>
-    </w:lvl>
-    <w:lvl w:ilvl="7" w:tplc="04090003" w:tentative="1">
-      <w:start w:val="1"/>
-      <w:numFmt w:val="bullet"/>
-      <w:lvlText w:val="o"/>
-      <w:lvlJc w:val="left"/>
-      <w:pPr>
-        <w:ind w:left="6468" w:hanging="360"/>
-      </w:pPr>
-      <w:rPr>
-        <w:rFonts w:ascii="Courier New" w:hAnsi="Courier New" w:cs="Courier New" w:hint="default"/>
-      </w:rPr>
-    </w:lvl>
-    <w:lvl w:ilvl="8" w:tplc="04090005" w:tentative="1">
-      <w:start w:val="1"/>
-      <w:numFmt w:val="bullet"/>
-      <w:lvlText w:val=""/>
-      <w:lvlJc w:val="left"/>
-      <w:pPr>
-        <w:ind w:left="7188" w:hanging="360"/>
-      </w:pPr>
-      <w:rPr>
-        <w:rFonts w:ascii="Wingdings" w:hAnsi="Wingdings" w:hint="default"/>
-      </w:rPr>
-    </w:lvl>
-  </w:abstractNum>
-  <w:abstractNum w:abstractNumId="33" w15:restartNumberingAfterBreak="0">
-    <w:nsid w:val="4BE420EE"/>
-    <w:multiLevelType w:val="hybridMultilevel"/>
-    <w:tmpl w:val="AB0A4054"/>
-    <w:lvl w:ilvl="0" w:tplc="D5FE1BBE">
-      <w:start w:val="1"/>
-      <w:numFmt w:val="bullet"/>
-      <w:lvlText w:val="-"/>
-      <w:lvlJc w:val="left"/>
-      <w:pPr>
-        <w:ind w:left="1068" w:hanging="360"/>
-      </w:pPr>
-      <w:rPr>
-        <w:rFonts w:ascii="Calibri" w:eastAsia="Times New Roman" w:hAnsi="Calibri" w:cs="Calibri" w:hint="default"/>
-      </w:rPr>
-    </w:lvl>
-    <w:lvl w:ilvl="1" w:tplc="04090003" w:tentative="1">
-      <w:start w:val="1"/>
-      <w:numFmt w:val="bullet"/>
-      <w:lvlText w:val="o"/>
-      <w:lvlJc w:val="left"/>
-      <w:pPr>
-        <w:ind w:left="1788" w:hanging="360"/>
-      </w:pPr>
-      <w:rPr>
-        <w:rFonts w:ascii="Courier New" w:hAnsi="Courier New" w:cs="Courier New" w:hint="default"/>
-      </w:rPr>
-    </w:lvl>
-    <w:lvl w:ilvl="2" w:tplc="04090005" w:tentative="1">
-      <w:start w:val="1"/>
-      <w:numFmt w:val="bullet"/>
-      <w:lvlText w:val=""/>
-      <w:lvlJc w:val="left"/>
-      <w:pPr>
-        <w:ind w:left="2508" w:hanging="360"/>
-      </w:pPr>
-      <w:rPr>
-        <w:rFonts w:ascii="Wingdings" w:hAnsi="Wingdings" w:hint="default"/>
-      </w:rPr>
-    </w:lvl>
-    <w:lvl w:ilvl="3" w:tplc="04090001" w:tentative="1">
-      <w:start w:val="1"/>
-      <w:numFmt w:val="bullet"/>
-      <w:lvlText w:val=""/>
-      <w:lvlJc w:val="left"/>
-      <w:pPr>
-        <w:ind w:left="3228" w:hanging="360"/>
-      </w:pPr>
-      <w:rPr>
-        <w:rFonts w:ascii="Symbol" w:hAnsi="Symbol" w:hint="default"/>
-      </w:rPr>
-    </w:lvl>
-    <w:lvl w:ilvl="4" w:tplc="04090003" w:tentative="1">
-      <w:start w:val="1"/>
-      <w:numFmt w:val="bullet"/>
-      <w:lvlText w:val="o"/>
-      <w:lvlJc w:val="left"/>
-      <w:pPr>
-        <w:ind w:left="3948" w:hanging="360"/>
-      </w:pPr>
-      <w:rPr>
-        <w:rFonts w:ascii="Courier New" w:hAnsi="Courier New" w:cs="Courier New" w:hint="default"/>
-      </w:rPr>
-    </w:lvl>
-    <w:lvl w:ilvl="5" w:tplc="04090005" w:tentative="1">
-      <w:start w:val="1"/>
-      <w:numFmt w:val="bullet"/>
-      <w:lvlText w:val=""/>
-      <w:lvlJc w:val="left"/>
-      <w:pPr>
-        <w:ind w:left="4668" w:hanging="360"/>
-      </w:pPr>
-      <w:rPr>
-        <w:rFonts w:ascii="Wingdings" w:hAnsi="Wingdings" w:hint="default"/>
-      </w:rPr>
-    </w:lvl>
-    <w:lvl w:ilvl="6" w:tplc="04090001" w:tentative="1">
-      <w:start w:val="1"/>
-      <w:numFmt w:val="bullet"/>
-      <w:lvlText w:val=""/>
-      <w:lvlJc w:val="left"/>
-      <w:pPr>
-        <w:ind w:left="5388" w:hanging="360"/>
-      </w:pPr>
-      <w:rPr>
-        <w:rFonts w:ascii="Symbol" w:hAnsi="Symbol" w:hint="default"/>
-      </w:rPr>
-    </w:lvl>
-    <w:lvl w:ilvl="7" w:tplc="04090003" w:tentative="1">
-      <w:start w:val="1"/>
-      <w:numFmt w:val="bullet"/>
-      <w:lvlText w:val="o"/>
-      <w:lvlJc w:val="left"/>
-      <w:pPr>
-        <w:ind w:left="6108" w:hanging="360"/>
-      </w:pPr>
-      <w:rPr>
-        <w:rFonts w:ascii="Courier New" w:hAnsi="Courier New" w:cs="Courier New" w:hint="default"/>
-      </w:rPr>
-    </w:lvl>
-    <w:lvl w:ilvl="8" w:tplc="04090005" w:tentative="1">
-      <w:start w:val="1"/>
-      <w:numFmt w:val="bullet"/>
-      <w:lvlText w:val=""/>
-      <w:lvlJc w:val="left"/>
-      <w:pPr>
-        <w:ind w:left="6828" w:hanging="360"/>
-      </w:pPr>
-      <w:rPr>
-        <w:rFonts w:ascii="Wingdings" w:hAnsi="Wingdings" w:hint="default"/>
-      </w:rPr>
-    </w:lvl>
-  </w:abstractNum>
-  <w:abstractNum w:abstractNumId="34" w15:restartNumberingAfterBreak="0">
+  <w:abstractNum w:abstractNumId="17" w15:restartNumberingAfterBreak="0">
     <w:nsid w:val="4D6A1E63"/>
     <w:multiLevelType w:val="hybridMultilevel"/>
     <w:tmpl w:val="D0C0FBBC"/>
@@ -15048,7 +13092,7 @@
       </w:rPr>
     </w:lvl>
   </w:abstractNum>
-  <w:abstractNum w:abstractNumId="35" w15:restartNumberingAfterBreak="0">
+  <w:abstractNum w:abstractNumId="18" w15:restartNumberingAfterBreak="0">
     <w:nsid w:val="4E89307F"/>
     <w:multiLevelType w:val="hybridMultilevel"/>
     <w:tmpl w:val="50C4E284"/>
@@ -15161,7 +13205,7 @@
       </w:rPr>
     </w:lvl>
   </w:abstractNum>
-  <w:abstractNum w:abstractNumId="36" w15:restartNumberingAfterBreak="0">
+  <w:abstractNum w:abstractNumId="19" w15:restartNumberingAfterBreak="0">
     <w:nsid w:val="50B57BCC"/>
     <w:multiLevelType w:val="hybridMultilevel"/>
     <w:tmpl w:val="150CAAA4"/>
@@ -15274,7 +13318,7 @@
       </w:rPr>
     </w:lvl>
   </w:abstractNum>
-  <w:abstractNum w:abstractNumId="37" w15:restartNumberingAfterBreak="0">
+  <w:abstractNum w:abstractNumId="20" w15:restartNumberingAfterBreak="0">
     <w:nsid w:val="52F3023A"/>
     <w:multiLevelType w:val="hybridMultilevel"/>
     <w:tmpl w:val="33687A38"/>
@@ -15387,7 +13431,7 @@
       </w:rPr>
     </w:lvl>
   </w:abstractNum>
-  <w:abstractNum w:abstractNumId="38" w15:restartNumberingAfterBreak="0">
+  <w:abstractNum w:abstractNumId="21" w15:restartNumberingAfterBreak="0">
     <w:nsid w:val="53860A7A"/>
     <w:multiLevelType w:val="hybridMultilevel"/>
     <w:tmpl w:val="56F435B8"/>
@@ -15500,269 +13544,7 @@
       </w:rPr>
     </w:lvl>
   </w:abstractNum>
-  <w:abstractNum w:abstractNumId="39" w15:restartNumberingAfterBreak="0">
-    <w:nsid w:val="54E817D0"/>
-    <w:multiLevelType w:val="multilevel"/>
-    <w:tmpl w:val="7B68C5D4"/>
-    <w:lvl w:ilvl="0">
-      <w:start w:val="1"/>
-      <w:numFmt w:val="bullet"/>
-      <w:lvlText w:val=""/>
-      <w:lvlJc w:val="left"/>
-      <w:pPr>
-        <w:tabs>
-          <w:tab w:val="num" w:pos="720"/>
-        </w:tabs>
-        <w:ind w:left="720" w:hanging="360"/>
-      </w:pPr>
-      <w:rPr>
-        <w:rFonts w:ascii="Symbol" w:hAnsi="Symbol" w:hint="default"/>
-        <w:sz w:val="20"/>
-      </w:rPr>
-    </w:lvl>
-    <w:lvl w:ilvl="1" w:tentative="1">
-      <w:start w:val="1"/>
-      <w:numFmt w:val="bullet"/>
-      <w:lvlText w:val="o"/>
-      <w:lvlJc w:val="left"/>
-      <w:pPr>
-        <w:tabs>
-          <w:tab w:val="num" w:pos="1440"/>
-        </w:tabs>
-        <w:ind w:left="1440" w:hanging="360"/>
-      </w:pPr>
-      <w:rPr>
-        <w:rFonts w:ascii="Courier New" w:hAnsi="Courier New" w:hint="default"/>
-        <w:sz w:val="20"/>
-      </w:rPr>
-    </w:lvl>
-    <w:lvl w:ilvl="2" w:tentative="1">
-      <w:start w:val="1"/>
-      <w:numFmt w:val="bullet"/>
-      <w:lvlText w:val=""/>
-      <w:lvlJc w:val="left"/>
-      <w:pPr>
-        <w:tabs>
-          <w:tab w:val="num" w:pos="2160"/>
-        </w:tabs>
-        <w:ind w:left="2160" w:hanging="360"/>
-      </w:pPr>
-      <w:rPr>
-        <w:rFonts w:ascii="Wingdings" w:hAnsi="Wingdings" w:hint="default"/>
-        <w:sz w:val="20"/>
-      </w:rPr>
-    </w:lvl>
-    <w:lvl w:ilvl="3" w:tentative="1">
-      <w:start w:val="1"/>
-      <w:numFmt w:val="bullet"/>
-      <w:lvlText w:val=""/>
-      <w:lvlJc w:val="left"/>
-      <w:pPr>
-        <w:tabs>
-          <w:tab w:val="num" w:pos="2880"/>
-        </w:tabs>
-        <w:ind w:left="2880" w:hanging="360"/>
-      </w:pPr>
-      <w:rPr>
-        <w:rFonts w:ascii="Wingdings" w:hAnsi="Wingdings" w:hint="default"/>
-        <w:sz w:val="20"/>
-      </w:rPr>
-    </w:lvl>
-    <w:lvl w:ilvl="4" w:tentative="1">
-      <w:start w:val="1"/>
-      <w:numFmt w:val="bullet"/>
-      <w:lvlText w:val=""/>
-      <w:lvlJc w:val="left"/>
-      <w:pPr>
-        <w:tabs>
-          <w:tab w:val="num" w:pos="3600"/>
-        </w:tabs>
-        <w:ind w:left="3600" w:hanging="360"/>
-      </w:pPr>
-      <w:rPr>
-        <w:rFonts w:ascii="Wingdings" w:hAnsi="Wingdings" w:hint="default"/>
-        <w:sz w:val="20"/>
-      </w:rPr>
-    </w:lvl>
-    <w:lvl w:ilvl="5" w:tentative="1">
-      <w:start w:val="1"/>
-      <w:numFmt w:val="bullet"/>
-      <w:lvlText w:val=""/>
-      <w:lvlJc w:val="left"/>
-      <w:pPr>
-        <w:tabs>
-          <w:tab w:val="num" w:pos="4320"/>
-        </w:tabs>
-        <w:ind w:left="4320" w:hanging="360"/>
-      </w:pPr>
-      <w:rPr>
-        <w:rFonts w:ascii="Wingdings" w:hAnsi="Wingdings" w:hint="default"/>
-        <w:sz w:val="20"/>
-      </w:rPr>
-    </w:lvl>
-    <w:lvl w:ilvl="6" w:tentative="1">
-      <w:start w:val="1"/>
-      <w:numFmt w:val="bullet"/>
-      <w:lvlText w:val=""/>
-      <w:lvlJc w:val="left"/>
-      <w:pPr>
-        <w:tabs>
-          <w:tab w:val="num" w:pos="5040"/>
-        </w:tabs>
-        <w:ind w:left="5040" w:hanging="360"/>
-      </w:pPr>
-      <w:rPr>
-        <w:rFonts w:ascii="Wingdings" w:hAnsi="Wingdings" w:hint="default"/>
-        <w:sz w:val="20"/>
-      </w:rPr>
-    </w:lvl>
-    <w:lvl w:ilvl="7" w:tentative="1">
-      <w:start w:val="1"/>
-      <w:numFmt w:val="bullet"/>
-      <w:lvlText w:val=""/>
-      <w:lvlJc w:val="left"/>
-      <w:pPr>
-        <w:tabs>
-          <w:tab w:val="num" w:pos="5760"/>
-        </w:tabs>
-        <w:ind w:left="5760" w:hanging="360"/>
-      </w:pPr>
-      <w:rPr>
-        <w:rFonts w:ascii="Wingdings" w:hAnsi="Wingdings" w:hint="default"/>
-        <w:sz w:val="20"/>
-      </w:rPr>
-    </w:lvl>
-    <w:lvl w:ilvl="8" w:tentative="1">
-      <w:start w:val="1"/>
-      <w:numFmt w:val="bullet"/>
-      <w:lvlText w:val=""/>
-      <w:lvlJc w:val="left"/>
-      <w:pPr>
-        <w:tabs>
-          <w:tab w:val="num" w:pos="6480"/>
-        </w:tabs>
-        <w:ind w:left="6480" w:hanging="360"/>
-      </w:pPr>
-      <w:rPr>
-        <w:rFonts w:ascii="Wingdings" w:hAnsi="Wingdings" w:hint="default"/>
-        <w:sz w:val="20"/>
-      </w:rPr>
-    </w:lvl>
-  </w:abstractNum>
-  <w:abstractNum w:abstractNumId="40" w15:restartNumberingAfterBreak="0">
-    <w:nsid w:val="55155CEA"/>
-    <w:multiLevelType w:val="hybridMultilevel"/>
-    <w:tmpl w:val="E94A3E6A"/>
-    <w:lvl w:ilvl="0" w:tplc="040C0001">
-      <w:start w:val="1"/>
-      <w:numFmt w:val="bullet"/>
-      <w:lvlText w:val=""/>
-      <w:lvlJc w:val="left"/>
-      <w:pPr>
-        <w:ind w:left="720" w:hanging="360"/>
-      </w:pPr>
-      <w:rPr>
-        <w:rFonts w:ascii="Symbol" w:hAnsi="Symbol" w:hint="default"/>
-      </w:rPr>
-    </w:lvl>
-    <w:lvl w:ilvl="1" w:tplc="FFFFFFFF" w:tentative="1">
-      <w:start w:val="1"/>
-      <w:numFmt w:val="bullet"/>
-      <w:lvlText w:val="o"/>
-      <w:lvlJc w:val="left"/>
-      <w:pPr>
-        <w:ind w:left="1440" w:hanging="360"/>
-      </w:pPr>
-      <w:rPr>
-        <w:rFonts w:ascii="Courier New" w:hAnsi="Courier New" w:cs="Courier New" w:hint="default"/>
-      </w:rPr>
-    </w:lvl>
-    <w:lvl w:ilvl="2" w:tplc="FFFFFFFF" w:tentative="1">
-      <w:start w:val="1"/>
-      <w:numFmt w:val="bullet"/>
-      <w:lvlText w:val=""/>
-      <w:lvlJc w:val="left"/>
-      <w:pPr>
-        <w:ind w:left="2160" w:hanging="360"/>
-      </w:pPr>
-      <w:rPr>
-        <w:rFonts w:ascii="Wingdings" w:hAnsi="Wingdings" w:hint="default"/>
-      </w:rPr>
-    </w:lvl>
-    <w:lvl w:ilvl="3" w:tplc="FFFFFFFF" w:tentative="1">
-      <w:start w:val="1"/>
-      <w:numFmt w:val="bullet"/>
-      <w:lvlText w:val=""/>
-      <w:lvlJc w:val="left"/>
-      <w:pPr>
-        <w:ind w:left="2880" w:hanging="360"/>
-      </w:pPr>
-      <w:rPr>
-        <w:rFonts w:ascii="Symbol" w:hAnsi="Symbol" w:hint="default"/>
-      </w:rPr>
-    </w:lvl>
-    <w:lvl w:ilvl="4" w:tplc="FFFFFFFF" w:tentative="1">
-      <w:start w:val="1"/>
-      <w:numFmt w:val="bullet"/>
-      <w:lvlText w:val="o"/>
-      <w:lvlJc w:val="left"/>
-      <w:pPr>
-        <w:ind w:left="3600" w:hanging="360"/>
-      </w:pPr>
-      <w:rPr>
-        <w:rFonts w:ascii="Courier New" w:hAnsi="Courier New" w:cs="Courier New" w:hint="default"/>
-      </w:rPr>
-    </w:lvl>
-    <w:lvl w:ilvl="5" w:tplc="FFFFFFFF" w:tentative="1">
-      <w:start w:val="1"/>
-      <w:numFmt w:val="bullet"/>
-      <w:lvlText w:val=""/>
-      <w:lvlJc w:val="left"/>
-      <w:pPr>
-        <w:ind w:left="4320" w:hanging="360"/>
-      </w:pPr>
-      <w:rPr>
-        <w:rFonts w:ascii="Wingdings" w:hAnsi="Wingdings" w:hint="default"/>
-      </w:rPr>
-    </w:lvl>
-    <w:lvl w:ilvl="6" w:tplc="FFFFFFFF" w:tentative="1">
-      <w:start w:val="1"/>
-      <w:numFmt w:val="bullet"/>
-      <w:lvlText w:val=""/>
-      <w:lvlJc w:val="left"/>
-      <w:pPr>
-        <w:ind w:left="5040" w:hanging="360"/>
-      </w:pPr>
-      <w:rPr>
-        <w:rFonts w:ascii="Symbol" w:hAnsi="Symbol" w:hint="default"/>
-      </w:rPr>
-    </w:lvl>
-    <w:lvl w:ilvl="7" w:tplc="FFFFFFFF" w:tentative="1">
-      <w:start w:val="1"/>
-      <w:numFmt w:val="bullet"/>
-      <w:lvlText w:val="o"/>
-      <w:lvlJc w:val="left"/>
-      <w:pPr>
-        <w:ind w:left="5760" w:hanging="360"/>
-      </w:pPr>
-      <w:rPr>
-        <w:rFonts w:ascii="Courier New" w:hAnsi="Courier New" w:cs="Courier New" w:hint="default"/>
-      </w:rPr>
-    </w:lvl>
-    <w:lvl w:ilvl="8" w:tplc="FFFFFFFF" w:tentative="1">
-      <w:start w:val="1"/>
-      <w:numFmt w:val="bullet"/>
-      <w:lvlText w:val=""/>
-      <w:lvlJc w:val="left"/>
-      <w:pPr>
-        <w:ind w:left="6480" w:hanging="360"/>
-      </w:pPr>
-      <w:rPr>
-        <w:rFonts w:ascii="Wingdings" w:hAnsi="Wingdings" w:hint="default"/>
-      </w:rPr>
-    </w:lvl>
-  </w:abstractNum>
-  <w:abstractNum w:abstractNumId="41" w15:restartNumberingAfterBreak="0">
+  <w:abstractNum w:abstractNumId="22" w15:restartNumberingAfterBreak="0">
     <w:nsid w:val="5C9A48D0"/>
     <w:multiLevelType w:val="multilevel"/>
     <w:tmpl w:val="AF98E376"/>
@@ -15883,209 +13665,7 @@
       </w:rPr>
     </w:lvl>
   </w:abstractNum>
-  <w:abstractNum w:abstractNumId="42" w15:restartNumberingAfterBreak="0">
-    <w:nsid w:val="5E4F3FD9"/>
-    <w:multiLevelType w:val="hybridMultilevel"/>
-    <w:tmpl w:val="7FD20808"/>
-    <w:lvl w:ilvl="0" w:tplc="040C0001">
-      <w:start w:val="1"/>
-      <w:numFmt w:val="bullet"/>
-      <w:lvlText w:val=""/>
-      <w:lvlJc w:val="left"/>
-      <w:pPr>
-        <w:ind w:left="1776" w:hanging="360"/>
-      </w:pPr>
-      <w:rPr>
-        <w:rFonts w:ascii="Symbol" w:hAnsi="Symbol" w:hint="default"/>
-      </w:rPr>
-    </w:lvl>
-    <w:lvl w:ilvl="1" w:tplc="FFFFFFFF" w:tentative="1">
-      <w:start w:val="1"/>
-      <w:numFmt w:val="bullet"/>
-      <w:lvlText w:val="o"/>
-      <w:lvlJc w:val="left"/>
-      <w:pPr>
-        <w:ind w:left="2148" w:hanging="360"/>
-      </w:pPr>
-      <w:rPr>
-        <w:rFonts w:ascii="Courier New" w:hAnsi="Courier New" w:cs="Courier New" w:hint="default"/>
-      </w:rPr>
-    </w:lvl>
-    <w:lvl w:ilvl="2" w:tplc="FFFFFFFF" w:tentative="1">
-      <w:start w:val="1"/>
-      <w:numFmt w:val="bullet"/>
-      <w:lvlText w:val=""/>
-      <w:lvlJc w:val="left"/>
-      <w:pPr>
-        <w:ind w:left="2868" w:hanging="360"/>
-      </w:pPr>
-      <w:rPr>
-        <w:rFonts w:ascii="Wingdings" w:hAnsi="Wingdings" w:hint="default"/>
-      </w:rPr>
-    </w:lvl>
-    <w:lvl w:ilvl="3" w:tplc="FFFFFFFF" w:tentative="1">
-      <w:start w:val="1"/>
-      <w:numFmt w:val="bullet"/>
-      <w:lvlText w:val=""/>
-      <w:lvlJc w:val="left"/>
-      <w:pPr>
-        <w:ind w:left="3588" w:hanging="360"/>
-      </w:pPr>
-      <w:rPr>
-        <w:rFonts w:ascii="Symbol" w:hAnsi="Symbol" w:hint="default"/>
-      </w:rPr>
-    </w:lvl>
-    <w:lvl w:ilvl="4" w:tplc="FFFFFFFF" w:tentative="1">
-      <w:start w:val="1"/>
-      <w:numFmt w:val="bullet"/>
-      <w:lvlText w:val="o"/>
-      <w:lvlJc w:val="left"/>
-      <w:pPr>
-        <w:ind w:left="4308" w:hanging="360"/>
-      </w:pPr>
-      <w:rPr>
-        <w:rFonts w:ascii="Courier New" w:hAnsi="Courier New" w:cs="Courier New" w:hint="default"/>
-      </w:rPr>
-    </w:lvl>
-    <w:lvl w:ilvl="5" w:tplc="FFFFFFFF" w:tentative="1">
-      <w:start w:val="1"/>
-      <w:numFmt w:val="bullet"/>
-      <w:lvlText w:val=""/>
-      <w:lvlJc w:val="left"/>
-      <w:pPr>
-        <w:ind w:left="5028" w:hanging="360"/>
-      </w:pPr>
-      <w:rPr>
-        <w:rFonts w:ascii="Wingdings" w:hAnsi="Wingdings" w:hint="default"/>
-      </w:rPr>
-    </w:lvl>
-    <w:lvl w:ilvl="6" w:tplc="FFFFFFFF" w:tentative="1">
-      <w:start w:val="1"/>
-      <w:numFmt w:val="bullet"/>
-      <w:lvlText w:val=""/>
-      <w:lvlJc w:val="left"/>
-      <w:pPr>
-        <w:ind w:left="5748" w:hanging="360"/>
-      </w:pPr>
-      <w:rPr>
-        <w:rFonts w:ascii="Symbol" w:hAnsi="Symbol" w:hint="default"/>
-      </w:rPr>
-    </w:lvl>
-    <w:lvl w:ilvl="7" w:tplc="FFFFFFFF" w:tentative="1">
-      <w:start w:val="1"/>
-      <w:numFmt w:val="bullet"/>
-      <w:lvlText w:val="o"/>
-      <w:lvlJc w:val="left"/>
-      <w:pPr>
-        <w:ind w:left="6468" w:hanging="360"/>
-      </w:pPr>
-      <w:rPr>
-        <w:rFonts w:ascii="Courier New" w:hAnsi="Courier New" w:cs="Courier New" w:hint="default"/>
-      </w:rPr>
-    </w:lvl>
-    <w:lvl w:ilvl="8" w:tplc="FFFFFFFF" w:tentative="1">
-      <w:start w:val="1"/>
-      <w:numFmt w:val="bullet"/>
-      <w:lvlText w:val=""/>
-      <w:lvlJc w:val="left"/>
-      <w:pPr>
-        <w:ind w:left="7188" w:hanging="360"/>
-      </w:pPr>
-      <w:rPr>
-        <w:rFonts w:ascii="Wingdings" w:hAnsi="Wingdings" w:hint="default"/>
-      </w:rPr>
-    </w:lvl>
-  </w:abstractNum>
-  <w:abstractNum w:abstractNumId="43" w15:restartNumberingAfterBreak="0">
-    <w:nsid w:val="5E507C33"/>
-    <w:multiLevelType w:val="hybridMultilevel"/>
-    <w:tmpl w:val="196CAB2E"/>
-    <w:lvl w:ilvl="0" w:tplc="D4E03470">
-      <w:start w:val="1"/>
-      <w:numFmt w:val="decimal"/>
-      <w:lvlText w:val="%1."/>
-      <w:lvlJc w:val="left"/>
-      <w:pPr>
-        <w:ind w:left="720" w:hanging="360"/>
-      </w:pPr>
-      <w:rPr>
-        <w:rFonts w:hint="default"/>
-      </w:rPr>
-    </w:lvl>
-    <w:lvl w:ilvl="1" w:tplc="04090019" w:tentative="1">
-      <w:start w:val="1"/>
-      <w:numFmt w:val="lowerLetter"/>
-      <w:lvlText w:val="%2."/>
-      <w:lvlJc w:val="left"/>
-      <w:pPr>
-        <w:ind w:left="1440" w:hanging="360"/>
-      </w:pPr>
-    </w:lvl>
-    <w:lvl w:ilvl="2" w:tplc="0409001B" w:tentative="1">
-      <w:start w:val="1"/>
-      <w:numFmt w:val="lowerRoman"/>
-      <w:lvlText w:val="%3."/>
-      <w:lvlJc w:val="right"/>
-      <w:pPr>
-        <w:ind w:left="2160" w:hanging="180"/>
-      </w:pPr>
-    </w:lvl>
-    <w:lvl w:ilvl="3" w:tplc="0409000F" w:tentative="1">
-      <w:start w:val="1"/>
-      <w:numFmt w:val="decimal"/>
-      <w:lvlText w:val="%4."/>
-      <w:lvlJc w:val="left"/>
-      <w:pPr>
-        <w:ind w:left="2880" w:hanging="360"/>
-      </w:pPr>
-    </w:lvl>
-    <w:lvl w:ilvl="4" w:tplc="04090019" w:tentative="1">
-      <w:start w:val="1"/>
-      <w:numFmt w:val="lowerLetter"/>
-      <w:lvlText w:val="%5."/>
-      <w:lvlJc w:val="left"/>
-      <w:pPr>
-        <w:ind w:left="3600" w:hanging="360"/>
-      </w:pPr>
-    </w:lvl>
-    <w:lvl w:ilvl="5" w:tplc="0409001B" w:tentative="1">
-      <w:start w:val="1"/>
-      <w:numFmt w:val="lowerRoman"/>
-      <w:lvlText w:val="%6."/>
-      <w:lvlJc w:val="right"/>
-      <w:pPr>
-        <w:ind w:left="4320" w:hanging="180"/>
-      </w:pPr>
-    </w:lvl>
-    <w:lvl w:ilvl="6" w:tplc="0409000F" w:tentative="1">
-      <w:start w:val="1"/>
-      <w:numFmt w:val="decimal"/>
-      <w:lvlText w:val="%7."/>
-      <w:lvlJc w:val="left"/>
-      <w:pPr>
-        <w:ind w:left="5040" w:hanging="360"/>
-      </w:pPr>
-    </w:lvl>
-    <w:lvl w:ilvl="7" w:tplc="04090019" w:tentative="1">
-      <w:start w:val="1"/>
-      <w:numFmt w:val="lowerLetter"/>
-      <w:lvlText w:val="%8."/>
-      <w:lvlJc w:val="left"/>
-      <w:pPr>
-        <w:ind w:left="5760" w:hanging="360"/>
-      </w:pPr>
-    </w:lvl>
-    <w:lvl w:ilvl="8" w:tplc="0409001B" w:tentative="1">
-      <w:start w:val="1"/>
-      <w:numFmt w:val="lowerRoman"/>
-      <w:lvlText w:val="%9."/>
-      <w:lvlJc w:val="right"/>
-      <w:pPr>
-        <w:ind w:left="6480" w:hanging="180"/>
-      </w:pPr>
-    </w:lvl>
-  </w:abstractNum>
-  <w:abstractNum w:abstractNumId="44" w15:restartNumberingAfterBreak="0">
+  <w:abstractNum w:abstractNumId="23" w15:restartNumberingAfterBreak="0">
     <w:nsid w:val="63E4607A"/>
     <w:multiLevelType w:val="hybridMultilevel"/>
     <w:tmpl w:val="03A4E51E"/>
@@ -16198,7 +13778,7 @@
       </w:rPr>
     </w:lvl>
   </w:abstractNum>
-  <w:abstractNum w:abstractNumId="45" w15:restartNumberingAfterBreak="0">
+  <w:abstractNum w:abstractNumId="24" w15:restartNumberingAfterBreak="0">
     <w:nsid w:val="651242B6"/>
     <w:multiLevelType w:val="hybridMultilevel"/>
     <w:tmpl w:val="29063330"/>
@@ -16311,7 +13891,7 @@
       </w:rPr>
     </w:lvl>
   </w:abstractNum>
-  <w:abstractNum w:abstractNumId="46" w15:restartNumberingAfterBreak="0">
+  <w:abstractNum w:abstractNumId="25" w15:restartNumberingAfterBreak="0">
     <w:nsid w:val="688F7E28"/>
     <w:multiLevelType w:val="hybridMultilevel"/>
     <w:tmpl w:val="3E08325E"/>
@@ -16424,96 +14004,7 @@
       </w:rPr>
     </w:lvl>
   </w:abstractNum>
-  <w:abstractNum w:abstractNumId="47" w15:restartNumberingAfterBreak="0">
-    <w:nsid w:val="69DF506A"/>
-    <w:multiLevelType w:val="hybridMultilevel"/>
-    <w:tmpl w:val="10ACEEC6"/>
-    <w:lvl w:ilvl="0" w:tplc="0409000F">
-      <w:start w:val="1"/>
-      <w:numFmt w:val="decimal"/>
-      <w:lvlText w:val="%1."/>
-      <w:lvlJc w:val="left"/>
-      <w:pPr>
-        <w:ind w:left="720" w:hanging="360"/>
-      </w:pPr>
-      <w:rPr>
-        <w:rFonts w:hint="default"/>
-      </w:rPr>
-    </w:lvl>
-    <w:lvl w:ilvl="1" w:tplc="04090019" w:tentative="1">
-      <w:start w:val="1"/>
-      <w:numFmt w:val="lowerLetter"/>
-      <w:lvlText w:val="%2."/>
-      <w:lvlJc w:val="left"/>
-      <w:pPr>
-        <w:ind w:left="1440" w:hanging="360"/>
-      </w:pPr>
-    </w:lvl>
-    <w:lvl w:ilvl="2" w:tplc="0409001B" w:tentative="1">
-      <w:start w:val="1"/>
-      <w:numFmt w:val="lowerRoman"/>
-      <w:lvlText w:val="%3."/>
-      <w:lvlJc w:val="right"/>
-      <w:pPr>
-        <w:ind w:left="2160" w:hanging="180"/>
-      </w:pPr>
-    </w:lvl>
-    <w:lvl w:ilvl="3" w:tplc="0409000F" w:tentative="1">
-      <w:start w:val="1"/>
-      <w:numFmt w:val="decimal"/>
-      <w:lvlText w:val="%4."/>
-      <w:lvlJc w:val="left"/>
-      <w:pPr>
-        <w:ind w:left="2880" w:hanging="360"/>
-      </w:pPr>
-    </w:lvl>
-    <w:lvl w:ilvl="4" w:tplc="04090019" w:tentative="1">
-      <w:start w:val="1"/>
-      <w:numFmt w:val="lowerLetter"/>
-      <w:lvlText w:val="%5."/>
-      <w:lvlJc w:val="left"/>
-      <w:pPr>
-        <w:ind w:left="3600" w:hanging="360"/>
-      </w:pPr>
-    </w:lvl>
-    <w:lvl w:ilvl="5" w:tplc="0409001B" w:tentative="1">
-      <w:start w:val="1"/>
-      <w:numFmt w:val="lowerRoman"/>
-      <w:lvlText w:val="%6."/>
-      <w:lvlJc w:val="right"/>
-      <w:pPr>
-        <w:ind w:left="4320" w:hanging="180"/>
-      </w:pPr>
-    </w:lvl>
-    <w:lvl w:ilvl="6" w:tplc="0409000F" w:tentative="1">
-      <w:start w:val="1"/>
-      <w:numFmt w:val="decimal"/>
-      <w:lvlText w:val="%7."/>
-      <w:lvlJc w:val="left"/>
-      <w:pPr>
-        <w:ind w:left="5040" w:hanging="360"/>
-      </w:pPr>
-    </w:lvl>
-    <w:lvl w:ilvl="7" w:tplc="04090019" w:tentative="1">
-      <w:start w:val="1"/>
-      <w:numFmt w:val="lowerLetter"/>
-      <w:lvlText w:val="%8."/>
-      <w:lvlJc w:val="left"/>
-      <w:pPr>
-        <w:ind w:left="5760" w:hanging="360"/>
-      </w:pPr>
-    </w:lvl>
-    <w:lvl w:ilvl="8" w:tplc="0409001B" w:tentative="1">
-      <w:start w:val="1"/>
-      <w:numFmt w:val="lowerRoman"/>
-      <w:lvlText w:val="%9."/>
-      <w:lvlJc w:val="right"/>
-      <w:pPr>
-        <w:ind w:left="6480" w:hanging="180"/>
-      </w:pPr>
-    </w:lvl>
-  </w:abstractNum>
-  <w:abstractNum w:abstractNumId="48" w15:restartNumberingAfterBreak="0">
+  <w:abstractNum w:abstractNumId="26" w15:restartNumberingAfterBreak="0">
     <w:nsid w:val="718F52B8"/>
     <w:multiLevelType w:val="hybridMultilevel"/>
     <w:tmpl w:val="691824CC"/>
@@ -16626,7 +14117,7 @@
       </w:rPr>
     </w:lvl>
   </w:abstractNum>
-  <w:abstractNum w:abstractNumId="49" w15:restartNumberingAfterBreak="0">
+  <w:abstractNum w:abstractNumId="27" w15:restartNumberingAfterBreak="0">
     <w:nsid w:val="73BE12FE"/>
     <w:multiLevelType w:val="hybridMultilevel"/>
     <w:tmpl w:val="95521648"/>
@@ -16739,120 +14230,7 @@
       </w:rPr>
     </w:lvl>
   </w:abstractNum>
-  <w:abstractNum w:abstractNumId="50" w15:restartNumberingAfterBreak="0">
-    <w:nsid w:val="7546454A"/>
-    <w:multiLevelType w:val="hybridMultilevel"/>
-    <w:tmpl w:val="BACE112C"/>
-    <w:lvl w:ilvl="0" w:tplc="040C000B">
-      <w:start w:val="1"/>
-      <w:numFmt w:val="bullet"/>
-      <w:lvlText w:val=""/>
-      <w:lvlJc w:val="left"/>
-      <w:pPr>
-        <w:ind w:left="720" w:hanging="360"/>
-      </w:pPr>
-      <w:rPr>
-        <w:rFonts w:ascii="Wingdings" w:hAnsi="Wingdings" w:hint="default"/>
-      </w:rPr>
-    </w:lvl>
-    <w:lvl w:ilvl="1" w:tplc="04090003" w:tentative="1">
-      <w:start w:val="1"/>
-      <w:numFmt w:val="bullet"/>
-      <w:lvlText w:val="o"/>
-      <w:lvlJc w:val="left"/>
-      <w:pPr>
-        <w:ind w:left="1440" w:hanging="360"/>
-      </w:pPr>
-      <w:rPr>
-        <w:rFonts w:ascii="Courier New" w:hAnsi="Courier New" w:cs="Courier New" w:hint="default"/>
-      </w:rPr>
-    </w:lvl>
-    <w:lvl w:ilvl="2" w:tplc="04090005" w:tentative="1">
-      <w:start w:val="1"/>
-      <w:numFmt w:val="bullet"/>
-      <w:lvlText w:val=""/>
-      <w:lvlJc w:val="left"/>
-      <w:pPr>
-        <w:ind w:left="2160" w:hanging="360"/>
-      </w:pPr>
-      <w:rPr>
-        <w:rFonts w:ascii="Wingdings" w:hAnsi="Wingdings" w:hint="default"/>
-      </w:rPr>
-    </w:lvl>
-    <w:lvl w:ilvl="3" w:tplc="04090001" w:tentative="1">
-      <w:start w:val="1"/>
-      <w:numFmt w:val="bullet"/>
-      <w:lvlText w:val=""/>
-      <w:lvlJc w:val="left"/>
-      <w:pPr>
-        <w:ind w:left="2880" w:hanging="360"/>
-      </w:pPr>
-      <w:rPr>
-        <w:rFonts w:ascii="Symbol" w:hAnsi="Symbol" w:hint="default"/>
-      </w:rPr>
-    </w:lvl>
-    <w:lvl w:ilvl="4" w:tplc="04090003" w:tentative="1">
-      <w:start w:val="1"/>
-      <w:numFmt w:val="bullet"/>
-      <w:lvlText w:val="o"/>
-      <w:lvlJc w:val="left"/>
-      <w:pPr>
-        <w:ind w:left="3600" w:hanging="360"/>
-      </w:pPr>
-      <w:rPr>
-        <w:rFonts w:ascii="Courier New" w:hAnsi="Courier New" w:cs="Courier New" w:hint="default"/>
-      </w:rPr>
-    </w:lvl>
-    <w:lvl w:ilvl="5" w:tplc="04090005" w:tentative="1">
-      <w:start w:val="1"/>
-      <w:numFmt w:val="bullet"/>
-      <w:lvlText w:val=""/>
-      <w:lvlJc w:val="left"/>
-      <w:pPr>
-        <w:ind w:left="4320" w:hanging="360"/>
-      </w:pPr>
-      <w:rPr>
-        <w:rFonts w:ascii="Wingdings" w:hAnsi="Wingdings" w:hint="default"/>
-      </w:rPr>
-    </w:lvl>
-    <w:lvl w:ilvl="6" w:tplc="04090001" w:tentative="1">
-      <w:start w:val="1"/>
-      <w:numFmt w:val="bullet"/>
-      <w:lvlText w:val=""/>
-      <w:lvlJc w:val="left"/>
-      <w:pPr>
-        <w:ind w:left="5040" w:hanging="360"/>
-      </w:pPr>
-      <w:rPr>
-        <w:rFonts w:ascii="Symbol" w:hAnsi="Symbol" w:hint="default"/>
-      </w:rPr>
-    </w:lvl>
-    <w:lvl w:ilvl="7" w:tplc="04090003" w:tentative="1">
-      <w:start w:val="1"/>
-      <w:numFmt w:val="bullet"/>
-      <w:lvlText w:val="o"/>
-      <w:lvlJc w:val="left"/>
-      <w:pPr>
-        <w:ind w:left="5760" w:hanging="360"/>
-      </w:pPr>
-      <w:rPr>
-        <w:rFonts w:ascii="Courier New" w:hAnsi="Courier New" w:cs="Courier New" w:hint="default"/>
-      </w:rPr>
-    </w:lvl>
-    <w:lvl w:ilvl="8" w:tplc="04090005" w:tentative="1">
-      <w:start w:val="1"/>
-      <w:numFmt w:val="bullet"/>
-      <w:lvlText w:val=""/>
-      <w:lvlJc w:val="left"/>
-      <w:pPr>
-        <w:ind w:left="6480" w:hanging="360"/>
-      </w:pPr>
-      <w:rPr>
-        <w:rFonts w:ascii="Wingdings" w:hAnsi="Wingdings" w:hint="default"/>
-      </w:rPr>
-    </w:lvl>
-  </w:abstractNum>
-  <w:abstractNum w:abstractNumId="51" w15:restartNumberingAfterBreak="0">
+  <w:abstractNum w:abstractNumId="28" w15:restartNumberingAfterBreak="0">
     <w:nsid w:val="775B1FEC"/>
     <w:multiLevelType w:val="hybridMultilevel"/>
     <w:tmpl w:val="CD2EF94E"/>
@@ -16965,7 +14343,7 @@
       </w:rPr>
     </w:lvl>
   </w:abstractNum>
-  <w:abstractNum w:abstractNumId="52" w15:restartNumberingAfterBreak="0">
+  <w:abstractNum w:abstractNumId="29" w15:restartNumberingAfterBreak="0">
     <w:nsid w:val="784A1037"/>
     <w:multiLevelType w:val="hybridMultilevel"/>
     <w:tmpl w:val="6A166ADC"/>
@@ -17078,120 +14456,7 @@
       </w:rPr>
     </w:lvl>
   </w:abstractNum>
-  <w:abstractNum w:abstractNumId="53" w15:restartNumberingAfterBreak="0">
-    <w:nsid w:val="7D143FDE"/>
-    <w:multiLevelType w:val="multilevel"/>
-    <w:tmpl w:val="A91C0C3A"/>
-    <w:lvl w:ilvl="0">
-      <w:start w:val="1"/>
-      <w:numFmt w:val="decimal"/>
-      <w:lvlText w:val="%1."/>
-      <w:lvlJc w:val="left"/>
-      <w:pPr>
-        <w:ind w:left="504" w:hanging="504"/>
-      </w:pPr>
-      <w:rPr>
-        <w:rFonts w:hint="default"/>
-      </w:rPr>
-    </w:lvl>
-    <w:lvl w:ilvl="1">
-      <w:start w:val="1"/>
-      <w:numFmt w:val="decimal"/>
-      <w:lvlText w:val="%1.%2."/>
-      <w:lvlJc w:val="left"/>
-      <w:pPr>
-        <w:ind w:left="720" w:hanging="720"/>
-      </w:pPr>
-      <w:rPr>
-        <w:rFonts w:hint="default"/>
-      </w:rPr>
-    </w:lvl>
-    <w:lvl w:ilvl="2">
-      <w:start w:val="1"/>
-      <w:numFmt w:val="decimal"/>
-      <w:lvlText w:val="%1.%2.%3."/>
-      <w:lvlJc w:val="left"/>
-      <w:pPr>
-        <w:ind w:left="1080" w:hanging="1080"/>
-      </w:pPr>
-      <w:rPr>
-        <w:rFonts w:hint="default"/>
-      </w:rPr>
-    </w:lvl>
-    <w:lvl w:ilvl="3">
-      <w:start w:val="1"/>
-      <w:numFmt w:val="decimal"/>
-      <w:lvlText w:val="%1.%2.%3.%4."/>
-      <w:lvlJc w:val="left"/>
-      <w:pPr>
-        <w:ind w:left="1080" w:hanging="1080"/>
-      </w:pPr>
-      <w:rPr>
-        <w:rFonts w:hint="default"/>
-      </w:rPr>
-    </w:lvl>
-    <w:lvl w:ilvl="4">
-      <w:start w:val="1"/>
-      <w:numFmt w:val="decimal"/>
-      <w:lvlText w:val="%1.%2.%3.%4.%5."/>
-      <w:lvlJc w:val="left"/>
-      <w:pPr>
-        <w:ind w:left="1440" w:hanging="1440"/>
-      </w:pPr>
-      <w:rPr>
-        <w:rFonts w:hint="default"/>
-      </w:rPr>
-    </w:lvl>
-    <w:lvl w:ilvl="5">
-      <w:start w:val="1"/>
-      <w:numFmt w:val="decimal"/>
-      <w:lvlText w:val="%1.%2.%3.%4.%5.%6."/>
-      <w:lvlJc w:val="left"/>
-      <w:pPr>
-        <w:ind w:left="1800" w:hanging="1800"/>
-      </w:pPr>
-      <w:rPr>
-        <w:rFonts w:hint="default"/>
-      </w:rPr>
-    </w:lvl>
-    <w:lvl w:ilvl="6">
-      <w:start w:val="1"/>
-      <w:numFmt w:val="decimal"/>
-      <w:lvlText w:val="%1.%2.%3.%4.%5.%6.%7."/>
-      <w:lvlJc w:val="left"/>
-      <w:pPr>
-        <w:ind w:left="2160" w:hanging="2160"/>
-      </w:pPr>
-      <w:rPr>
-        <w:rFonts w:hint="default"/>
-      </w:rPr>
-    </w:lvl>
-    <w:lvl w:ilvl="7">
-      <w:start w:val="1"/>
-      <w:numFmt w:val="decimal"/>
-      <w:lvlText w:val="%1.%2.%3.%4.%5.%6.%7.%8."/>
-      <w:lvlJc w:val="left"/>
-      <w:pPr>
-        <w:ind w:left="2160" w:hanging="2160"/>
-      </w:pPr>
-      <w:rPr>
-        <w:rFonts w:hint="default"/>
-      </w:rPr>
-    </w:lvl>
-    <w:lvl w:ilvl="8">
-      <w:start w:val="1"/>
-      <w:numFmt w:val="decimal"/>
-      <w:lvlText w:val="%1.%2.%3.%4.%5.%6.%7.%8.%9."/>
-      <w:lvlJc w:val="left"/>
-      <w:pPr>
-        <w:ind w:left="2520" w:hanging="2520"/>
-      </w:pPr>
-      <w:rPr>
-        <w:rFonts w:hint="default"/>
-      </w:rPr>
-    </w:lvl>
-  </w:abstractNum>
-  <w:abstractNum w:abstractNumId="54" w15:restartNumberingAfterBreak="0">
+  <w:abstractNum w:abstractNumId="30" w15:restartNumberingAfterBreak="0">
     <w:nsid w:val="7DDD6C2C"/>
     <w:multiLevelType w:val="hybridMultilevel"/>
     <w:tmpl w:val="3A7E81BC"/>
@@ -17304,403 +14569,100 @@
       </w:rPr>
     </w:lvl>
   </w:abstractNum>
-  <w:abstractNum w:abstractNumId="55" w15:restartNumberingAfterBreak="0">
-    <w:nsid w:val="7EA00192"/>
-    <w:multiLevelType w:val="hybridMultilevel"/>
-    <w:tmpl w:val="C78CCE62"/>
-    <w:lvl w:ilvl="0" w:tplc="04090001">
-      <w:start w:val="1"/>
-      <w:numFmt w:val="bullet"/>
-      <w:lvlText w:val=""/>
-      <w:lvlJc w:val="left"/>
-      <w:pPr>
-        <w:ind w:left="720" w:hanging="360"/>
-      </w:pPr>
-      <w:rPr>
-        <w:rFonts w:ascii="Symbol" w:hAnsi="Symbol" w:hint="default"/>
-      </w:rPr>
-    </w:lvl>
-    <w:lvl w:ilvl="1" w:tplc="04090003" w:tentative="1">
-      <w:start w:val="1"/>
-      <w:numFmt w:val="bullet"/>
-      <w:lvlText w:val="o"/>
-      <w:lvlJc w:val="left"/>
-      <w:pPr>
-        <w:ind w:left="1440" w:hanging="360"/>
-      </w:pPr>
-      <w:rPr>
-        <w:rFonts w:ascii="Courier New" w:hAnsi="Courier New" w:cs="Courier New" w:hint="default"/>
-      </w:rPr>
-    </w:lvl>
-    <w:lvl w:ilvl="2" w:tplc="04090005" w:tentative="1">
-      <w:start w:val="1"/>
-      <w:numFmt w:val="bullet"/>
-      <w:lvlText w:val=""/>
-      <w:lvlJc w:val="left"/>
-      <w:pPr>
-        <w:ind w:left="2160" w:hanging="360"/>
-      </w:pPr>
-      <w:rPr>
-        <w:rFonts w:ascii="Wingdings" w:hAnsi="Wingdings" w:hint="default"/>
-      </w:rPr>
-    </w:lvl>
-    <w:lvl w:ilvl="3" w:tplc="04090001" w:tentative="1">
-      <w:start w:val="1"/>
-      <w:numFmt w:val="bullet"/>
-      <w:lvlText w:val=""/>
-      <w:lvlJc w:val="left"/>
-      <w:pPr>
-        <w:ind w:left="2880" w:hanging="360"/>
-      </w:pPr>
-      <w:rPr>
-        <w:rFonts w:ascii="Symbol" w:hAnsi="Symbol" w:hint="default"/>
-      </w:rPr>
-    </w:lvl>
-    <w:lvl w:ilvl="4" w:tplc="04090003" w:tentative="1">
-      <w:start w:val="1"/>
-      <w:numFmt w:val="bullet"/>
-      <w:lvlText w:val="o"/>
-      <w:lvlJc w:val="left"/>
-      <w:pPr>
-        <w:ind w:left="3600" w:hanging="360"/>
-      </w:pPr>
-      <w:rPr>
-        <w:rFonts w:ascii="Courier New" w:hAnsi="Courier New" w:cs="Courier New" w:hint="default"/>
-      </w:rPr>
-    </w:lvl>
-    <w:lvl w:ilvl="5" w:tplc="04090005" w:tentative="1">
-      <w:start w:val="1"/>
-      <w:numFmt w:val="bullet"/>
-      <w:lvlText w:val=""/>
-      <w:lvlJc w:val="left"/>
-      <w:pPr>
-        <w:ind w:left="4320" w:hanging="360"/>
-      </w:pPr>
-      <w:rPr>
-        <w:rFonts w:ascii="Wingdings" w:hAnsi="Wingdings" w:hint="default"/>
-      </w:rPr>
-    </w:lvl>
-    <w:lvl w:ilvl="6" w:tplc="04090001" w:tentative="1">
-      <w:start w:val="1"/>
-      <w:numFmt w:val="bullet"/>
-      <w:lvlText w:val=""/>
-      <w:lvlJc w:val="left"/>
-      <w:pPr>
-        <w:ind w:left="5040" w:hanging="360"/>
-      </w:pPr>
-      <w:rPr>
-        <w:rFonts w:ascii="Symbol" w:hAnsi="Symbol" w:hint="default"/>
-      </w:rPr>
-    </w:lvl>
-    <w:lvl w:ilvl="7" w:tplc="04090003" w:tentative="1">
-      <w:start w:val="1"/>
-      <w:numFmt w:val="bullet"/>
-      <w:lvlText w:val="o"/>
-      <w:lvlJc w:val="left"/>
-      <w:pPr>
-        <w:ind w:left="5760" w:hanging="360"/>
-      </w:pPr>
-      <w:rPr>
-        <w:rFonts w:ascii="Courier New" w:hAnsi="Courier New" w:cs="Courier New" w:hint="default"/>
-      </w:rPr>
-    </w:lvl>
-    <w:lvl w:ilvl="8" w:tplc="04090005" w:tentative="1">
-      <w:start w:val="1"/>
-      <w:numFmt w:val="bullet"/>
-      <w:lvlText w:val=""/>
-      <w:lvlJc w:val="left"/>
-      <w:pPr>
-        <w:ind w:left="6480" w:hanging="360"/>
-      </w:pPr>
-      <w:rPr>
-        <w:rFonts w:ascii="Wingdings" w:hAnsi="Wingdings" w:hint="default"/>
-      </w:rPr>
-    </w:lvl>
-  </w:abstractNum>
-  <w:abstractNum w:abstractNumId="56" w15:restartNumberingAfterBreak="0">
-    <w:nsid w:val="7ECC2E62"/>
-    <w:multiLevelType w:val="hybridMultilevel"/>
-    <w:tmpl w:val="2A8CB5BA"/>
-    <w:lvl w:ilvl="0" w:tplc="040C000B">
-      <w:start w:val="1"/>
-      <w:numFmt w:val="bullet"/>
-      <w:lvlText w:val=""/>
-      <w:lvlJc w:val="left"/>
-      <w:pPr>
-        <w:ind w:left="720" w:hanging="360"/>
-      </w:pPr>
-      <w:rPr>
-        <w:rFonts w:ascii="Wingdings" w:hAnsi="Wingdings" w:hint="default"/>
-      </w:rPr>
-    </w:lvl>
-    <w:lvl w:ilvl="1" w:tplc="04090003" w:tentative="1">
-      <w:start w:val="1"/>
-      <w:numFmt w:val="bullet"/>
-      <w:lvlText w:val="o"/>
-      <w:lvlJc w:val="left"/>
-      <w:pPr>
-        <w:ind w:left="1440" w:hanging="360"/>
-      </w:pPr>
-      <w:rPr>
-        <w:rFonts w:ascii="Courier New" w:hAnsi="Courier New" w:cs="Courier New" w:hint="default"/>
-      </w:rPr>
-    </w:lvl>
-    <w:lvl w:ilvl="2" w:tplc="04090005" w:tentative="1">
-      <w:start w:val="1"/>
-      <w:numFmt w:val="bullet"/>
-      <w:lvlText w:val=""/>
-      <w:lvlJc w:val="left"/>
-      <w:pPr>
-        <w:ind w:left="2160" w:hanging="360"/>
-      </w:pPr>
-      <w:rPr>
-        <w:rFonts w:ascii="Wingdings" w:hAnsi="Wingdings" w:hint="default"/>
-      </w:rPr>
-    </w:lvl>
-    <w:lvl w:ilvl="3" w:tplc="04090001" w:tentative="1">
-      <w:start w:val="1"/>
-      <w:numFmt w:val="bullet"/>
-      <w:lvlText w:val=""/>
-      <w:lvlJc w:val="left"/>
-      <w:pPr>
-        <w:ind w:left="2880" w:hanging="360"/>
-      </w:pPr>
-      <w:rPr>
-        <w:rFonts w:ascii="Symbol" w:hAnsi="Symbol" w:hint="default"/>
-      </w:rPr>
-    </w:lvl>
-    <w:lvl w:ilvl="4" w:tplc="04090003" w:tentative="1">
-      <w:start w:val="1"/>
-      <w:numFmt w:val="bullet"/>
-      <w:lvlText w:val="o"/>
-      <w:lvlJc w:val="left"/>
-      <w:pPr>
-        <w:ind w:left="3600" w:hanging="360"/>
-      </w:pPr>
-      <w:rPr>
-        <w:rFonts w:ascii="Courier New" w:hAnsi="Courier New" w:cs="Courier New" w:hint="default"/>
-      </w:rPr>
-    </w:lvl>
-    <w:lvl w:ilvl="5" w:tplc="04090005" w:tentative="1">
-      <w:start w:val="1"/>
-      <w:numFmt w:val="bullet"/>
-      <w:lvlText w:val=""/>
-      <w:lvlJc w:val="left"/>
-      <w:pPr>
-        <w:ind w:left="4320" w:hanging="360"/>
-      </w:pPr>
-      <w:rPr>
-        <w:rFonts w:ascii="Wingdings" w:hAnsi="Wingdings" w:hint="default"/>
-      </w:rPr>
-    </w:lvl>
-    <w:lvl w:ilvl="6" w:tplc="04090001" w:tentative="1">
-      <w:start w:val="1"/>
-      <w:numFmt w:val="bullet"/>
-      <w:lvlText w:val=""/>
-      <w:lvlJc w:val="left"/>
-      <w:pPr>
-        <w:ind w:left="5040" w:hanging="360"/>
-      </w:pPr>
-      <w:rPr>
-        <w:rFonts w:ascii="Symbol" w:hAnsi="Symbol" w:hint="default"/>
-      </w:rPr>
-    </w:lvl>
-    <w:lvl w:ilvl="7" w:tplc="04090003" w:tentative="1">
-      <w:start w:val="1"/>
-      <w:numFmt w:val="bullet"/>
-      <w:lvlText w:val="o"/>
-      <w:lvlJc w:val="left"/>
-      <w:pPr>
-        <w:ind w:left="5760" w:hanging="360"/>
-      </w:pPr>
-      <w:rPr>
-        <w:rFonts w:ascii="Courier New" w:hAnsi="Courier New" w:cs="Courier New" w:hint="default"/>
-      </w:rPr>
-    </w:lvl>
-    <w:lvl w:ilvl="8" w:tplc="04090005" w:tentative="1">
-      <w:start w:val="1"/>
-      <w:numFmt w:val="bullet"/>
-      <w:lvlText w:val=""/>
-      <w:lvlJc w:val="left"/>
-      <w:pPr>
-        <w:ind w:left="6480" w:hanging="360"/>
-      </w:pPr>
-      <w:rPr>
-        <w:rFonts w:ascii="Wingdings" w:hAnsi="Wingdings" w:hint="default"/>
-      </w:rPr>
-    </w:lvl>
-  </w:abstractNum>
-  <w:num w:numId="1" w16cid:durableId="1102189471">
-    <w:abstractNumId w:val="53"/>
+  <w:num w:numId="1" w16cid:durableId="684788347">
+    <w:abstractNumId w:val="22"/>
   </w:num>
-  <w:num w:numId="2" w16cid:durableId="466513643">
-    <w:abstractNumId w:val="33"/>
+  <w:num w:numId="2" w16cid:durableId="702100911">
+    <w:abstractNumId w:val="11"/>
   </w:num>
-  <w:num w:numId="3" w16cid:durableId="942807763">
-    <w:abstractNumId w:val="32"/>
+  <w:num w:numId="3" w16cid:durableId="1590238712">
+    <w:abstractNumId w:val="28"/>
   </w:num>
-  <w:num w:numId="4" w16cid:durableId="780030425">
-    <w:abstractNumId w:val="42"/>
-  </w:num>
-  <w:num w:numId="5" w16cid:durableId="2105875512">
+  <w:num w:numId="4" w16cid:durableId="1622109667">
     <w:abstractNumId w:val="27"/>
   </w:num>
-  <w:num w:numId="6" w16cid:durableId="339311378">
+  <w:num w:numId="5" w16cid:durableId="79640534">
+    <w:abstractNumId w:val="19"/>
+  </w:num>
+  <w:num w:numId="6" w16cid:durableId="1314682642">
+    <w:abstractNumId w:val="10"/>
+  </w:num>
+  <w:num w:numId="7" w16cid:durableId="1285035703">
+    <w:abstractNumId w:val="9"/>
+  </w:num>
+  <w:num w:numId="8" w16cid:durableId="1196237968">
+    <w:abstractNumId w:val="25"/>
+  </w:num>
+  <w:num w:numId="9" w16cid:durableId="1585997070">
+    <w:abstractNumId w:val="4"/>
+  </w:num>
+  <w:num w:numId="10" w16cid:durableId="1915620709">
+    <w:abstractNumId w:val="3"/>
+  </w:num>
+  <w:num w:numId="11" w16cid:durableId="711736052">
+    <w:abstractNumId w:val="23"/>
+  </w:num>
+  <w:num w:numId="12" w16cid:durableId="1434351682">
+    <w:abstractNumId w:val="13"/>
+  </w:num>
+  <w:num w:numId="13" w16cid:durableId="89207609">
+    <w:abstractNumId w:val="15"/>
+  </w:num>
+  <w:num w:numId="14" w16cid:durableId="1257060692">
+    <w:abstractNumId w:val="30"/>
+  </w:num>
+  <w:num w:numId="15" w16cid:durableId="175922100">
+    <w:abstractNumId w:val="18"/>
+  </w:num>
+  <w:num w:numId="16" w16cid:durableId="1504930783">
+    <w:abstractNumId w:val="6"/>
+  </w:num>
+  <w:num w:numId="17" w16cid:durableId="30502928">
+    <w:abstractNumId w:val="21"/>
+  </w:num>
+  <w:num w:numId="18" w16cid:durableId="1940412180">
+    <w:abstractNumId w:val="26"/>
+  </w:num>
+  <w:num w:numId="19" w16cid:durableId="1602951796">
+    <w:abstractNumId w:val="0"/>
+  </w:num>
+  <w:num w:numId="20" w16cid:durableId="1368916291">
+    <w:abstractNumId w:val="1"/>
+  </w:num>
+  <w:num w:numId="21" w16cid:durableId="1597523118">
+    <w:abstractNumId w:val="29"/>
+  </w:num>
+  <w:num w:numId="22" w16cid:durableId="369378747">
+    <w:abstractNumId w:val="16"/>
+  </w:num>
+  <w:num w:numId="23" w16cid:durableId="77143860">
+    <w:abstractNumId w:val="17"/>
+  </w:num>
+  <w:num w:numId="24" w16cid:durableId="1116486179">
+    <w:abstractNumId w:val="2"/>
+  </w:num>
+  <w:num w:numId="25" w16cid:durableId="464354184">
+    <w:abstractNumId w:val="20"/>
+  </w:num>
+  <w:num w:numId="26" w16cid:durableId="1733237261">
+    <w:abstractNumId w:val="5"/>
+  </w:num>
+  <w:num w:numId="27" w16cid:durableId="221447476">
+    <w:abstractNumId w:val="7"/>
+  </w:num>
+  <w:num w:numId="28" w16cid:durableId="498889216">
+    <w:abstractNumId w:val="14"/>
+  </w:num>
+  <w:num w:numId="29" w16cid:durableId="1065642556">
     <w:abstractNumId w:val="12"/>
   </w:num>
-  <w:num w:numId="7" w16cid:durableId="1168055043">
-    <w:abstractNumId w:val="55"/>
+  <w:num w:numId="30" w16cid:durableId="1387215471">
+    <w:abstractNumId w:val="24"/>
   </w:num>
-  <w:num w:numId="8" w16cid:durableId="994646982">
-    <w:abstractNumId w:val="14"/>
-  </w:num>
-  <w:num w:numId="9" w16cid:durableId="1791779980">
-    <w:abstractNumId w:val="7"/>
-  </w:num>
-  <w:num w:numId="10" w16cid:durableId="1216626030">
-    <w:abstractNumId w:val="40"/>
-  </w:num>
-  <w:num w:numId="11" w16cid:durableId="1667591138">
-    <w:abstractNumId w:val="0"/>
-  </w:num>
-  <w:num w:numId="12" w16cid:durableId="1912083572">
-    <w:abstractNumId w:val="18"/>
-  </w:num>
-  <w:num w:numId="13" w16cid:durableId="2128573457">
-    <w:abstractNumId w:val="47"/>
-  </w:num>
-  <w:num w:numId="14" w16cid:durableId="1686706456">
-    <w:abstractNumId w:val="39"/>
-  </w:num>
-  <w:num w:numId="15" w16cid:durableId="1133985979">
-    <w:abstractNumId w:val="10"/>
-  </w:num>
-  <w:num w:numId="16" w16cid:durableId="116685928">
-    <w:abstractNumId w:val="6"/>
-  </w:num>
-  <w:num w:numId="17" w16cid:durableId="763305378">
-    <w:abstractNumId w:val="29"/>
-  </w:num>
-  <w:num w:numId="18" w16cid:durableId="678849378">
-    <w:abstractNumId w:val="26"/>
-  </w:num>
-  <w:num w:numId="19" w16cid:durableId="1510369311">
-    <w:abstractNumId w:val="22"/>
-  </w:num>
-  <w:num w:numId="20" w16cid:durableId="680006182">
-    <w:abstractNumId w:val="43"/>
-  </w:num>
-  <w:num w:numId="21" w16cid:durableId="684788347">
-    <w:abstractNumId w:val="41"/>
-  </w:num>
-  <w:num w:numId="22" w16cid:durableId="702100911">
-    <w:abstractNumId w:val="21"/>
-  </w:num>
-  <w:num w:numId="23" w16cid:durableId="1590238712">
-    <w:abstractNumId w:val="51"/>
-  </w:num>
-  <w:num w:numId="24" w16cid:durableId="2132508356">
-    <w:abstractNumId w:val="56"/>
-  </w:num>
-  <w:num w:numId="25" w16cid:durableId="1622109667">
-    <w:abstractNumId w:val="49"/>
-  </w:num>
-  <w:num w:numId="26" w16cid:durableId="79640534">
-    <w:abstractNumId w:val="36"/>
-  </w:num>
-  <w:num w:numId="27" w16cid:durableId="1314682642">
-    <w:abstractNumId w:val="20"/>
-  </w:num>
-  <w:num w:numId="28" w16cid:durableId="1285035703">
-    <w:abstractNumId w:val="19"/>
-  </w:num>
-  <w:num w:numId="29" w16cid:durableId="1196237968">
-    <w:abstractNumId w:val="46"/>
-  </w:num>
-  <w:num w:numId="30" w16cid:durableId="1585997070">
+  <w:num w:numId="31" w16cid:durableId="392436494">
     <w:abstractNumId w:val="8"/>
   </w:num>
-  <w:num w:numId="31" w16cid:durableId="1915620709">
-    <w:abstractNumId w:val="5"/>
-  </w:num>
-  <w:num w:numId="32" w16cid:durableId="711736052">
-    <w:abstractNumId w:val="44"/>
-  </w:num>
-  <w:num w:numId="33" w16cid:durableId="1434351682">
-    <w:abstractNumId w:val="24"/>
-  </w:num>
-  <w:num w:numId="34" w16cid:durableId="89207609">
-    <w:abstractNumId w:val="28"/>
-  </w:num>
-  <w:num w:numId="35" w16cid:durableId="1257060692">
-    <w:abstractNumId w:val="54"/>
-  </w:num>
-  <w:num w:numId="36" w16cid:durableId="175922100">
-    <w:abstractNumId w:val="35"/>
-  </w:num>
-  <w:num w:numId="37" w16cid:durableId="1927110322">
-    <w:abstractNumId w:val="13"/>
-  </w:num>
-  <w:num w:numId="38" w16cid:durableId="788822145">
-    <w:abstractNumId w:val="1"/>
-  </w:num>
-  <w:num w:numId="39" w16cid:durableId="1732844721">
-    <w:abstractNumId w:val="17"/>
-  </w:num>
-  <w:num w:numId="40" w16cid:durableId="1504930783">
-    <w:abstractNumId w:val="11"/>
-  </w:num>
-  <w:num w:numId="41" w16cid:durableId="30502928">
-    <w:abstractNumId w:val="38"/>
-  </w:num>
-  <w:num w:numId="42" w16cid:durableId="1940412180">
-    <w:abstractNumId w:val="48"/>
-  </w:num>
-  <w:num w:numId="43" w16cid:durableId="1602951796">
-    <w:abstractNumId w:val="2"/>
-  </w:num>
-  <w:num w:numId="44" w16cid:durableId="1368916291">
-    <w:abstractNumId w:val="3"/>
-  </w:num>
-  <w:num w:numId="45" w16cid:durableId="1597523118">
-    <w:abstractNumId w:val="52"/>
-  </w:num>
-  <w:num w:numId="46" w16cid:durableId="369378747">
-    <w:abstractNumId w:val="30"/>
-  </w:num>
-  <w:num w:numId="47" w16cid:durableId="77143860">
-    <w:abstractNumId w:val="34"/>
-  </w:num>
-  <w:num w:numId="48" w16cid:durableId="1116486179">
-    <w:abstractNumId w:val="4"/>
-  </w:num>
-  <w:num w:numId="49" w16cid:durableId="464354184">
-    <w:abstractNumId w:val="37"/>
-  </w:num>
-  <w:num w:numId="50" w16cid:durableId="1733237261">
-    <w:abstractNumId w:val="9"/>
-  </w:num>
-  <w:num w:numId="51" w16cid:durableId="695544947">
-    <w:abstractNumId w:val="50"/>
-  </w:num>
-  <w:num w:numId="52" w16cid:durableId="221447476">
-    <w:abstractNumId w:val="15"/>
-  </w:num>
-  <w:num w:numId="53" w16cid:durableId="498889216">
-    <w:abstractNumId w:val="25"/>
-  </w:num>
-  <w:num w:numId="54" w16cid:durableId="1065642556">
-    <w:abstractNumId w:val="23"/>
-  </w:num>
-  <w:num w:numId="55" w16cid:durableId="1007905678">
-    <w:abstractNumId w:val="31"/>
-  </w:num>
-  <w:num w:numId="56" w16cid:durableId="1387215471">
-    <w:abstractNumId w:val="45"/>
-  </w:num>
-  <w:num w:numId="57" w16cid:durableId="392436494">
-    <w:abstractNumId w:val="16"/>
-  </w:num>
+  <w:numIdMacAtCleanup w:val="31"/>
 </w:numbering>
 </file>
 
